--- a/넛츠_IR덱_대본.docx
+++ b/넛츠_IR덱_대본.docx
@@ -54,7 +54,7 @@
           <w:sz w:val="22"/>
           <w:szCs w:val="22"/>
         </w:rPr>
-        <w:t xml:space="preserve">슬라이드 15장  ·  실측 9:40  ·  10:00까지 여유 20초</w:t>
+        <w:t xml:space="preserve">슬라이드 13장  ·  실측 5:30  ·  IR 표준 배분 5:00</w:t>
       </w:r>
     </w:p>
     <w:p>
@@ -323,7 +323,7 @@
                 <w:sz w:val="19"/>
                 <w:szCs w:val="19"/>
               </w:rPr>
-              <w:t xml:space="preserve">0:12</w:t>
+              <w:t xml:space="preserve">0:20</w:t>
             </w:r>
           </w:p>
         </w:tc>
@@ -377,7 +377,7 @@
                 <w:sz w:val="19"/>
                 <w:szCs w:val="19"/>
               </w:rPr>
-              <w:t xml:space="preserve">문제 ① 사장님</w:t>
+              <w:t xml:space="preserve">문제 — 두 개의 빈칸</w:t>
             </w:r>
           </w:p>
         </w:tc>
@@ -404,7 +404,7 @@
                 <w:sz w:val="19"/>
                 <w:szCs w:val="19"/>
               </w:rPr>
-              <w:t xml:space="preserve">0:12</w:t>
+              <w:t xml:space="preserve">0:20</w:t>
             </w:r>
           </w:p>
         </w:tc>
@@ -431,7 +431,7 @@
                 <w:sz w:val="19"/>
                 <w:szCs w:val="19"/>
               </w:rPr>
-              <w:t xml:space="preserve">0:45</w:t>
+              <w:t xml:space="preserve">1:00</w:t>
             </w:r>
           </w:p>
         </w:tc>
@@ -485,7 +485,7 @@
                 <w:sz w:val="19"/>
                 <w:szCs w:val="19"/>
               </w:rPr>
-              <w:t xml:space="preserve">문제 ② 사용자</w:t>
+              <w:t xml:space="preserve">솔루션</w:t>
             </w:r>
           </w:p>
         </w:tc>
@@ -512,7 +512,7 @@
                 <w:sz w:val="19"/>
                 <w:szCs w:val="19"/>
               </w:rPr>
-              <w:t xml:space="preserve">0:57</w:t>
+              <w:t xml:space="preserve">1:20</w:t>
             </w:r>
           </w:p>
         </w:tc>
@@ -539,7 +539,7 @@
                 <w:sz w:val="19"/>
                 <w:szCs w:val="19"/>
               </w:rPr>
-              <w:t xml:space="preserve">0:35</w:t>
+              <w:t xml:space="preserve">0:40</w:t>
             </w:r>
           </w:p>
         </w:tc>
@@ -593,7 +593,7 @@
                 <w:sz w:val="19"/>
                 <w:szCs w:val="19"/>
               </w:rPr>
-              <w:t xml:space="preserve">두 개의 빈칸</w:t>
+              <w:t xml:space="preserve">코어 메커니즘</w:t>
             </w:r>
           </w:p>
         </w:tc>
@@ -620,7 +620,7 @@
                 <w:sz w:val="19"/>
                 <w:szCs w:val="19"/>
               </w:rPr>
-              <w:t xml:space="preserve">1:32</w:t>
+              <w:t xml:space="preserve">2:00</w:t>
             </w:r>
           </w:p>
         </w:tc>
@@ -647,7 +647,7 @@
                 <w:sz w:val="19"/>
                 <w:szCs w:val="19"/>
               </w:rPr>
-              <w:t xml:space="preserve">0:25</w:t>
+              <w:t xml:space="preserve">0:20</w:t>
             </w:r>
           </w:p>
         </w:tc>
@@ -701,7 +701,7 @@
                 <w:sz w:val="19"/>
                 <w:szCs w:val="19"/>
               </w:rPr>
-              <w:t xml:space="preserve">시장의 빈칸</w:t>
+              <w:t xml:space="preserve">포지셔닝 맵</w:t>
             </w:r>
           </w:p>
         </w:tc>
@@ -728,7 +728,7 @@
                 <w:sz w:val="19"/>
                 <w:szCs w:val="19"/>
               </w:rPr>
-              <w:t xml:space="preserve">1:57</w:t>
+              <w:t xml:space="preserve">2:20</w:t>
             </w:r>
           </w:p>
         </w:tc>
@@ -755,7 +755,7 @@
                 <w:sz w:val="19"/>
                 <w:szCs w:val="19"/>
               </w:rPr>
-              <w:t xml:space="preserve">1:00</w:t>
+              <w:t xml:space="preserve">0:15</w:t>
             </w:r>
           </w:p>
         </w:tc>
@@ -809,7 +809,7 @@
                 <w:sz w:val="19"/>
                 <w:szCs w:val="19"/>
               </w:rPr>
-              <w:t xml:space="preserve">솔루션</w:t>
+              <w:t xml:space="preserve">타깃 · 시장 규모</w:t>
             </w:r>
           </w:p>
         </w:tc>
@@ -836,7 +836,7 @@
                 <w:sz w:val="19"/>
                 <w:szCs w:val="19"/>
               </w:rPr>
-              <w:t xml:space="preserve">2:57</w:t>
+              <w:t xml:space="preserve">2:35</w:t>
             </w:r>
           </w:p>
         </w:tc>
@@ -863,7 +863,7 @@
                 <w:sz w:val="19"/>
                 <w:szCs w:val="19"/>
               </w:rPr>
-              <w:t xml:space="preserve">0:30</w:t>
+              <w:t xml:space="preserve">0:15</w:t>
             </w:r>
           </w:p>
         </w:tc>
@@ -917,7 +917,7 @@
                 <w:sz w:val="19"/>
                 <w:szCs w:val="19"/>
               </w:rPr>
-              <w:t xml:space="preserve">도달 가능성 필터</w:t>
+              <w:t xml:space="preserve">비즈니스 모델</w:t>
             </w:r>
           </w:p>
         </w:tc>
@@ -944,7 +944,7 @@
                 <w:sz w:val="19"/>
                 <w:szCs w:val="19"/>
               </w:rPr>
-              <w:t xml:space="preserve">3:27</w:t>
+              <w:t xml:space="preserve">2:50</w:t>
             </w:r>
           </w:p>
         </w:tc>
@@ -971,7 +971,7 @@
                 <w:sz w:val="19"/>
                 <w:szCs w:val="19"/>
               </w:rPr>
-              <w:t xml:space="preserve">1:05</w:t>
+              <w:t xml:space="preserve">1:00</w:t>
             </w:r>
           </w:p>
         </w:tc>
@@ -1025,7 +1025,7 @@
                 <w:sz w:val="19"/>
                 <w:szCs w:val="19"/>
               </w:rPr>
-              <w:t xml:space="preserve">세 가지 효과</w:t>
+              <w:t xml:space="preserve">트랙션</w:t>
             </w:r>
           </w:p>
         </w:tc>
@@ -1052,7 +1052,7 @@
                 <w:sz w:val="19"/>
                 <w:szCs w:val="19"/>
               </w:rPr>
-              <w:t xml:space="preserve">4:32</w:t>
+              <w:t xml:space="preserve">3:50</w:t>
             </w:r>
           </w:p>
         </w:tc>
@@ -1079,7 +1079,7 @@
                 <w:sz w:val="19"/>
                 <w:szCs w:val="19"/>
               </w:rPr>
-              <w:t xml:space="preserve">0:28</w:t>
+              <w:t xml:space="preserve">0:30</w:t>
             </w:r>
           </w:p>
         </w:tc>
@@ -1133,7 +1133,7 @@
                 <w:sz w:val="19"/>
                 <w:szCs w:val="19"/>
               </w:rPr>
-              <w:t xml:space="preserve">타깃</w:t>
+              <w:t xml:space="preserve">KPI · 로드맵</w:t>
             </w:r>
           </w:p>
         </w:tc>
@@ -1160,7 +1160,7 @@
                 <w:sz w:val="19"/>
                 <w:szCs w:val="19"/>
               </w:rPr>
-              <w:t xml:space="preserve">5:00</w:t>
+              <w:t xml:space="preserve">4:20</w:t>
             </w:r>
           </w:p>
         </w:tc>
@@ -1241,7 +1241,7 @@
                 <w:sz w:val="19"/>
                 <w:szCs w:val="19"/>
               </w:rPr>
-              <w:t xml:space="preserve">비즈니스 모델</w:t>
+              <w:t xml:space="preserve">팀</w:t>
             </w:r>
           </w:p>
         </w:tc>
@@ -1268,7 +1268,7 @@
                 <w:sz w:val="19"/>
                 <w:szCs w:val="19"/>
               </w:rPr>
-              <w:t xml:space="preserve">5:30</w:t>
+              <w:t xml:space="preserve">4:50</w:t>
             </w:r>
           </w:p>
         </w:tc>
@@ -1295,7 +1295,7 @@
                 <w:sz w:val="19"/>
                 <w:szCs w:val="19"/>
               </w:rPr>
-              <w:t xml:space="preserve">0:45</w:t>
+              <w:t xml:space="preserve">0:10</w:t>
             </w:r>
           </w:p>
         </w:tc>
@@ -1349,7 +1349,7 @@
                 <w:sz w:val="19"/>
                 <w:szCs w:val="19"/>
               </w:rPr>
-              <w:t xml:space="preserve">재무</w:t>
+              <w:t xml:space="preserve">요청</w:t>
             </w:r>
           </w:p>
         </w:tc>
@@ -1376,7 +1376,7 @@
                 <w:sz w:val="19"/>
                 <w:szCs w:val="19"/>
               </w:rPr>
-              <w:t xml:space="preserve">6:15</w:t>
+              <w:t xml:space="preserve">5:00</w:t>
             </w:r>
           </w:p>
         </w:tc>
@@ -1403,7 +1403,7 @@
                 <w:sz w:val="19"/>
                 <w:szCs w:val="19"/>
               </w:rPr>
-              <w:t xml:space="preserve">0:50</w:t>
+              <w:t xml:space="preserve">0:20</w:t>
             </w:r>
           </w:p>
         </w:tc>
@@ -1457,7 +1457,7 @@
                 <w:sz w:val="19"/>
                 <w:szCs w:val="19"/>
               </w:rPr>
-              <w:t xml:space="preserve">확장</w:t>
+              <w:t xml:space="preserve">클로징</w:t>
             </w:r>
           </w:p>
         </w:tc>
@@ -1484,7 +1484,7 @@
                 <w:sz w:val="19"/>
                 <w:szCs w:val="19"/>
               </w:rPr>
-              <w:t xml:space="preserve">7:05</w:t>
+              <w:t xml:space="preserve">5:20</w:t>
             </w:r>
           </w:p>
         </w:tc>
@@ -1511,7 +1511,7 @@
                 <w:sz w:val="19"/>
                 <w:szCs w:val="19"/>
               </w:rPr>
-              <w:t xml:space="preserve">0:40</w:t>
+              <w:t xml:space="preserve">0:10</w:t>
             </w:r>
           </w:p>
         </w:tc>
@@ -1565,7 +1565,7 @@
                 <w:sz w:val="19"/>
                 <w:szCs w:val="19"/>
               </w:rPr>
-              <w:t xml:space="preserve">운영 · 리스크</w:t>
+              <w:t xml:space="preserve">백업 · 운영 · 리스크</w:t>
             </w:r>
           </w:p>
         </w:tc>
@@ -1592,7 +1592,7 @@
                 <w:sz w:val="19"/>
                 <w:szCs w:val="19"/>
               </w:rPr>
-              <w:t xml:space="preserve">7:45</w:t>
+              <w:t xml:space="preserve">5:30</w:t>
             </w:r>
           </w:p>
         </w:tc>
@@ -1619,223 +1619,7 @@
                 <w:sz w:val="19"/>
                 <w:szCs w:val="19"/>
               </w:rPr>
-              <w:t xml:space="preserve">0:40</w:t>
-            </w:r>
-          </w:p>
-        </w:tc>
-      </w:tr>
-      <w:tr>
-        <w:tc>
-          <w:tcPr>
-            <w:tcW w:type="dxa" w:w="1200"/>
-            <w:shd w:fill="FFFFFF" w:color="auto" w:val="clear"/>
-            <w:tcMar>
-              <w:top w:type="dxa" w:w="70"/>
-              <w:left w:type="dxa" w:w="110"/>
-              <w:bottom w:type="dxa" w:w="70"/>
-              <w:right w:type="dxa" w:w="110"/>
-            </w:tcMar>
-          </w:tcPr>
-          <w:p>
-            <w:pPr>
-              <w:spacing w:after="0" w:before="0"/>
-            </w:pPr>
-            <w:r>
-              <w:rPr>
-                <w:rFonts w:ascii="맑은 고딕" w:cs="맑은 고딕" w:eastAsia="맑은 고딕" w:hAnsi="맑은 고딕"/>
-                <w:color w:val="1A1A1A"/>
-                <w:sz w:val="19"/>
-                <w:szCs w:val="19"/>
-              </w:rPr>
-              <w:t xml:space="preserve">S14</w:t>
-            </w:r>
-          </w:p>
-        </w:tc>
-        <w:tc>
-          <w:tcPr>
-            <w:tcW w:type="dxa" w:w="5200"/>
-            <w:shd w:fill="FFFFFF" w:color="auto" w:val="clear"/>
-            <w:tcMar>
-              <w:top w:type="dxa" w:w="70"/>
-              <w:left w:type="dxa" w:w="110"/>
-              <w:bottom w:type="dxa" w:w="70"/>
-              <w:right w:type="dxa" w:w="110"/>
-            </w:tcMar>
-          </w:tcPr>
-          <w:p>
-            <w:pPr>
-              <w:spacing w:after="0" w:before="0"/>
-            </w:pPr>
-            <w:r>
-              <w:rPr>
-                <w:rFonts w:ascii="맑은 고딕" w:cs="맑은 고딕" w:eastAsia="맑은 고딕" w:hAnsi="맑은 고딕"/>
-                <w:color w:val="1A1A1A"/>
-                <w:sz w:val="19"/>
-                <w:szCs w:val="19"/>
-              </w:rPr>
-              <w:t xml:space="preserve">앱 화면</w:t>
-            </w:r>
-          </w:p>
-        </w:tc>
-        <w:tc>
-          <w:tcPr>
-            <w:tcW w:type="dxa" w:w="1500"/>
-            <w:shd w:fill="FFFFFF" w:color="auto" w:val="clear"/>
-            <w:tcMar>
-              <w:top w:type="dxa" w:w="70"/>
-              <w:left w:type="dxa" w:w="110"/>
-              <w:bottom w:type="dxa" w:w="70"/>
-              <w:right w:type="dxa" w:w="110"/>
-            </w:tcMar>
-          </w:tcPr>
-          <w:p>
-            <w:pPr>
-              <w:spacing w:after="0" w:before="0"/>
-              <w:jc w:val="right"/>
-            </w:pPr>
-            <w:r>
-              <w:rPr>
-                <w:rFonts w:ascii="맑은 고딕" w:cs="맑은 고딕" w:eastAsia="맑은 고딕" w:hAnsi="맑은 고딕"/>
-                <w:color w:val="1A1A1A"/>
-                <w:sz w:val="19"/>
-                <w:szCs w:val="19"/>
-              </w:rPr>
-              <w:t xml:space="preserve">8:25</w:t>
-            </w:r>
-          </w:p>
-        </w:tc>
-        <w:tc>
-          <w:tcPr>
-            <w:tcW w:type="dxa" w:w="1500"/>
-            <w:shd w:fill="FFFFFF" w:color="auto" w:val="clear"/>
-            <w:tcMar>
-              <w:top w:type="dxa" w:w="70"/>
-              <w:left w:type="dxa" w:w="110"/>
-              <w:bottom w:type="dxa" w:w="70"/>
-              <w:right w:type="dxa" w:w="110"/>
-            </w:tcMar>
-          </w:tcPr>
-          <w:p>
-            <w:pPr>
-              <w:spacing w:after="0" w:before="0"/>
-              <w:jc w:val="right"/>
-            </w:pPr>
-            <w:r>
-              <w:rPr>
-                <w:rFonts w:ascii="맑은 고딕" w:cs="맑은 고딕" w:eastAsia="맑은 고딕" w:hAnsi="맑은 고딕"/>
-                <w:color w:val="1A1A1A"/>
-                <w:sz w:val="19"/>
-                <w:szCs w:val="19"/>
-              </w:rPr>
-              <w:t xml:space="preserve">0:35</w:t>
-            </w:r>
-          </w:p>
-        </w:tc>
-      </w:tr>
-      <w:tr>
-        <w:tc>
-          <w:tcPr>
-            <w:tcW w:type="dxa" w:w="1200"/>
-            <w:shd w:fill="FFFFFF" w:color="auto" w:val="clear"/>
-            <w:tcMar>
-              <w:top w:type="dxa" w:w="70"/>
-              <w:left w:type="dxa" w:w="110"/>
-              <w:bottom w:type="dxa" w:w="70"/>
-              <w:right w:type="dxa" w:w="110"/>
-            </w:tcMar>
-          </w:tcPr>
-          <w:p>
-            <w:pPr>
-              <w:spacing w:after="0" w:before="0"/>
-            </w:pPr>
-            <w:r>
-              <w:rPr>
-                <w:rFonts w:ascii="맑은 고딕" w:cs="맑은 고딕" w:eastAsia="맑은 고딕" w:hAnsi="맑은 고딕"/>
-                <w:color w:val="1A1A1A"/>
-                <w:sz w:val="19"/>
-                <w:szCs w:val="19"/>
-              </w:rPr>
-              <w:t xml:space="preserve">S15</w:t>
-            </w:r>
-          </w:p>
-        </w:tc>
-        <w:tc>
-          <w:tcPr>
-            <w:tcW w:type="dxa" w:w="5200"/>
-            <w:shd w:fill="FFFFFF" w:color="auto" w:val="clear"/>
-            <w:tcMar>
-              <w:top w:type="dxa" w:w="70"/>
-              <w:left w:type="dxa" w:w="110"/>
-              <w:bottom w:type="dxa" w:w="70"/>
-              <w:right w:type="dxa" w:w="110"/>
-            </w:tcMar>
-          </w:tcPr>
-          <w:p>
-            <w:pPr>
-              <w:spacing w:after="0" w:before="0"/>
-            </w:pPr>
-            <w:r>
-              <w:rPr>
-                <w:rFonts w:ascii="맑은 고딕" w:cs="맑은 고딕" w:eastAsia="맑은 고딕" w:hAnsi="맑은 고딕"/>
-                <w:color w:val="1A1A1A"/>
-                <w:sz w:val="19"/>
-                <w:szCs w:val="19"/>
-              </w:rPr>
-              <w:t xml:space="preserve">요청 · 클로징</w:t>
-            </w:r>
-          </w:p>
-        </w:tc>
-        <w:tc>
-          <w:tcPr>
-            <w:tcW w:type="dxa" w:w="1500"/>
-            <w:shd w:fill="FFFFFF" w:color="auto" w:val="clear"/>
-            <w:tcMar>
-              <w:top w:type="dxa" w:w="70"/>
-              <w:left w:type="dxa" w:w="110"/>
-              <w:bottom w:type="dxa" w:w="70"/>
-              <w:right w:type="dxa" w:w="110"/>
-            </w:tcMar>
-          </w:tcPr>
-          <w:p>
-            <w:pPr>
-              <w:spacing w:after="0" w:before="0"/>
-              <w:jc w:val="right"/>
-            </w:pPr>
-            <w:r>
-              <w:rPr>
-                <w:rFonts w:ascii="맑은 고딕" w:cs="맑은 고딕" w:eastAsia="맑은 고딕" w:hAnsi="맑은 고딕"/>
-                <w:color w:val="1A1A1A"/>
-                <w:sz w:val="19"/>
-                <w:szCs w:val="19"/>
-              </w:rPr>
-              <w:t xml:space="preserve">9:00</w:t>
-            </w:r>
-          </w:p>
-        </w:tc>
-        <w:tc>
-          <w:tcPr>
-            <w:tcW w:type="dxa" w:w="1500"/>
-            <w:shd w:fill="FFFFFF" w:color="auto" w:val="clear"/>
-            <w:tcMar>
-              <w:top w:type="dxa" w:w="70"/>
-              <w:left w:type="dxa" w:w="110"/>
-              <w:bottom w:type="dxa" w:w="70"/>
-              <w:right w:type="dxa" w:w="110"/>
-            </w:tcMar>
-          </w:tcPr>
-          <w:p>
-            <w:pPr>
-              <w:spacing w:after="0" w:before="0"/>
-              <w:jc w:val="right"/>
-            </w:pPr>
-            <w:r>
-              <w:rPr>
-                <w:rFonts w:ascii="맑은 고딕" w:cs="맑은 고딕" w:eastAsia="맑은 고딕" w:hAnsi="맑은 고딕"/>
-                <w:color w:val="1A1A1A"/>
-                <w:sz w:val="19"/>
-                <w:szCs w:val="19"/>
-              </w:rPr>
-              <w:t xml:space="preserve">0:40</w:t>
+              <w:t xml:space="preserve">0:00</w:t>
             </w:r>
           </w:p>
         </w:tc>
@@ -1928,7 +1712,7 @@
                 <w:sz w:val="19"/>
                 <w:szCs w:val="19"/>
               </w:rPr>
-              <w:t xml:space="preserve">9:40</w:t>
+              <w:t xml:space="preserve">5:30</w:t>
             </w:r>
           </w:p>
         </w:tc>
@@ -1964,7 +1748,7 @@
           <w:sz w:val="18"/>
           <w:szCs w:val="18"/>
         </w:rPr>
-        <w:t xml:space="preserve">누적 0:00  ·  분량 0:12</w:t>
+        <w:t xml:space="preserve">누적 0:00  ·  분량 0:20</w:t>
       </w:r>
     </w:p>
     <w:p>
@@ -2029,7 +1813,7 @@
           <w:sz w:val="24"/>
           <w:szCs w:val="24"/>
         </w:rPr>
-        <w:t xml:space="preserve">10분 동안 문제부터 숫자까지 보여드리겠습니다.</w:t>
+        <w:t xml:space="preserve">문제부터 숫자까지 보여드리겠습니다.</w:t>
       </w:r>
     </w:p>
     <w:p>
@@ -2043,7 +1827,7 @@
           <w:sz w:val="28"/>
           <w:szCs w:val="28"/>
         </w:rPr>
-        <w:t xml:space="preserve">S2 · 문제 ① 사장님</w:t>
+        <w:t xml:space="preserve">S2 · 문제 — 두 개의 빈칸</w:t>
       </w:r>
     </w:p>
     <w:p>
@@ -2057,33 +1841,103 @@
           <w:sz w:val="18"/>
           <w:szCs w:val="18"/>
         </w:rPr>
-        <w:t xml:space="preserve">누적 0:12  ·  분량 0:45</w:t>
-      </w:r>
-    </w:p>
-    <w:p>
-      <w:pPr>
-        <w:spacing w:after="60" w:before="60" w:line="340"/>
-        <w:ind w:left="200"/>
-      </w:pPr>
-      <w:r>
-        <w:rPr>
-          <w:rFonts w:ascii="맑은 고딕" w:cs="맑은 고딕" w:eastAsia="맑은 고딕" w:hAnsi="맑은 고딕"/>
-          <w:color w:val="1A1A1A"/>
-          <w:sz w:val="24"/>
-          <w:szCs w:val="24"/>
-        </w:rPr>
-        <w:t xml:space="preserve">여기 네일샵 사장님이 계십니다. 방금 전화를 받았습니다. </w:t>
-      </w:r>
-      <w:r>
-        <w:rPr>
-          <w:rFonts w:ascii="맑은 고딕" w:cs="맑은 고딕" w:eastAsia="맑은 고딕" w:hAnsi="맑은 고딕"/>
-          <w:b/>
-          <w:bCs/>
-          <w:color w:val="3B2314"/>
-          <w:sz w:val="24"/>
-          <w:szCs w:val="24"/>
-        </w:rPr>
-        <w:t xml:space="preserve">한 시 예약이 취소됐습니다.</w:t>
+        <w:t xml:space="preserve">누적 0:20  ·  분량 1:00</w:t>
+      </w:r>
+    </w:p>
+    <w:p>
+      <w:pPr>
+        <w:spacing w:after="60" w:before="60" w:line="340"/>
+        <w:ind w:left="200"/>
+      </w:pPr>
+      <w:r>
+        <w:rPr>
+          <w:rFonts w:ascii="맑은 고딕" w:cs="맑은 고딕" w:eastAsia="맑은 고딕" w:hAnsi="맑은 고딕"/>
+          <w:color w:val="1A1A1A"/>
+          <w:sz w:val="24"/>
+          <w:szCs w:val="24"/>
+        </w:rPr>
+        <w:t xml:space="preserve">문제는 양쪽에 동시에 있습니다. /</w:t>
+      </w:r>
+    </w:p>
+    <w:p>
+      <w:pPr>
+        <w:spacing w:after="60" w:before="60" w:line="340"/>
+        <w:ind w:left="200"/>
+      </w:pPr>
+      <w:r>
+        <w:rPr>
+          <w:rFonts w:ascii="맑은 고딕" w:cs="맑은 고딕" w:eastAsia="맑은 고딕" w:hAnsi="맑은 고딕"/>
+          <w:color w:val="1A1A1A"/>
+          <w:sz w:val="24"/>
+          <w:szCs w:val="24"/>
+        </w:rPr>
+        <w:t xml:space="preserve">왼쪽, </w:t>
+      </w:r>
+      <w:r>
+        <w:rPr>
+          <w:rFonts w:ascii="맑은 고딕" w:cs="맑은 고딕" w:eastAsia="맑은 고딕" w:hAnsi="맑은 고딕"/>
+          <w:b/>
+          <w:bCs/>
+          <w:color w:val="3B2314"/>
+          <w:sz w:val="24"/>
+          <w:szCs w:val="24"/>
+        </w:rPr>
+        <w:t xml:space="preserve">네일샵 사장님</w:t>
+      </w:r>
+      <w:r>
+        <w:rPr>
+          <w:rFonts w:ascii="맑은 고딕" w:cs="맑은 고딕" w:eastAsia="맑은 고딕" w:hAnsi="맑은 고딕"/>
+          <w:color w:val="1A1A1A"/>
+          <w:sz w:val="24"/>
+          <w:szCs w:val="24"/>
+        </w:rPr>
+        <w:t xml:space="preserve">입니다. 방금 전화를 받았습니다. 오늘 한 시 예약이 취소됐습니다. /</w:t>
+      </w:r>
+    </w:p>
+    <w:p>
+      <w:pPr>
+        <w:spacing w:after="60" w:before="60" w:line="340"/>
+        <w:ind w:left="200"/>
+      </w:pPr>
+      <w:r>
+        <w:rPr>
+          <w:rFonts w:ascii="맑은 고딕" w:cs="맑은 고딕" w:eastAsia="맑은 고딕" w:hAnsi="맑은 고딕"/>
+          <w:color w:val="1A1A1A"/>
+          <w:sz w:val="24"/>
+          <w:szCs w:val="24"/>
+        </w:rPr>
+        <w:t xml:space="preserve">예약 기반 서비스업의 재고는 물건이 아니라 </w:t>
+      </w:r>
+      <w:r>
+        <w:rPr>
+          <w:rFonts w:ascii="맑은 고딕" w:cs="맑은 고딕" w:eastAsia="맑은 고딕" w:hAnsi="맑은 고딕"/>
+          <w:b/>
+          <w:bCs/>
+          <w:color w:val="3B2314"/>
+          <w:sz w:val="24"/>
+          <w:szCs w:val="24"/>
+        </w:rPr>
+        <w:t xml:space="preserve">시간</w:t>
+      </w:r>
+      <w:r>
+        <w:rPr>
+          <w:rFonts w:ascii="맑은 고딕" w:cs="맑은 고딕" w:eastAsia="맑은 고딕" w:hAnsi="맑은 고딕"/>
+          <w:color w:val="1A1A1A"/>
+          <w:sz w:val="24"/>
+          <w:szCs w:val="24"/>
+        </w:rPr>
+        <w:t xml:space="preserve">입니다. 팔지 못한 한 시부터 두 시는 내일로 넘길 수 없습니다. </w:t>
+      </w:r>
+      <w:r>
+        <w:rPr>
+          <w:rFonts w:ascii="맑은 고딕" w:cs="맑은 고딕" w:eastAsia="맑은 고딕" w:hAnsi="맑은 고딕"/>
+          <w:b/>
+          <w:bCs/>
+          <w:color w:val="3B2314"/>
+          <w:sz w:val="24"/>
+          <w:szCs w:val="24"/>
+        </w:rPr>
+        <w:t xml:space="preserve">그 자리에서 영원히 사라집니다.</w:t>
       </w:r>
       <w:r>
         <w:rPr>
@@ -2107,53 +1961,123 @@
           <w:sz w:val="24"/>
           <w:szCs w:val="24"/>
         </w:rPr>
-        <w:t xml:space="preserve">미용실, 네일, 마사지 같은 예약 기반 서비스업의 재고는 물건이 아니라 </w:t>
-      </w:r>
-      <w:r>
-        <w:rPr>
-          <w:rFonts w:ascii="맑은 고딕" w:cs="맑은 고딕" w:eastAsia="맑은 고딕" w:hAnsi="맑은 고딕"/>
-          <w:b/>
-          <w:bCs/>
-          <w:color w:val="3B2314"/>
-          <w:sz w:val="24"/>
-          <w:szCs w:val="24"/>
-        </w:rPr>
-        <w:t xml:space="preserve">시간</w:t>
-      </w:r>
-      <w:r>
-        <w:rPr>
-          <w:rFonts w:ascii="맑은 고딕" w:cs="맑은 고딕" w:eastAsia="맑은 고딕" w:hAnsi="맑은 고딕"/>
-          <w:color w:val="1A1A1A"/>
-          <w:sz w:val="24"/>
-          <w:szCs w:val="24"/>
-        </w:rPr>
-        <w:t xml:space="preserve">입니다. /</w:t>
-      </w:r>
-    </w:p>
-    <w:p>
-      <w:pPr>
-        <w:spacing w:after="60" w:before="60" w:line="340"/>
-        <w:ind w:left="200"/>
-      </w:pPr>
-      <w:r>
-        <w:rPr>
-          <w:rFonts w:ascii="맑은 고딕" w:cs="맑은 고딕" w:eastAsia="맑은 고딕" w:hAnsi="맑은 고딕"/>
-          <w:color w:val="1A1A1A"/>
-          <w:sz w:val="24"/>
-          <w:szCs w:val="24"/>
-        </w:rPr>
-        <w:t xml:space="preserve">팔지 못한 한 시부터 두 시는 내일로 넘길 수 없습니다. </w:t>
-      </w:r>
-      <w:r>
-        <w:rPr>
-          <w:rFonts w:ascii="맑은 고딕" w:cs="맑은 고딕" w:eastAsia="맑은 고딕" w:hAnsi="맑은 고딕"/>
-          <w:b/>
-          <w:bCs/>
-          <w:color w:val="3B2314"/>
-          <w:sz w:val="24"/>
-          <w:szCs w:val="24"/>
-        </w:rPr>
-        <w:t xml:space="preserve">그 자리에서 영원히 사라집니다.</w:t>
+        <w:t xml:space="preserve">당일 취소 한 건은 그 슬롯 매출의 </w:t>
+      </w:r>
+      <w:r>
+        <w:rPr>
+          <w:rFonts w:ascii="맑은 고딕" w:cs="맑은 고딕" w:eastAsia="맑은 고딕" w:hAnsi="맑은 고딕"/>
+          <w:b/>
+          <w:bCs/>
+          <w:color w:val="3B2314"/>
+          <w:sz w:val="24"/>
+          <w:szCs w:val="24"/>
+        </w:rPr>
+        <w:t xml:space="preserve">100% 손실</w:t>
+      </w:r>
+      <w:r>
+        <w:rPr>
+          <w:rFonts w:ascii="맑은 고딕" w:cs="맑은 고딕" w:eastAsia="맑은 고딕" w:hAnsi="맑은 고딕"/>
+          <w:color w:val="1A1A1A"/>
+          <w:sz w:val="24"/>
+          <w:szCs w:val="24"/>
+        </w:rPr>
+        <w:t xml:space="preserve">이고, 그 시간에도 임대료와 인건비는 그대로 나갑니다. /</w:t>
+      </w:r>
+    </w:p>
+    <w:p>
+      <w:pPr>
+        <w:spacing w:after="60" w:before="60" w:line="340"/>
+        <w:ind w:left="200"/>
+      </w:pPr>
+      <w:r>
+        <w:rPr>
+          <w:rFonts w:ascii="맑은 고딕" w:cs="맑은 고딕" w:eastAsia="맑은 고딕" w:hAnsi="맑은 고딕"/>
+          <w:color w:val="1A1A1A"/>
+          <w:sz w:val="24"/>
+          <w:szCs w:val="24"/>
+        </w:rPr>
+        <w:t xml:space="preserve">오른쪽, </w:t>
+      </w:r>
+      <w:r>
+        <w:rPr>
+          <w:rFonts w:ascii="맑은 고딕" w:cs="맑은 고딕" w:eastAsia="맑은 고딕" w:hAnsi="맑은 고딕"/>
+          <w:b/>
+          <w:bCs/>
+          <w:color w:val="3B2314"/>
+          <w:sz w:val="24"/>
+          <w:szCs w:val="24"/>
+        </w:rPr>
+        <w:t xml:space="preserve">강남역 오후 두 시</w:t>
+      </w:r>
+      <w:r>
+        <w:rPr>
+          <w:rFonts w:ascii="맑은 고딕" w:cs="맑은 고딕" w:eastAsia="맑은 고딕" w:hAnsi="맑은 고딕"/>
+          <w:color w:val="1A1A1A"/>
+          <w:sz w:val="24"/>
+          <w:szCs w:val="24"/>
+        </w:rPr>
+        <w:t xml:space="preserve">입니다. 회의가 취소돼서 시간이 비었습니다. 무심코 손을 내려다봅니다. 손톱 정리를 한 게 언제였더라. /</w:t>
+      </w:r>
+    </w:p>
+    <w:p>
+      <w:pPr>
+        <w:spacing w:after="60" w:before="60" w:line="340"/>
+        <w:ind w:left="200"/>
+      </w:pPr>
+      <w:r>
+        <w:rPr>
+          <w:rFonts w:ascii="맑은 고딕" w:cs="맑은 고딕" w:eastAsia="맑은 고딕" w:hAnsi="맑은 고딕"/>
+          <w:color w:val="1A1A1A"/>
+          <w:sz w:val="24"/>
+          <w:szCs w:val="24"/>
+        </w:rPr>
+        <w:t xml:space="preserve">약속 전 30분, 늦는 친구, 취소된 회의 — 누구에게나 이런 </w:t>
+      </w:r>
+      <w:r>
+        <w:rPr>
+          <w:rFonts w:ascii="맑은 고딕" w:cs="맑은 고딕" w:eastAsia="맑은 고딕" w:hAnsi="맑은 고딕"/>
+          <w:b/>
+          <w:bCs/>
+          <w:color w:val="3B2314"/>
+          <w:sz w:val="24"/>
+          <w:szCs w:val="24"/>
+        </w:rPr>
+        <w:t xml:space="preserve">떠 있는 시간</w:t>
+      </w:r>
+      <w:r>
+        <w:rPr>
+          <w:rFonts w:ascii="맑은 고딕" w:cs="맑은 고딕" w:eastAsia="맑은 고딕" w:hAnsi="맑은 고딕"/>
+          <w:color w:val="1A1A1A"/>
+          <w:sz w:val="24"/>
+          <w:szCs w:val="24"/>
+        </w:rPr>
+        <w:t xml:space="preserve">이 있습니다. 그런데 지금 이 근처에서 무엇을 할 수 있는지 알려주는 서비스가 없습니다. /</w:t>
+      </w:r>
+    </w:p>
+    <w:p>
+      <w:pPr>
+        <w:spacing w:after="60" w:before="60" w:line="340"/>
+        <w:ind w:left="200"/>
+      </w:pPr>
+      <w:r>
+        <w:rPr>
+          <w:rFonts w:ascii="맑은 고딕" w:cs="맑은 고딕" w:eastAsia="맑은 고딕" w:hAnsi="맑은 고딕"/>
+          <w:color w:val="1A1A1A"/>
+          <w:sz w:val="24"/>
+          <w:szCs w:val="24"/>
+        </w:rPr>
+        <w:t xml:space="preserve">두 사람은 걸어서 십오 분 거리에 있습니다. </w:t>
+      </w:r>
+      <w:r>
+        <w:rPr>
+          <w:rFonts w:ascii="맑은 고딕" w:cs="맑은 고딕" w:eastAsia="맑은 고딕" w:hAnsi="맑은 고딕"/>
+          <w:b/>
+          <w:bCs/>
+          <w:color w:val="3B2314"/>
+          <w:sz w:val="24"/>
+          <w:szCs w:val="24"/>
+        </w:rPr>
+        <w:t xml:space="preserve">서로에게 정확히 필요한 사람인데, 서로의 존재를 모릅니다.</w:t>
       </w:r>
       <w:r>
         <w:rPr>
@@ -2177,42 +2101,18 @@
           <w:sz w:val="24"/>
           <w:szCs w:val="24"/>
         </w:rPr>
-        <w:t xml:space="preserve">당일 취소 한 건은 그 슬롯 매출의 </w:t>
-      </w:r>
-      <w:r>
-        <w:rPr>
-          <w:rFonts w:ascii="맑은 고딕" w:cs="맑은 고딕" w:eastAsia="맑은 고딕" w:hAnsi="맑은 고딕"/>
-          <w:b/>
-          <w:bCs/>
-          <w:color w:val="3B2314"/>
-          <w:sz w:val="24"/>
-          <w:szCs w:val="24"/>
-        </w:rPr>
-        <w:t xml:space="preserve">100% 손실</w:t>
-      </w:r>
-      <w:r>
-        <w:rPr>
-          <w:rFonts w:ascii="맑은 고딕" w:cs="맑은 고딕" w:eastAsia="맑은 고딕" w:hAnsi="맑은 고딕"/>
-          <w:color w:val="1A1A1A"/>
-          <w:sz w:val="24"/>
-          <w:szCs w:val="24"/>
-        </w:rPr>
-        <w:t xml:space="preserve">이고, 그 시간에도 임대료와 인건비는 그대로 나갑니다. /</w:t>
-      </w:r>
-    </w:p>
-    <w:p>
-      <w:pPr>
-        <w:spacing w:after="60" w:before="60" w:line="340"/>
-        <w:ind w:left="200"/>
-      </w:pPr>
-      <w:r>
-        <w:rPr>
-          <w:rFonts w:ascii="맑은 고딕" w:cs="맑은 고딕" w:eastAsia="맑은 고딕" w:hAnsi="맑은 고딕"/>
-          <w:color w:val="1A1A1A"/>
-          <w:sz w:val="24"/>
-          <w:szCs w:val="24"/>
-        </w:rPr>
-        <w:t xml:space="preserve">이게 첫 번째 빈칸입니다.</w:t>
+        <w:t xml:space="preserve">수요가 없는 게 아닙니다. </w:t>
+      </w:r>
+      <w:r>
+        <w:rPr>
+          <w:rFonts w:ascii="맑은 고딕" w:cs="맑은 고딕" w:eastAsia="맑은 고딕" w:hAnsi="맑은 고딕"/>
+          <w:b/>
+          <w:bCs/>
+          <w:color w:val="3B2314"/>
+          <w:sz w:val="24"/>
+          <w:szCs w:val="24"/>
+        </w:rPr>
+        <w:t xml:space="preserve">이 둘을 잇는 서비스가 없는 겁니다.</w:t>
       </w:r>
     </w:p>
     <w:p>
@@ -2226,7 +2126,7 @@
           <w:sz w:val="28"/>
           <w:szCs w:val="28"/>
         </w:rPr>
-        <w:t xml:space="preserve">S3 · 문제 ② 사용자</w:t>
+        <w:t xml:space="preserve">S3 · 솔루션</w:t>
       </w:r>
     </w:p>
     <w:p>
@@ -2240,33 +2140,83 @@
           <w:sz w:val="18"/>
           <w:szCs w:val="18"/>
         </w:rPr>
-        <w:t xml:space="preserve">누적 0:57  ·  분량 0:35</w:t>
-      </w:r>
-    </w:p>
-    <w:p>
-      <w:pPr>
-        <w:spacing w:after="60" w:before="60" w:line="340"/>
-        <w:ind w:left="200"/>
-      </w:pPr>
-      <w:r>
-        <w:rPr>
-          <w:rFonts w:ascii="맑은 고딕" w:cs="맑은 고딕" w:eastAsia="맑은 고딕" w:hAnsi="맑은 고딕"/>
-          <w:color w:val="1A1A1A"/>
-          <w:sz w:val="24"/>
-          <w:szCs w:val="24"/>
-        </w:rPr>
-        <w:t xml:space="preserve">반대편에는 이런 사람이 있습니다. 강남역, 오후 두 시. </w:t>
-      </w:r>
-      <w:r>
-        <w:rPr>
-          <w:rFonts w:ascii="맑은 고딕" w:cs="맑은 고딕" w:eastAsia="맑은 고딕" w:hAnsi="맑은 고딕"/>
-          <w:b/>
-          <w:bCs/>
-          <w:color w:val="3B2314"/>
-          <w:sz w:val="24"/>
-          <w:szCs w:val="24"/>
-        </w:rPr>
-        <w:t xml:space="preserve">회의가 취소돼서 두 시간이 비었습니다.</w:t>
+        <w:t xml:space="preserve">누적 1:20  ·  분량 0:40</w:t>
+      </w:r>
+    </w:p>
+    <w:p>
+      <w:pPr>
+        <w:spacing w:after="60" w:before="60" w:line="340"/>
+        <w:ind w:left="200"/>
+      </w:pPr>
+      <w:r>
+        <w:rPr>
+          <w:rFonts w:ascii="맑은 고딕" w:cs="맑은 고딕" w:eastAsia="맑은 고딕" w:hAnsi="맑은 고딕"/>
+          <w:color w:val="1A1A1A"/>
+          <w:sz w:val="24"/>
+          <w:szCs w:val="24"/>
+        </w:rPr>
+        <w:t xml:space="preserve">그 사이에 저희가 섭니다. 이름은 </w:t>
+      </w:r>
+      <w:r>
+        <w:rPr>
+          <w:rFonts w:ascii="맑은 고딕" w:cs="맑은 고딕" w:eastAsia="맑은 고딕" w:hAnsi="맑은 고딕"/>
+          <w:b/>
+          <w:bCs/>
+          <w:color w:val="3B2314"/>
+          <w:sz w:val="24"/>
+          <w:szCs w:val="24"/>
+        </w:rPr>
+        <w:t xml:space="preserve">넛츠</w:t>
+      </w:r>
+      <w:r>
+        <w:rPr>
+          <w:rFonts w:ascii="맑은 고딕" w:cs="맑은 고딕" w:eastAsia="맑은 고딕" w:hAnsi="맑은 고딕"/>
+          <w:color w:val="1A1A1A"/>
+          <w:sz w:val="24"/>
+          <w:szCs w:val="24"/>
+        </w:rPr>
+        <w:t xml:space="preserve">입니다. 심심풀이 땅콩 — 심심한 시간에, 한 줌, 가볍게. /</w:t>
+      </w:r>
+    </w:p>
+    <w:p>
+      <w:pPr>
+        <w:spacing w:after="60" w:before="60" w:line="340"/>
+        <w:ind w:left="200"/>
+      </w:pPr>
+      <w:r>
+        <w:rPr>
+          <w:rFonts w:ascii="맑은 고딕" w:cs="맑은 고딕" w:eastAsia="맑은 고딕" w:hAnsi="맑은 고딕"/>
+          <w:color w:val="1A1A1A"/>
+          <w:sz w:val="24"/>
+          <w:szCs w:val="24"/>
+        </w:rPr>
+        <w:t xml:space="preserve">사장님은 오늘 비어버린 한 시간을 올립니다. 정가 사만 원짜리 네일 케어를 이만 사천 원에. /</w:t>
+      </w:r>
+    </w:p>
+    <w:p>
+      <w:pPr>
+        <w:spacing w:after="60" w:before="60" w:line="340"/>
+        <w:ind w:left="200"/>
+      </w:pPr>
+      <w:r>
+        <w:rPr>
+          <w:rFonts w:ascii="맑은 고딕" w:cs="맑은 고딕" w:eastAsia="맑은 고딕" w:hAnsi="맑은 고딕"/>
+          <w:color w:val="1A1A1A"/>
+          <w:sz w:val="24"/>
+          <w:szCs w:val="24"/>
+        </w:rPr>
+        <w:t xml:space="preserve">가운데에서 저희가 세 가지를 합니다. </w:t>
+      </w:r>
+      <w:r>
+        <w:rPr>
+          <w:rFonts w:ascii="맑은 고딕" w:cs="맑은 고딕" w:eastAsia="맑은 고딕" w:hAnsi="맑은 고딕"/>
+          <w:b/>
+          <w:bCs/>
+          <w:color w:val="3B2314"/>
+          <w:sz w:val="24"/>
+          <w:szCs w:val="24"/>
+        </w:rPr>
+        <w:t xml:space="preserve">마감까지 남은 시간으로 값을 다시 매기고, 지금 갈 수 있는 사람만 걸러내고, 즉시 결제를 받습니다.</w:t>
       </w:r>
       <w:r>
         <w:rPr>
@@ -2290,68 +2240,88 @@
           <w:sz w:val="24"/>
           <w:szCs w:val="24"/>
         </w:rPr>
-        <w:t xml:space="preserve">무심코 손을 내려다봅니다. 손톱 정리를 한 게 언제였더라. /</w:t>
-      </w:r>
-    </w:p>
-    <w:p>
-      <w:pPr>
-        <w:spacing w:after="60" w:before="60" w:line="340"/>
-        <w:ind w:left="200"/>
-      </w:pPr>
-      <w:r>
-        <w:rPr>
-          <w:rFonts w:ascii="맑은 고딕" w:cs="맑은 고딕" w:eastAsia="맑은 고딕" w:hAnsi="맑은 고딕"/>
-          <w:color w:val="1A1A1A"/>
-          <w:sz w:val="24"/>
-          <w:szCs w:val="24"/>
-        </w:rPr>
-        <w:t xml:space="preserve">약속 전 30분, 늦는 친구, 취소된 회의 — 누구에게나 이런 </w:t>
-      </w:r>
-      <w:r>
-        <w:rPr>
-          <w:rFonts w:ascii="맑은 고딕" w:cs="맑은 고딕" w:eastAsia="맑은 고딕" w:hAnsi="맑은 고딕"/>
-          <w:b/>
-          <w:bCs/>
-          <w:color w:val="3B2314"/>
-          <w:sz w:val="24"/>
-          <w:szCs w:val="24"/>
-        </w:rPr>
-        <w:t xml:space="preserve">떠 있는 시간</w:t>
-      </w:r>
-      <w:r>
-        <w:rPr>
-          <w:rFonts w:ascii="맑은 고딕" w:cs="맑은 고딕" w:eastAsia="맑은 고딕" w:hAnsi="맑은 고딕"/>
-          <w:color w:val="1A1A1A"/>
-          <w:sz w:val="24"/>
-          <w:szCs w:val="24"/>
-        </w:rPr>
-        <w:t xml:space="preserve">이 있습니다. /</w:t>
-      </w:r>
-    </w:p>
-    <w:p>
-      <w:pPr>
-        <w:spacing w:after="60" w:before="60" w:line="340"/>
-        <w:ind w:left="200"/>
-      </w:pPr>
-      <w:r>
-        <w:rPr>
-          <w:rFonts w:ascii="맑은 고딕" w:cs="맑은 고딕" w:eastAsia="맑은 고딕" w:hAnsi="맑은 고딕"/>
-          <w:color w:val="1A1A1A"/>
-          <w:sz w:val="24"/>
-          <w:szCs w:val="24"/>
-        </w:rPr>
-        <w:t xml:space="preserve">그런데 지금 이 근처에서 무엇을 할 수 있는지 알려주는 서비스가 없습니다. </w:t>
-      </w:r>
-      <w:r>
-        <w:rPr>
-          <w:rFonts w:ascii="맑은 고딕" w:cs="맑은 고딕" w:eastAsia="맑은 고딕" w:hAnsi="맑은 고딕"/>
-          <w:b/>
-          <w:bCs/>
-          <w:color w:val="3B2314"/>
-          <w:sz w:val="24"/>
-          <w:szCs w:val="24"/>
-        </w:rPr>
-        <w:t xml:space="preserve">이게 두 번째 빈칸입니다.</w:t>
+        <w:t xml:space="preserve">가운데 필터는 짧게만 말씀드리겠습니다. 현재시각에 이동시간과 준비 시간을 더해서 </w:t>
+      </w:r>
+      <w:r>
+        <w:rPr>
+          <w:rFonts w:ascii="맑은 고딕" w:cs="맑은 고딕" w:eastAsia="맑은 고딕" w:hAnsi="맑은 고딕"/>
+          <w:b/>
+          <w:bCs/>
+          <w:color w:val="3B2314"/>
+          <w:sz w:val="24"/>
+          <w:szCs w:val="24"/>
+        </w:rPr>
+        <w:t xml:space="preserve">마감 전에 도착 가능한 것만</w:t>
+      </w:r>
+      <w:r>
+        <w:rPr>
+          <w:rFonts w:ascii="맑은 고딕" w:cs="맑은 고딕" w:eastAsia="맑은 고딕" w:hAnsi="맑은 고딕"/>
+          <w:color w:val="1A1A1A"/>
+          <w:sz w:val="24"/>
+          <w:szCs w:val="24"/>
+        </w:rPr>
+        <w:t xml:space="preserve"> 남깁니다. 도보냐 자전거냐에 따라 같은 자리에 서 있어도 다른 화면을 봅니다. 중요한 장치지만 </w:t>
+      </w:r>
+      <w:r>
+        <w:rPr>
+          <w:rFonts w:ascii="맑은 고딕" w:cs="맑은 고딕" w:eastAsia="맑은 고딕" w:hAnsi="맑은 고딕"/>
+          <w:b/>
+          <w:bCs/>
+          <w:color w:val="3B2314"/>
+          <w:sz w:val="24"/>
+          <w:szCs w:val="24"/>
+        </w:rPr>
+        <w:t xml:space="preserve">저희 코어는 아닙니다.</w:t>
+      </w:r>
+      <w:r>
+        <w:rPr>
+          <w:rFonts w:ascii="맑은 고딕" w:cs="맑은 고딕" w:eastAsia="맑은 고딕" w:hAnsi="맑은 고딕"/>
+          <w:color w:val="1A1A1A"/>
+          <w:sz w:val="24"/>
+          <w:szCs w:val="24"/>
+        </w:rPr>
+        <w:t xml:space="preserve"> /</w:t>
+      </w:r>
+    </w:p>
+    <w:p>
+      <w:pPr>
+        <w:spacing w:after="60" w:before="60" w:line="340"/>
+        <w:ind w:left="200"/>
+      </w:pPr>
+      <w:r>
+        <w:rPr>
+          <w:rFonts w:ascii="맑은 고딕" w:cs="맑은 고딕" w:eastAsia="맑은 고딕" w:hAnsi="맑은 고딕"/>
+          <w:b/>
+          <w:bCs/>
+          <w:color w:val="3B2314"/>
+          <w:sz w:val="24"/>
+          <w:szCs w:val="24"/>
+        </w:rPr>
+        <w:t xml:space="preserve">코어는 비어 있는 시간을 지금 예약하게 만드는 것</w:t>
+      </w:r>
+      <w:r>
+        <w:rPr>
+          <w:rFonts w:ascii="맑은 고딕" w:cs="맑은 고딕" w:eastAsia="맑은 고딕" w:hAnsi="맑은 고딕"/>
+          <w:color w:val="1A1A1A"/>
+          <w:sz w:val="24"/>
+          <w:szCs w:val="24"/>
+        </w:rPr>
+        <w:t xml:space="preserve">이고, 그 구조는 다음 장입니다. /</w:t>
+      </w:r>
+    </w:p>
+    <w:p>
+      <w:pPr>
+        <w:spacing w:after="60" w:before="60" w:line="340"/>
+        <w:ind w:left="200"/>
+      </w:pPr>
+      <w:r>
+        <w:rPr>
+          <w:rFonts w:ascii="맑은 고딕" w:cs="맑은 고딕" w:eastAsia="맑은 고딕" w:hAnsi="맑은 고딕"/>
+          <w:color w:val="1A1A1A"/>
+          <w:sz w:val="24"/>
+          <w:szCs w:val="24"/>
+        </w:rPr>
+        <w:t xml:space="preserve">오른쪽이 사용자가 보는 화면입니다. 홈에는 지금 갈 수 있는 예약만 뜨고, 상세에는 마감 시각과 정가 대비 할인, 그리고 “지금 갈 수 있어요” 한 줄이 붙습니다.</w:t>
       </w:r>
     </w:p>
     <w:p>
@@ -2365,7 +2335,7 @@
           <w:sz w:val="28"/>
           <w:szCs w:val="28"/>
         </w:rPr>
-        <w:t xml:space="preserve">S4 · 두 개의 빈칸</w:t>
+        <w:t xml:space="preserve">S4 · 코어 메커니즘</w:t>
       </w:r>
     </w:p>
     <w:p>
@@ -2379,83 +2349,138 @@
           <w:sz w:val="18"/>
           <w:szCs w:val="18"/>
         </w:rPr>
-        <w:t xml:space="preserve">누적 1:32  ·  분량 0:25</w:t>
-      </w:r>
-    </w:p>
-    <w:p>
-      <w:pPr>
-        <w:spacing w:after="60" w:before="60" w:line="340"/>
-        <w:ind w:left="200"/>
-      </w:pPr>
-      <w:r>
-        <w:rPr>
-          <w:rFonts w:ascii="맑은 고딕" w:cs="맑은 고딕" w:eastAsia="맑은 고딕" w:hAnsi="맑은 고딕"/>
-          <w:color w:val="1A1A1A"/>
-          <w:sz w:val="24"/>
-          <w:szCs w:val="24"/>
-        </w:rPr>
-        <w:t xml:space="preserve">두 사람은 </w:t>
-      </w:r>
-      <w:r>
-        <w:rPr>
-          <w:rFonts w:ascii="맑은 고딕" w:cs="맑은 고딕" w:eastAsia="맑은 고딕" w:hAnsi="맑은 고딕"/>
-          <w:b/>
-          <w:bCs/>
-          <w:color w:val="3B2314"/>
-          <w:sz w:val="24"/>
-          <w:szCs w:val="24"/>
-        </w:rPr>
-        <w:t xml:space="preserve">서로에게 정확히 필요한 사람</w:t>
-      </w:r>
-      <w:r>
-        <w:rPr>
-          <w:rFonts w:ascii="맑은 고딕" w:cs="맑은 고딕" w:eastAsia="맑은 고딕" w:hAnsi="맑은 고딕"/>
-          <w:color w:val="1A1A1A"/>
-          <w:sz w:val="24"/>
-          <w:szCs w:val="24"/>
-        </w:rPr>
-        <w:t xml:space="preserve">입니다. 걸어서 십오 분 거리에 있는데도요. /</w:t>
-      </w:r>
-    </w:p>
-    <w:p>
-      <w:pPr>
-        <w:spacing w:after="60" w:before="60" w:line="340"/>
-        <w:ind w:left="200"/>
-      </w:pPr>
-      <w:r>
-        <w:rPr>
-          <w:rFonts w:ascii="맑은 고딕" w:cs="맑은 고딕" w:eastAsia="맑은 고딕" w:hAnsi="맑은 고딕"/>
-          <w:color w:val="1A1A1A"/>
-          <w:sz w:val="24"/>
-          <w:szCs w:val="24"/>
-        </w:rPr>
-        <w:t xml:space="preserve">한쪽에는 팔지 못하면 사라지는 한 시간이 있고, 다른 쪽에는 어디로 갈지 모르는 두 시간이 있습니다. /</w:t>
-      </w:r>
-    </w:p>
-    <w:p>
-      <w:pPr>
-        <w:spacing w:after="60" w:before="60" w:line="340"/>
-        <w:ind w:left="200"/>
-      </w:pPr>
-      <w:r>
-        <w:rPr>
-          <w:rFonts w:ascii="맑은 고딕" w:cs="맑은 고딕" w:eastAsia="맑은 고딕" w:hAnsi="맑은 고딕"/>
-          <w:color w:val="1A1A1A"/>
-          <w:sz w:val="24"/>
-          <w:szCs w:val="24"/>
-        </w:rPr>
-        <w:t xml:space="preserve">그런데 이 둘을 잇는 서비스가, </w:t>
-      </w:r>
-      <w:r>
-        <w:rPr>
-          <w:rFonts w:ascii="맑은 고딕" w:cs="맑은 고딕" w:eastAsia="맑은 고딕" w:hAnsi="맑은 고딕"/>
-          <w:b/>
-          <w:bCs/>
-          <w:color w:val="3B2314"/>
-          <w:sz w:val="24"/>
-          <w:szCs w:val="24"/>
-        </w:rPr>
-        <w:t xml:space="preserve">지금 없습니다.</w:t>
+        <w:t xml:space="preserve">누적 2:00  ·  분량 0:20</w:t>
+      </w:r>
+    </w:p>
+    <w:p>
+      <w:pPr>
+        <w:spacing w:after="60" w:before="60" w:line="340"/>
+        <w:ind w:left="200"/>
+      </w:pPr>
+      <w:r>
+        <w:rPr>
+          <w:rFonts w:ascii="맑은 고딕" w:cs="맑은 고딕" w:eastAsia="맑은 고딕" w:hAnsi="맑은 고딕"/>
+          <w:color w:val="1A1A1A"/>
+          <w:sz w:val="24"/>
+          <w:szCs w:val="24"/>
+        </w:rPr>
+        <w:t xml:space="preserve">코어 메커니즘은 여섯 단계입니다. /</w:t>
+      </w:r>
+    </w:p>
+    <w:p>
+      <w:pPr>
+        <w:spacing w:after="60" w:before="60" w:line="340"/>
+        <w:ind w:left="200"/>
+      </w:pPr>
+      <w:r>
+        <w:rPr>
+          <w:rFonts w:ascii="맑은 고딕" w:cs="맑은 고딕" w:eastAsia="맑은 고딕" w:hAnsi="맑은 고딕"/>
+          <w:color w:val="1A1A1A"/>
+          <w:sz w:val="24"/>
+          <w:szCs w:val="24"/>
+        </w:rPr>
+        <w:t xml:space="preserve">빈 슬롯이 생기고, 소멸이 임박했다고 판단하고, </w:t>
+      </w:r>
+      <w:r>
+        <w:rPr>
+          <w:rFonts w:ascii="맑은 고딕" w:cs="맑은 고딕" w:eastAsia="맑은 고딕" w:hAnsi="맑은 고딕"/>
+          <w:b/>
+          <w:bCs/>
+          <w:color w:val="3B2314"/>
+          <w:sz w:val="24"/>
+          <w:szCs w:val="24"/>
+        </w:rPr>
+        <w:t xml:space="preserve">가격을 다시 매기고</w:t>
+      </w:r>
+      <w:r>
+        <w:rPr>
+          <w:rFonts w:ascii="맑은 고딕" w:cs="맑은 고딕" w:eastAsia="맑은 고딕" w:hAnsi="맑은 고딕"/>
+          <w:color w:val="1A1A1A"/>
+          <w:sz w:val="24"/>
+          <w:szCs w:val="24"/>
+        </w:rPr>
+        <w:t xml:space="preserve">, 갈 수 있는 사람에게만 노출하고, 즉시 선결제를 받고, 재방문으로 전환합니다. /</w:t>
+      </w:r>
+    </w:p>
+    <w:p>
+      <w:pPr>
+        <w:spacing w:after="60" w:before="60" w:line="340"/>
+        <w:ind w:left="200"/>
+      </w:pPr>
+      <w:r>
+        <w:rPr>
+          <w:rFonts w:ascii="맑은 고딕" w:cs="맑은 고딕" w:eastAsia="맑은 고딕" w:hAnsi="맑은 고딕"/>
+          <w:color w:val="1A1A1A"/>
+          <w:sz w:val="24"/>
+          <w:szCs w:val="24"/>
+        </w:rPr>
+        <w:t xml:space="preserve">중심 엔진은 </w:t>
+      </w:r>
+      <w:r>
+        <w:rPr>
+          <w:rFonts w:ascii="맑은 고딕" w:cs="맑은 고딕" w:eastAsia="맑은 고딕" w:hAnsi="맑은 고딕"/>
+          <w:b/>
+          <w:bCs/>
+          <w:color w:val="3B2314"/>
+          <w:sz w:val="24"/>
+          <w:szCs w:val="24"/>
+        </w:rPr>
+        <w:t xml:space="preserve">다이나믹 프라이싱</w:t>
+      </w:r>
+      <w:r>
+        <w:rPr>
+          <w:rFonts w:ascii="맑은 고딕" w:cs="맑은 고딕" w:eastAsia="맑은 고딕" w:hAnsi="맑은 고딕"/>
+          <w:color w:val="1A1A1A"/>
+          <w:sz w:val="24"/>
+          <w:szCs w:val="24"/>
+        </w:rPr>
+        <w:t xml:space="preserve">이고, 도달 가능성은 그 값이 붙은 슬롯을 </w:t>
+      </w:r>
+      <w:r>
+        <w:rPr>
+          <w:rFonts w:ascii="맑은 고딕" w:cs="맑은 고딕" w:eastAsia="맑은 고딕" w:hAnsi="맑은 고딕"/>
+          <w:b/>
+          <w:bCs/>
+          <w:color w:val="3B2314"/>
+          <w:sz w:val="24"/>
+          <w:szCs w:val="24"/>
+        </w:rPr>
+        <w:t xml:space="preserve">실제로 살 수 있는 사람에게 잇는 필터</w:t>
+      </w:r>
+      <w:r>
+        <w:rPr>
+          <w:rFonts w:ascii="맑은 고딕" w:cs="맑은 고딕" w:eastAsia="맑은 고딕" w:hAnsi="맑은 고딕"/>
+          <w:color w:val="1A1A1A"/>
+          <w:sz w:val="24"/>
+          <w:szCs w:val="24"/>
+        </w:rPr>
+        <w:t xml:space="preserve">입니다. /</w:t>
+      </w:r>
+    </w:p>
+    <w:p>
+      <w:pPr>
+        <w:spacing w:after="60" w:before="60" w:line="340"/>
+        <w:ind w:left="200"/>
+      </w:pPr>
+      <w:r>
+        <w:rPr>
+          <w:rFonts w:ascii="맑은 고딕" w:cs="맑은 고딕" w:eastAsia="맑은 고딕" w:hAnsi="맑은 고딕"/>
+          <w:color w:val="1A1A1A"/>
+          <w:sz w:val="24"/>
+          <w:szCs w:val="24"/>
+        </w:rPr>
+        <w:t xml:space="preserve">한 문장으로 하면 이겁니다. </w:t>
+      </w:r>
+      <w:r>
+        <w:rPr>
+          <w:rFonts w:ascii="맑은 고딕" w:cs="맑은 고딕" w:eastAsia="맑은 고딕" w:hAnsi="맑은 고딕"/>
+          <w:b/>
+          <w:bCs/>
+          <w:color w:val="3B2314"/>
+          <w:sz w:val="24"/>
+          <w:szCs w:val="24"/>
+        </w:rPr>
+        <w:t xml:space="preserve">비어 있는 시간 슬롯을 실시간으로 가격화해서, 지금 살 수 있는 고객에게 연결하는 서비스형 다이나믹 프라이싱 플랫폼.</w:t>
       </w:r>
     </w:p>
     <w:p>
@@ -2469,7 +2494,7 @@
           <w:sz w:val="28"/>
           <w:szCs w:val="28"/>
         </w:rPr>
-        <w:t xml:space="preserve">S5 · 시장의 빈칸</w:t>
+        <w:t xml:space="preserve">S5 · 포지셔닝 맵</w:t>
       </w:r>
     </w:p>
     <w:p>
@@ -2483,7 +2508,7 @@
           <w:sz w:val="18"/>
           <w:szCs w:val="18"/>
         </w:rPr>
-        <w:t xml:space="preserve">누적 1:57  ·  분량 1:00</w:t>
+        <w:t xml:space="preserve">누적 2:20  ·  분량 0:15</w:t>
       </w:r>
     </w:p>
     <w:p>
@@ -2544,27 +2569,7 @@
           <w:sz w:val="24"/>
           <w:szCs w:val="24"/>
         </w:rPr>
-        <w:t xml:space="preserve"> 마감히어로, 라스트오더. 오늘 못 팔면 버리는 음식을 싸게 넘기죠. 그런데 </w:t>
-      </w:r>
-      <w:r>
-        <w:rPr>
-          <w:rFonts w:ascii="맑은 고딕" w:cs="맑은 고딕" w:eastAsia="맑은 고딕" w:hAnsi="맑은 고딕"/>
-          <w:b/>
-          <w:bCs/>
-          <w:color w:val="3B2314"/>
-          <w:sz w:val="24"/>
-          <w:szCs w:val="24"/>
-        </w:rPr>
-        <w:t xml:space="preserve">음식만</w:t>
-      </w:r>
-      <w:r>
-        <w:rPr>
-          <w:rFonts w:ascii="맑은 고딕" w:cs="맑은 고딕" w:eastAsia="맑은 고딕" w:hAnsi="맑은 고딕"/>
-          <w:color w:val="1A1A1A"/>
-          <w:sz w:val="24"/>
-          <w:szCs w:val="24"/>
-        </w:rPr>
-        <w:t xml:space="preserve"> 합니다. /</w:t>
+        <w:t xml:space="preserve"> 마감히어로, 라스트오더. 그런데 음식만 하고, 물건 재고를 세는 구조라 1대1 예약 슬롯을 못 다룹니다. /</w:t>
       </w:r>
     </w:p>
     <w:p>
@@ -2590,27 +2595,27 @@
           <w:sz w:val="24"/>
           <w:szCs w:val="24"/>
         </w:rPr>
-        <w:t xml:space="preserve"> 네이버예약, 카카오헤어샵. 그런데 </w:t>
-      </w:r>
-      <w:r>
-        <w:rPr>
-          <w:rFonts w:ascii="맑은 고딕" w:cs="맑은 고딕" w:eastAsia="맑은 고딕" w:hAnsi="맑은 고딕"/>
-          <w:b/>
-          <w:bCs/>
-          <w:color w:val="3B2314"/>
-          <w:sz w:val="24"/>
-          <w:szCs w:val="24"/>
-        </w:rPr>
-        <w:t xml:space="preserve">내일과 다음 주</w:t>
-      </w:r>
-      <w:r>
-        <w:rPr>
-          <w:rFonts w:ascii="맑은 고딕" w:cs="맑은 고딕" w:eastAsia="맑은 고딕" w:hAnsi="맑은 고딕"/>
-          <w:color w:val="1A1A1A"/>
-          <w:sz w:val="24"/>
-          <w:szCs w:val="24"/>
-        </w:rPr>
-        <w:t xml:space="preserve">를 팝니다. 오늘 비어버린 한 시간은 아무도 안 팝니다. /</w:t>
+        <w:t xml:space="preserve"> 네이버예약, 카카오헤어샵. 그런데 내일과 다음 주를 팝니다. </w:t>
+      </w:r>
+      <w:r>
+        <w:rPr>
+          <w:rFonts w:ascii="맑은 고딕" w:cs="맑은 고딕" w:eastAsia="맑은 고딕" w:hAnsi="맑은 고딕"/>
+          <w:b/>
+          <w:bCs/>
+          <w:color w:val="3B2314"/>
+          <w:sz w:val="24"/>
+          <w:szCs w:val="24"/>
+        </w:rPr>
+        <w:t xml:space="preserve">정가로 먹고살아서 스스로 할인을 걸 수 없습니다.</w:t>
+      </w:r>
+      <w:r>
+        <w:rPr>
+          <w:rFonts w:ascii="맑은 고딕" w:cs="맑은 고딕" w:eastAsia="맑은 고딕" w:hAnsi="맑은 고딕"/>
+          <w:color w:val="1A1A1A"/>
+          <w:sz w:val="24"/>
+          <w:szCs w:val="24"/>
+        </w:rPr>
+        <w:t xml:space="preserve"> /</w:t>
       </w:r>
     </w:p>
     <w:p>
@@ -2636,22 +2641,22 @@
           <w:sz w:val="24"/>
           <w:szCs w:val="24"/>
         </w:rPr>
-        <w:t xml:space="preserve"> 당근이죠. 그런데 중고 물건입니다. /</w:t>
-      </w:r>
-    </w:p>
-    <w:p>
-      <w:pPr>
-        <w:spacing w:after="60" w:before="60" w:line="340"/>
-        <w:ind w:left="200"/>
-      </w:pPr>
-      <w:r>
-        <w:rPr>
-          <w:rFonts w:ascii="맑은 고딕" w:cs="맑은 고딕" w:eastAsia="맑은 고딕" w:hAnsi="맑은 고딕"/>
-          <w:color w:val="1A1A1A"/>
-          <w:sz w:val="24"/>
-          <w:szCs w:val="24"/>
-        </w:rPr>
-        <w:t xml:space="preserve">그래서 이 칸이 비어 있습니다. </w:t>
+        <w:t xml:space="preserve"> 당근이죠. 그런데 중고 물건이고 사업자 재고가 아닙니다. /</w:t>
+      </w:r>
+    </w:p>
+    <w:p>
+      <w:pPr>
+        <w:spacing w:after="60" w:before="60" w:line="340"/>
+        <w:ind w:left="200"/>
+      </w:pPr>
+      <w:r>
+        <w:rPr>
+          <w:rFonts w:ascii="맑은 고딕" w:cs="맑은 고딕" w:eastAsia="맑은 고딕" w:hAnsi="맑은 고딕"/>
+          <w:color w:val="1A1A1A"/>
+          <w:sz w:val="24"/>
+          <w:szCs w:val="24"/>
+        </w:rPr>
+        <w:t xml:space="preserve">그래서 오른쪽 위 칸이 비어 있습니다. </w:t>
       </w:r>
       <w:r>
         <w:rPr>
@@ -2663,85 +2668,6 @@
           <w:szCs w:val="24"/>
         </w:rPr>
         <w:t xml:space="preserve">서비스업의 빈 자리를, 내 주변에서, 지금.</w:t>
-      </w:r>
-      <w:r>
-        <w:rPr>
-          <w:rFonts w:ascii="맑은 고딕" w:cs="맑은 고딕" w:eastAsia="맑은 고딕" w:hAnsi="맑은 고딕"/>
-          <w:color w:val="1A1A1A"/>
-          <w:sz w:val="24"/>
-          <w:szCs w:val="24"/>
-        </w:rPr>
-        <w:t xml:space="preserve"> /</w:t>
-      </w:r>
-    </w:p>
-    <w:p>
-      <w:pPr>
-        <w:spacing w:after="60" w:before="60" w:line="340"/>
-        <w:ind w:left="200"/>
-      </w:pPr>
-      <w:r>
-        <w:rPr>
-          <w:rFonts w:ascii="맑은 고딕" w:cs="맑은 고딕" w:eastAsia="맑은 고딕" w:hAnsi="맑은 고딕"/>
-          <w:color w:val="1A1A1A"/>
-          <w:sz w:val="24"/>
-          <w:szCs w:val="24"/>
-        </w:rPr>
-        <w:t xml:space="preserve">왜 비어 있을까요. 우연이 아닙니다. 음식 떠리 앱은 물건 재고를 세는 구조라 1대1 예약 슬롯을 다룰 수 없고, 예약 앱은 </w:t>
-      </w:r>
-      <w:r>
-        <w:rPr>
-          <w:rFonts w:ascii="맑은 고딕" w:cs="맑은 고딕" w:eastAsia="맑은 고딕" w:hAnsi="맑은 고딕"/>
-          <w:b/>
-          <w:bCs/>
-          <w:color w:val="3B2314"/>
-          <w:sz w:val="24"/>
-          <w:szCs w:val="24"/>
-        </w:rPr>
-        <w:t xml:space="preserve">정가로 먹고살아서 스스로 할인을 걸 수 없습니다.</w:t>
-      </w:r>
-      <w:r>
-        <w:rPr>
-          <w:rFonts w:ascii="맑은 고딕" w:cs="맑은 고딕" w:eastAsia="맑은 고딕" w:hAnsi="맑은 고딕"/>
-          <w:color w:val="1A1A1A"/>
-          <w:sz w:val="24"/>
-          <w:szCs w:val="24"/>
-        </w:rPr>
-        <w:t xml:space="preserve"> /</w:t>
-      </w:r>
-    </w:p>
-    <w:p>
-      <w:pPr>
-        <w:spacing w:after="60" w:before="60" w:line="340"/>
-        <w:ind w:left="200"/>
-      </w:pPr>
-      <w:r>
-        <w:rPr>
-          <w:rFonts w:ascii="맑은 고딕" w:cs="맑은 고딕" w:eastAsia="맑은 고딕" w:hAnsi="맑은 고딕"/>
-          <w:color w:val="1A1A1A"/>
-          <w:sz w:val="24"/>
-          <w:szCs w:val="24"/>
-        </w:rPr>
-        <w:t xml:space="preserve">각자 자기 수익 구조에 묶여 있어서, </w:t>
-      </w:r>
-      <w:r>
-        <w:rPr>
-          <w:rFonts w:ascii="맑은 고딕" w:cs="맑은 고딕" w:eastAsia="맑은 고딕" w:hAnsi="맑은 고딕"/>
-          <w:b/>
-          <w:bCs/>
-          <w:color w:val="3B2314"/>
-          <w:sz w:val="24"/>
-          <w:szCs w:val="24"/>
-        </w:rPr>
-        <w:t xml:space="preserve">옆으로 한 걸음 옮겨서는 아무도 못 오는 자리</w:t>
-      </w:r>
-      <w:r>
-        <w:rPr>
-          <w:rFonts w:ascii="맑은 고딕" w:cs="맑은 고딕" w:eastAsia="맑은 고딕" w:hAnsi="맑은 고딕"/>
-          <w:color w:val="1A1A1A"/>
-          <w:sz w:val="24"/>
-          <w:szCs w:val="24"/>
-        </w:rPr>
-        <w:t xml:space="preserve">입니다.</w:t>
       </w:r>
     </w:p>
     <w:p>
@@ -2755,7 +2681,7 @@
           <w:sz w:val="28"/>
           <w:szCs w:val="28"/>
         </w:rPr>
-        <w:t xml:space="preserve">S6 · 솔루션</w:t>
+        <w:t xml:space="preserve">S6 · 타깃 · 시장 규모</w:t>
       </w:r>
     </w:p>
     <w:p>
@@ -2769,33 +2695,53 @@
           <w:sz w:val="18"/>
           <w:szCs w:val="18"/>
         </w:rPr>
-        <w:t xml:space="preserve">누적 2:57  ·  분량 0:30</w:t>
-      </w:r>
-    </w:p>
-    <w:p>
-      <w:pPr>
-        <w:spacing w:after="60" w:before="60" w:line="340"/>
-        <w:ind w:left="200"/>
-      </w:pPr>
-      <w:r>
-        <w:rPr>
-          <w:rFonts w:ascii="맑은 고딕" w:cs="맑은 고딕" w:eastAsia="맑은 고딕" w:hAnsi="맑은 고딕"/>
-          <w:color w:val="1A1A1A"/>
-          <w:sz w:val="24"/>
-          <w:szCs w:val="24"/>
-        </w:rPr>
-        <w:t xml:space="preserve">그 자리를 저희가 만들려고 합니다. 이름은 </w:t>
-      </w:r>
-      <w:r>
-        <w:rPr>
-          <w:rFonts w:ascii="맑은 고딕" w:cs="맑은 고딕" w:eastAsia="맑은 고딕" w:hAnsi="맑은 고딕"/>
-          <w:b/>
-          <w:bCs/>
-          <w:color w:val="3B2314"/>
-          <w:sz w:val="24"/>
-          <w:szCs w:val="24"/>
-        </w:rPr>
-        <w:t xml:space="preserve">넛츠</w:t>
+        <w:t xml:space="preserve">누적 2:35  ·  분량 0:15</w:t>
+      </w:r>
+    </w:p>
+    <w:p>
+      <w:pPr>
+        <w:spacing w:after="60" w:before="60" w:line="340"/>
+        <w:ind w:left="200"/>
+      </w:pPr>
+      <w:r>
+        <w:rPr>
+          <w:rFonts w:ascii="맑은 고딕" w:cs="맑은 고딕" w:eastAsia="맑은 고딕" w:hAnsi="맑은 고딕"/>
+          <w:color w:val="1A1A1A"/>
+          <w:sz w:val="24"/>
+          <w:szCs w:val="24"/>
+        </w:rPr>
+        <w:t xml:space="preserve">고객은 </w:t>
+      </w:r>
+      <w:r>
+        <w:rPr>
+          <w:rFonts w:ascii="맑은 고딕" w:cs="맑은 고딕" w:eastAsia="맑은 고딕" w:hAnsi="맑은 고딕"/>
+          <w:b/>
+          <w:bCs/>
+          <w:color w:val="3B2314"/>
+          <w:sz w:val="24"/>
+          <w:szCs w:val="24"/>
+        </w:rPr>
+        <w:t xml:space="preserve">계획을 미리 세우지 않는 20~30대</w:t>
+      </w:r>
+      <w:r>
+        <w:rPr>
+          <w:rFonts w:ascii="맑은 고딕" w:cs="맑은 고딕" w:eastAsia="맑은 고딕" w:hAnsi="맑은 고딕"/>
+          <w:color w:val="1A1A1A"/>
+          <w:sz w:val="24"/>
+          <w:szCs w:val="24"/>
+        </w:rPr>
+        <w:t xml:space="preserve">입니다. 이 고객이 반응하는 건 가격이 아니라 </w:t>
+      </w:r>
+      <w:r>
+        <w:rPr>
+          <w:rFonts w:ascii="맑은 고딕" w:cs="맑은 고딕" w:eastAsia="맑은 고딕" w:hAnsi="맑은 고딕"/>
+          <w:b/>
+          <w:bCs/>
+          <w:color w:val="3B2314"/>
+          <w:sz w:val="24"/>
+          <w:szCs w:val="24"/>
+        </w:rPr>
+        <w:t xml:space="preserve">“지금 나만 찾아낸 자리”라는 발견의 재미</w:t>
       </w:r>
       <w:r>
         <w:rPr>
@@ -2815,98 +2761,121 @@
       <w:r>
         <w:rPr>
           <w:rFonts w:ascii="맑은 고딕" w:cs="맑은 고딕" w:eastAsia="맑은 고딕" w:hAnsi="맑은 고딕"/>
-          <w:b/>
-          <w:bCs/>
-          <w:color w:val="3B2314"/>
-          <w:sz w:val="24"/>
-          <w:szCs w:val="24"/>
-        </w:rPr>
-        <w:t xml:space="preserve">심심풀이 땅콩</w:t>
-      </w:r>
-      <w:r>
-        <w:rPr>
-          <w:rFonts w:ascii="맑은 고딕" w:cs="맑은 고딕" w:eastAsia="맑은 고딕" w:hAnsi="맑은 고딕"/>
-          <w:color w:val="1A1A1A"/>
-          <w:sz w:val="24"/>
-          <w:szCs w:val="24"/>
-        </w:rPr>
-        <w:t xml:space="preserve">이라는 말이 있죠. 심심한 시간에, 한 줌, 가볍게. 저희가 파는 게 정확히 그겁니다. /</w:t>
-      </w:r>
-    </w:p>
-    <w:p>
-      <w:pPr>
-        <w:spacing w:after="60" w:before="60" w:line="340"/>
-        <w:ind w:left="200"/>
-      </w:pPr>
-      <w:r>
-        <w:rPr>
-          <w:rFonts w:ascii="맑은 고딕" w:cs="맑은 고딕" w:eastAsia="맑은 고딕" w:hAnsi="맑은 고딕"/>
-          <w:color w:val="1A1A1A"/>
-          <w:sz w:val="24"/>
-          <w:szCs w:val="24"/>
-        </w:rPr>
-        <w:t xml:space="preserve">사장님은 오늘 비어버린 한 시간을 올립니다. 정가 사만 원짜리 네일 케어를 이만 사천 원에. /</w:t>
-      </w:r>
-    </w:p>
-    <w:p>
-      <w:pPr>
-        <w:spacing w:after="60" w:before="60" w:line="340"/>
-        <w:ind w:left="200"/>
-      </w:pPr>
-      <w:r>
-        <w:rPr>
-          <w:rFonts w:ascii="맑은 고딕" w:cs="맑은 고딕" w:eastAsia="맑은 고딕" w:hAnsi="맑은 고딕"/>
-          <w:color w:val="1A1A1A"/>
-          <w:sz w:val="24"/>
-          <w:szCs w:val="24"/>
-        </w:rPr>
-        <w:t xml:space="preserve">저는 지금 강남역에 있고 두 시간이 비었습니다. 앱을 열면 </w:t>
-      </w:r>
-      <w:r>
-        <w:rPr>
-          <w:rFonts w:ascii="맑은 고딕" w:cs="맑은 고딕" w:eastAsia="맑은 고딕" w:hAnsi="맑은 고딕"/>
-          <w:b/>
-          <w:bCs/>
-          <w:color w:val="3B2314"/>
-          <w:sz w:val="24"/>
-          <w:szCs w:val="24"/>
-        </w:rPr>
-        <w:t xml:space="preserve">내 주변에서 지금 바로 받을 수 있는 자리들</w:t>
-      </w:r>
-      <w:r>
-        <w:rPr>
-          <w:rFonts w:ascii="맑은 고딕" w:cs="맑은 고딕" w:eastAsia="맑은 고딕" w:hAnsi="맑은 고딕"/>
-          <w:color w:val="1A1A1A"/>
-          <w:sz w:val="24"/>
-          <w:szCs w:val="24"/>
-        </w:rPr>
-        <w:t xml:space="preserve">이 뜹니다. /</w:t>
-      </w:r>
-    </w:p>
-    <w:p>
-      <w:pPr>
-        <w:spacing w:after="60" w:before="60" w:line="340"/>
-        <w:ind w:left="200"/>
-      </w:pPr>
-      <w:r>
-        <w:rPr>
-          <w:rFonts w:ascii="맑은 고딕" w:cs="맑은 고딕" w:eastAsia="맑은 고딕" w:hAnsi="맑은 고딕"/>
-          <w:color w:val="1A1A1A"/>
-          <w:sz w:val="24"/>
-          <w:szCs w:val="24"/>
-        </w:rPr>
-        <w:t xml:space="preserve">그리고 이 네 글자에 저희가 하는 일이 다 들어 있습니다. Now, Unbooked, Time, Saver. </w:t>
-      </w:r>
-      <w:r>
-        <w:rPr>
-          <w:rFonts w:ascii="맑은 고딕" w:cs="맑은 고딕" w:eastAsia="맑은 고딕" w:hAnsi="맑은 고딕"/>
-          <w:b/>
-          <w:bCs/>
-          <w:color w:val="3B2314"/>
-          <w:sz w:val="24"/>
-          <w:szCs w:val="24"/>
-        </w:rPr>
-        <w:t xml:space="preserve">지금, 예약되지 않은 시간을 살린다.</w:t>
+          <w:color w:val="1A1A1A"/>
+          <w:sz w:val="24"/>
+          <w:szCs w:val="24"/>
+        </w:rPr>
+        <w:t xml:space="preserve">공급자는 예약 기반 소상공인입니다. 빈 슬롯의 한계비용은 0에 가까워서 </w:t>
+      </w:r>
+      <w:r>
+        <w:rPr>
+          <w:rFonts w:ascii="맑은 고딕" w:cs="맑은 고딕" w:eastAsia="맑은 고딕" w:hAnsi="맑은 고딕"/>
+          <w:b/>
+          <w:bCs/>
+          <w:color w:val="3B2314"/>
+          <w:sz w:val="24"/>
+          <w:szCs w:val="24"/>
+        </w:rPr>
+        <w:t xml:space="preserve">할인 여력이 실제로 존재</w:t>
+      </w:r>
+      <w:r>
+        <w:rPr>
+          <w:rFonts w:ascii="맑은 고딕" w:cs="맑은 고딕" w:eastAsia="맑은 고딕" w:hAnsi="맑은 고딕"/>
+          <w:color w:val="1A1A1A"/>
+          <w:sz w:val="24"/>
+          <w:szCs w:val="24"/>
+        </w:rPr>
+        <w:t xml:space="preserve">합니다. /</w:t>
+      </w:r>
+    </w:p>
+    <w:p>
+      <w:pPr>
+        <w:spacing w:after="60" w:before="60" w:line="340"/>
+        <w:ind w:left="200"/>
+      </w:pPr>
+      <w:r>
+        <w:rPr>
+          <w:rFonts w:ascii="맑은 고딕" w:cs="맑은 고딕" w:eastAsia="맑은 고딕" w:hAnsi="맑은 고딕"/>
+          <w:color w:val="1A1A1A"/>
+          <w:sz w:val="24"/>
+          <w:szCs w:val="24"/>
+        </w:rPr>
+        <w:t xml:space="preserve">시장은 국내 예약 기반 개인 서비스업 거래액 </w:t>
+      </w:r>
+      <w:r>
+        <w:rPr>
+          <w:rFonts w:ascii="맑은 고딕" w:cs="맑은 고딕" w:eastAsia="맑은 고딕" w:hAnsi="맑은 고딕"/>
+          <w:b/>
+          <w:bCs/>
+          <w:color w:val="3B2314"/>
+          <w:sz w:val="24"/>
+          <w:szCs w:val="24"/>
+        </w:rPr>
+        <w:t xml:space="preserve">약 15조</w:t>
+      </w:r>
+      <w:r>
+        <w:rPr>
+          <w:rFonts w:ascii="맑은 고딕" w:cs="맑은 고딕" w:eastAsia="맑은 고딕" w:hAnsi="맑은 고딕"/>
+          <w:color w:val="1A1A1A"/>
+          <w:sz w:val="24"/>
+          <w:szCs w:val="24"/>
+        </w:rPr>
+        <w:t xml:space="preserve">, 그중 안 팔려서 사라지는 빈 슬롯이 </w:t>
+      </w:r>
+      <w:r>
+        <w:rPr>
+          <w:rFonts w:ascii="맑은 고딕" w:cs="맑은 고딕" w:eastAsia="맑은 고딕" w:hAnsi="맑은 고딕"/>
+          <w:b/>
+          <w:bCs/>
+          <w:color w:val="3B2314"/>
+          <w:sz w:val="24"/>
+          <w:szCs w:val="24"/>
+        </w:rPr>
+        <w:t xml:space="preserve">약 4조</w:t>
+      </w:r>
+      <w:r>
+        <w:rPr>
+          <w:rFonts w:ascii="맑은 고딕" w:cs="맑은 고딕" w:eastAsia="맑은 고딕" w:hAnsi="맑은 고딕"/>
+          <w:color w:val="1A1A1A"/>
+          <w:sz w:val="24"/>
+          <w:szCs w:val="24"/>
+        </w:rPr>
+        <w:t xml:space="preserve">로 봤습니다. /</w:t>
+      </w:r>
+    </w:p>
+    <w:p>
+      <w:pPr>
+        <w:spacing w:after="60" w:before="60" w:line="340"/>
+        <w:ind w:left="200"/>
+      </w:pPr>
+      <w:r>
+        <w:rPr>
+          <w:rFonts w:ascii="맑은 고딕" w:cs="맑은 고딕" w:eastAsia="맑은 고딕" w:hAnsi="맑은 고딕"/>
+          <w:color w:val="1A1A1A"/>
+          <w:sz w:val="24"/>
+          <w:szCs w:val="24"/>
+        </w:rPr>
+        <w:t xml:space="preserve">저희가 3년 안에 서울 다섯 개 구에서 가져올 거래액은 </w:t>
+      </w:r>
+      <w:r>
+        <w:rPr>
+          <w:rFonts w:ascii="맑은 고딕" w:cs="맑은 고딕" w:eastAsia="맑은 고딕" w:hAnsi="맑은 고딕"/>
+          <w:b/>
+          <w:bCs/>
+          <w:color w:val="3B2314"/>
+          <w:sz w:val="24"/>
+          <w:szCs w:val="24"/>
+        </w:rPr>
+        <w:t xml:space="preserve">약 200억</w:t>
+      </w:r>
+      <w:r>
+        <w:rPr>
+          <w:rFonts w:ascii="맑은 고딕" w:cs="맑은 고딕" w:eastAsia="맑은 고딕" w:hAnsi="맑은 고딕"/>
+          <w:color w:val="1A1A1A"/>
+          <w:sz w:val="24"/>
+          <w:szCs w:val="24"/>
+        </w:rPr>
+        <w:t xml:space="preserve">입니다. 모두 가정값이고, 검증 항목은 표시해 두었습니다.</w:t>
       </w:r>
     </w:p>
     <w:p>
@@ -2920,7 +2889,7 @@
           <w:sz w:val="28"/>
           <w:szCs w:val="28"/>
         </w:rPr>
-        <w:t xml:space="preserve">S7 · 도달 가능성 필터</w:t>
+        <w:t xml:space="preserve">S7 · 비즈니스 모델</w:t>
       </w:r>
     </w:p>
     <w:p>
@@ -2934,24 +2903,33 @@
           <w:sz w:val="18"/>
           <w:szCs w:val="18"/>
         </w:rPr>
-        <w:t xml:space="preserve">누적 3:27  ·  분량 1:05</w:t>
-      </w:r>
-    </w:p>
-    <w:p>
-      <w:pPr>
-        <w:spacing w:after="60" w:before="60" w:line="340"/>
-        <w:ind w:left="200"/>
-      </w:pPr>
-      <w:r>
-        <w:rPr>
-          <w:rFonts w:ascii="맑은 고딕" w:cs="맑은 고딕" w:eastAsia="맑은 고딕" w:hAnsi="맑은 고딕"/>
-          <w:b/>
-          <w:bCs/>
-          <w:color w:val="3B2314"/>
-          <w:sz w:val="24"/>
-          <w:szCs w:val="24"/>
-        </w:rPr>
-        <w:t xml:space="preserve">내 주변에 있다고 해서, 내가 정말 갈 수 있을까요.</w:t>
+        <w:t xml:space="preserve">누적 2:50  ·  분량 1:00</w:t>
+      </w:r>
+    </w:p>
+    <w:p>
+      <w:pPr>
+        <w:spacing w:after="60" w:before="60" w:line="340"/>
+        <w:ind w:left="200"/>
+      </w:pPr>
+      <w:r>
+        <w:rPr>
+          <w:rFonts w:ascii="맑은 고딕" w:cs="맑은 고딕" w:eastAsia="맑은 고딕" w:hAnsi="맑은 고딕"/>
+          <w:color w:val="1A1A1A"/>
+          <w:sz w:val="24"/>
+          <w:szCs w:val="24"/>
+        </w:rPr>
+        <w:t xml:space="preserve">수익 모델은 한 줄입니다. </w:t>
+      </w:r>
+      <w:r>
+        <w:rPr>
+          <w:rFonts w:ascii="맑은 고딕" w:cs="맑은 고딕" w:eastAsia="맑은 고딕" w:hAnsi="맑은 고딕"/>
+          <w:b/>
+          <w:bCs/>
+          <w:color w:val="3B2314"/>
+          <w:sz w:val="24"/>
+          <w:szCs w:val="24"/>
+        </w:rPr>
+        <w:t xml:space="preserve">결제 수수료 3%, 그게 전부입니다.</w:t>
       </w:r>
       <w:r>
         <w:rPr>
@@ -2975,18 +2953,53 @@
           <w:sz w:val="24"/>
           <w:szCs w:val="24"/>
         </w:rPr>
-        <w:t xml:space="preserve">마감이 38분 남았는데 걸어서 40분이면, 그건 내 주변에 있어도 </w:t>
-      </w:r>
-      <w:r>
-        <w:rPr>
-          <w:rFonts w:ascii="맑은 고딕" w:cs="맑은 고딕" w:eastAsia="맑은 고딕" w:hAnsi="맑은 고딕"/>
-          <w:b/>
-          <w:bCs/>
-          <w:color w:val="3B2314"/>
-          <w:sz w:val="24"/>
-          <w:szCs w:val="24"/>
-        </w:rPr>
-        <w:t xml:space="preserve">없는 겁니다.</w:t>
+        <w:t xml:space="preserve">입점비도, 월 구독료도, 광고비도 받지 않습니다. /</w:t>
+      </w:r>
+    </w:p>
+    <w:p>
+      <w:pPr>
+        <w:spacing w:after="60" w:before="60" w:line="340"/>
+        <w:ind w:left="200"/>
+      </w:pPr>
+      <w:r>
+        <w:rPr>
+          <w:rFonts w:ascii="맑은 고딕" w:cs="맑은 고딕" w:eastAsia="맑은 고딕" w:hAnsi="맑은 고딕"/>
+          <w:color w:val="1A1A1A"/>
+          <w:sz w:val="24"/>
+          <w:szCs w:val="24"/>
+        </w:rPr>
+        <w:t xml:space="preserve">이유는 분명합니다. 저희가 파는 건 </w:t>
+      </w:r>
+      <w:r>
+        <w:rPr>
+          <w:rFonts w:ascii="맑은 고딕" w:cs="맑은 고딕" w:eastAsia="맑은 고딕" w:hAnsi="맑은 고딕"/>
+          <w:b/>
+          <w:bCs/>
+          <w:color w:val="3B2314"/>
+          <w:sz w:val="24"/>
+          <w:szCs w:val="24"/>
+        </w:rPr>
+        <w:t xml:space="preserve">그냥 두면 0원이 될 시간</w:t>
+      </w:r>
+      <w:r>
+        <w:rPr>
+          <w:rFonts w:ascii="맑은 고딕" w:cs="맑은 고딕" w:eastAsia="맑은 고딕" w:hAnsi="맑은 고딕"/>
+          <w:color w:val="1A1A1A"/>
+          <w:sz w:val="24"/>
+          <w:szCs w:val="24"/>
+        </w:rPr>
+        <w:t xml:space="preserve">입니다. 0원짜리를 매출로 바꿔주는데 사장님에게 선불을 요구하면 </w:t>
+      </w:r>
+      <w:r>
+        <w:rPr>
+          <w:rFonts w:ascii="맑은 고딕" w:cs="맑은 고딕" w:eastAsia="맑은 고딕" w:hAnsi="맑은 고딕"/>
+          <w:b/>
+          <w:bCs/>
+          <w:color w:val="3B2314"/>
+          <w:sz w:val="24"/>
+          <w:szCs w:val="24"/>
+        </w:rPr>
+        <w:t xml:space="preserve">공급이 안 붙습니다.</w:t>
       </w:r>
       <w:r>
         <w:rPr>
@@ -3010,180 +3023,117 @@
           <w:sz w:val="24"/>
           <w:szCs w:val="24"/>
         </w:rPr>
-        <w:t xml:space="preserve">기존 앱들은 거리순으로만 보여줍니다. 제시간에 도착할 수 있는지는 사용자가 알아서 계산해야 합니다. </w:t>
-      </w:r>
-      <w:r>
-        <w:rPr>
-          <w:rFonts w:ascii="맑은 고딕" w:cs="맑은 고딕" w:eastAsia="맑은 고딕" w:hAnsi="맑은 고딕"/>
-          <w:b/>
-          <w:bCs/>
-          <w:color w:val="3B2314"/>
-          <w:sz w:val="24"/>
-          <w:szCs w:val="24"/>
-        </w:rPr>
-        <w:t xml:space="preserve">넛츠는 갈 수 있는 것만 보여줍니다.</w:t>
-      </w:r>
-      <w:r>
-        <w:rPr>
-          <w:rFonts w:ascii="맑은 고딕" w:cs="맑은 고딕" w:eastAsia="맑은 고딕" w:hAnsi="맑은 고딕"/>
-          <w:color w:val="1A1A1A"/>
-          <w:sz w:val="24"/>
-          <w:szCs w:val="24"/>
-        </w:rPr>
-        <w:t xml:space="preserve"> /</w:t>
-      </w:r>
-    </w:p>
-    <w:p>
-      <w:pPr>
-        <w:spacing w:after="60" w:before="60" w:line="340"/>
-        <w:ind w:left="200"/>
-      </w:pPr>
-      <w:r>
-        <w:rPr>
-          <w:rFonts w:ascii="맑은 고딕" w:cs="맑은 고딕" w:eastAsia="맑은 고딕" w:hAnsi="맑은 고딕"/>
-          <w:color w:val="1A1A1A"/>
-          <w:sz w:val="24"/>
-          <w:szCs w:val="24"/>
-        </w:rPr>
-        <w:t xml:space="preserve">보시죠. 마감까지 </w:t>
-      </w:r>
-      <w:r>
-        <w:rPr>
-          <w:rFonts w:ascii="맑은 고딕" w:cs="맑은 고딕" w:eastAsia="맑은 고딕" w:hAnsi="맑은 고딕"/>
-          <w:b/>
-          <w:bCs/>
-          <w:color w:val="3B2314"/>
-          <w:sz w:val="24"/>
-          <w:szCs w:val="24"/>
-        </w:rPr>
-        <w:t xml:space="preserve">38분</w:t>
-      </w:r>
-      <w:r>
-        <w:rPr>
-          <w:rFonts w:ascii="맑은 고딕" w:cs="맑은 고딕" w:eastAsia="맑은 고딕" w:hAnsi="맑은 고딕"/>
-          <w:color w:val="1A1A1A"/>
-          <w:sz w:val="24"/>
-          <w:szCs w:val="24"/>
-        </w:rPr>
-        <w:t xml:space="preserve">, 이 가게까지 2.5킬로입니다. /</w:t>
-      </w:r>
-    </w:p>
-    <w:p>
-      <w:pPr>
-        <w:spacing w:after="60" w:before="60" w:line="340"/>
-        <w:ind w:left="200"/>
-      </w:pPr>
-      <w:r>
-        <w:rPr>
-          <w:rFonts w:ascii="맑은 고딕" w:cs="맑은 고딕" w:eastAsia="맑은 고딕" w:hAnsi="맑은 고딕"/>
-          <w:b/>
-          <w:bCs/>
-          <w:color w:val="3B2314"/>
-          <w:sz w:val="24"/>
-          <w:szCs w:val="24"/>
-        </w:rPr>
-        <w:t xml:space="preserve">도보</w:t>
-      </w:r>
-      <w:r>
-        <w:rPr>
-          <w:rFonts w:ascii="맑은 고딕" w:cs="맑은 고딕" w:eastAsia="맑은 고딕" w:hAnsi="맑은 고딕"/>
-          <w:color w:val="1A1A1A"/>
-          <w:sz w:val="24"/>
-          <w:szCs w:val="24"/>
-        </w:rPr>
-        <w:t xml:space="preserve">를 누르면 38분, 준비 시간까지 43분. 못 갑니다. </w:t>
-      </w:r>
-      <w:r>
-        <w:rPr>
-          <w:rFonts w:ascii="맑은 고딕" w:cs="맑은 고딕" w:eastAsia="맑은 고딕" w:hAnsi="맑은 고딕"/>
-          <w:b/>
-          <w:bCs/>
-          <w:color w:val="3B2314"/>
-          <w:sz w:val="24"/>
-          <w:szCs w:val="24"/>
-        </w:rPr>
-        <w:t xml:space="preserve">화면에서 사라집니다.</w:t>
-      </w:r>
-      <w:r>
-        <w:rPr>
-          <w:rFonts w:ascii="맑은 고딕" w:cs="맑은 고딕" w:eastAsia="맑은 고딕" w:hAnsi="맑은 고딕"/>
-          <w:color w:val="1A1A1A"/>
-          <w:sz w:val="24"/>
-          <w:szCs w:val="24"/>
-        </w:rPr>
-        <w:t xml:space="preserve"> /</w:t>
-      </w:r>
-    </w:p>
-    <w:p>
-      <w:pPr>
-        <w:spacing w:after="60" w:before="60" w:line="340"/>
-        <w:ind w:left="200"/>
-      </w:pPr>
-      <w:r>
-        <w:rPr>
-          <w:rFonts w:ascii="맑은 고딕" w:cs="맑은 고딕" w:eastAsia="맑은 고딕" w:hAnsi="맑은 고딕"/>
-          <w:b/>
-          <w:bCs/>
-          <w:color w:val="3B2314"/>
-          <w:sz w:val="24"/>
-          <w:szCs w:val="24"/>
-        </w:rPr>
-        <w:t xml:space="preserve">자전거</w:t>
-      </w:r>
-      <w:r>
-        <w:rPr>
-          <w:rFonts w:ascii="맑은 고딕" w:cs="맑은 고딕" w:eastAsia="맑은 고딕" w:hAnsi="맑은 고딕"/>
-          <w:color w:val="1A1A1A"/>
-          <w:sz w:val="24"/>
-          <w:szCs w:val="24"/>
-        </w:rPr>
-        <w:t xml:space="preserve">를 누르면 10분. 여유가 23분 남습니다. </w:t>
-      </w:r>
-      <w:r>
-        <w:rPr>
-          <w:rFonts w:ascii="맑은 고딕" w:cs="맑은 고딕" w:eastAsia="맑은 고딕" w:hAnsi="맑은 고딕"/>
-          <w:b/>
-          <w:bCs/>
-          <w:color w:val="3B2314"/>
-          <w:sz w:val="24"/>
-          <w:szCs w:val="24"/>
-        </w:rPr>
-        <w:t xml:space="preserve">보입니다.</w:t>
-      </w:r>
-      <w:r>
-        <w:rPr>
-          <w:rFonts w:ascii="맑은 고딕" w:cs="맑은 고딕" w:eastAsia="맑은 고딕" w:hAnsi="맑은 고딕"/>
-          <w:color w:val="1A1A1A"/>
-          <w:sz w:val="24"/>
-          <w:szCs w:val="24"/>
-        </w:rPr>
-        <w:t xml:space="preserve"> 차량도 주차까지 18분, 보입니다. /</w:t>
-      </w:r>
-    </w:p>
-    <w:p>
-      <w:pPr>
-        <w:spacing w:after="60" w:before="60" w:line="340"/>
-        <w:ind w:left="200"/>
-      </w:pPr>
-      <w:r>
-        <w:rPr>
-          <w:rFonts w:ascii="맑은 고딕" w:cs="맑은 고딕" w:eastAsia="맑은 고딕" w:hAnsi="맑은 고딕"/>
-          <w:b/>
-          <w:bCs/>
-          <w:color w:val="3B2314"/>
-          <w:sz w:val="24"/>
-          <w:szCs w:val="24"/>
-        </w:rPr>
-        <w:t xml:space="preserve">같은 시각, 같은 자리에 서 있어도 이동수단에 따라 완전히 다른 화면을 봅니다.</w:t>
-      </w:r>
-      <w:r>
-        <w:rPr>
-          <w:rFonts w:ascii="맑은 고딕" w:cs="맑은 고딕" w:eastAsia="맑은 고딕" w:hAnsi="맑은 고딕"/>
-          <w:color w:val="1A1A1A"/>
-          <w:sz w:val="24"/>
-          <w:szCs w:val="24"/>
-        </w:rPr>
-        <w:t xml:space="preserve"> 내 주변을, 진짜 갈 수 있는 곳으로 좁혀주는 겁니다.</w:t>
+        <w:t xml:space="preserve">이 사업은 </w:t>
+      </w:r>
+      <w:r>
+        <w:rPr>
+          <w:rFonts w:ascii="맑은 고딕" w:cs="맑은 고딕" w:eastAsia="맑은 고딕" w:hAnsi="맑은 고딕"/>
+          <w:b/>
+          <w:bCs/>
+          <w:color w:val="3B2314"/>
+          <w:sz w:val="24"/>
+          <w:szCs w:val="24"/>
+        </w:rPr>
+        <w:t xml:space="preserve">공급 밀도가 곧 경쟁력</w:t>
+      </w:r>
+      <w:r>
+        <w:rPr>
+          <w:rFonts w:ascii="맑은 고딕" w:cs="맑은 고딕" w:eastAsia="맑은 고딕" w:hAnsi="맑은 고딕"/>
+          <w:color w:val="1A1A1A"/>
+          <w:sz w:val="24"/>
+          <w:szCs w:val="24"/>
+        </w:rPr>
+        <w:t xml:space="preserve">이라, 진입 마찰을 0으로 두는 게 맞습니다. /</w:t>
+      </w:r>
+    </w:p>
+    <w:p>
+      <w:pPr>
+        <w:spacing w:after="60" w:before="60" w:line="340"/>
+        <w:ind w:left="200"/>
+      </w:pPr>
+      <w:r>
+        <w:rPr>
+          <w:rFonts w:ascii="맑은 고딕" w:cs="맑은 고딕" w:eastAsia="맑은 고딕" w:hAnsi="맑은 고딕"/>
+          <w:color w:val="1A1A1A"/>
+          <w:sz w:val="24"/>
+          <w:szCs w:val="24"/>
+        </w:rPr>
+        <w:t xml:space="preserve">숫자로 보면, 사용자가 이만 사천 원을 결제하면 사장님에게 이만 삼천이백팔십 원, 저희가 </w:t>
+      </w:r>
+      <w:r>
+        <w:rPr>
+          <w:rFonts w:ascii="맑은 고딕" w:cs="맑은 고딕" w:eastAsia="맑은 고딕" w:hAnsi="맑은 고딕"/>
+          <w:b/>
+          <w:bCs/>
+          <w:color w:val="3B2314"/>
+          <w:sz w:val="24"/>
+          <w:szCs w:val="24"/>
+        </w:rPr>
+        <w:t xml:space="preserve">칠백이십 원</w:t>
+      </w:r>
+      <w:r>
+        <w:rPr>
+          <w:rFonts w:ascii="맑은 고딕" w:cs="맑은 고딕" w:eastAsia="맑은 고딕" w:hAnsi="맑은 고딕"/>
+          <w:color w:val="1A1A1A"/>
+          <w:sz w:val="24"/>
+          <w:szCs w:val="24"/>
+        </w:rPr>
+        <w:t xml:space="preserve">입니다. 월 십만 건이면 월 </w:t>
+      </w:r>
+      <w:r>
+        <w:rPr>
+          <w:rFonts w:ascii="맑은 고딕" w:cs="맑은 고딕" w:eastAsia="맑은 고딕" w:hAnsi="맑은 고딕"/>
+          <w:b/>
+          <w:bCs/>
+          <w:color w:val="3B2314"/>
+          <w:sz w:val="24"/>
+          <w:szCs w:val="24"/>
+        </w:rPr>
+        <w:t xml:space="preserve">칠천이백만 원</w:t>
+      </w:r>
+      <w:r>
+        <w:rPr>
+          <w:rFonts w:ascii="맑은 고딕" w:cs="맑은 고딕" w:eastAsia="맑은 고딕" w:hAnsi="맑은 고딕"/>
+          <w:color w:val="1A1A1A"/>
+          <w:sz w:val="24"/>
+          <w:szCs w:val="24"/>
+        </w:rPr>
+        <w:t xml:space="preserve">입니다. /</w:t>
+      </w:r>
+    </w:p>
+    <w:p>
+      <w:pPr>
+        <w:spacing w:after="60" w:before="60" w:line="340"/>
+        <w:ind w:left="200"/>
+      </w:pPr>
+      <w:r>
+        <w:rPr>
+          <w:rFonts w:ascii="맑은 고딕" w:cs="맑은 고딕" w:eastAsia="맑은 고딕" w:hAnsi="맑은 고딕"/>
+          <w:color w:val="1A1A1A"/>
+          <w:sz w:val="24"/>
+          <w:szCs w:val="24"/>
+        </w:rPr>
+        <w:t xml:space="preserve">광고를 붙이면 단기 매출은 늘지만, 노출 순서가 돈으로 정해지는 순간 </w:t>
+      </w:r>
+      <w:r>
+        <w:rPr>
+          <w:rFonts w:ascii="맑은 고딕" w:cs="맑은 고딕" w:eastAsia="맑은 고딕" w:hAnsi="맑은 고딕"/>
+          <w:b/>
+          <w:bCs/>
+          <w:color w:val="3B2314"/>
+          <w:sz w:val="24"/>
+          <w:szCs w:val="24"/>
+        </w:rPr>
+        <w:t xml:space="preserve">“지금 갈 수 있는 곳”이라는 약속이 깨집니다.</w:t>
+      </w:r>
+      <w:r>
+        <w:rPr>
+          <w:rFonts w:ascii="맑은 고딕" w:cs="맑은 고딕" w:eastAsia="맑은 고딕" w:hAnsi="맑은 고딕"/>
+          <w:color w:val="1A1A1A"/>
+          <w:sz w:val="24"/>
+          <w:szCs w:val="24"/>
+        </w:rPr>
+        <w:t xml:space="preserve"> 그래서 안 받습니다.</w:t>
       </w:r>
     </w:p>
     <w:p>
@@ -3197,7 +3147,7 @@
           <w:sz w:val="28"/>
           <w:szCs w:val="28"/>
         </w:rPr>
-        <w:t xml:space="preserve">S8 · 세 가지 효과</w:t>
+        <w:t xml:space="preserve">S8 · 트랙션</w:t>
       </w:r>
     </w:p>
     <w:p>
@@ -3211,7 +3161,57 @@
           <w:sz w:val="18"/>
           <w:szCs w:val="18"/>
         </w:rPr>
-        <w:t xml:space="preserve">누적 4:32  ·  분량 0:28</w:t>
+        <w:t xml:space="preserve">누적 3:50  ·  분량 0:30</w:t>
+      </w:r>
+    </w:p>
+    <w:p>
+      <w:pPr>
+        <w:spacing w:after="60" w:before="60" w:line="340"/>
+        <w:ind w:left="200"/>
+      </w:pPr>
+      <w:r>
+        <w:rPr>
+          <w:rFonts w:ascii="맑은 고딕" w:cs="맑은 고딕" w:eastAsia="맑은 고딕" w:hAnsi="맑은 고딕"/>
+          <w:color w:val="1A1A1A"/>
+          <w:sz w:val="24"/>
+          <w:szCs w:val="24"/>
+        </w:rPr>
+        <w:t xml:space="preserve">이 서비스는 설치보다 </w:t>
+      </w:r>
+      <w:r>
+        <w:rPr>
+          <w:rFonts w:ascii="맑은 고딕" w:cs="맑은 고딕" w:eastAsia="맑은 고딕" w:hAnsi="맑은 고딕"/>
+          <w:b/>
+          <w:bCs/>
+          <w:color w:val="3B2314"/>
+          <w:sz w:val="24"/>
+          <w:szCs w:val="24"/>
+        </w:rPr>
+        <w:t xml:space="preserve">자주 여는 것</w:t>
+      </w:r>
+      <w:r>
+        <w:rPr>
+          <w:rFonts w:ascii="맑은 고딕" w:cs="맑은 고딕" w:eastAsia="맑은 고딕" w:hAnsi="맑은 고딕"/>
+          <w:color w:val="1A1A1A"/>
+          <w:sz w:val="24"/>
+          <w:szCs w:val="24"/>
+        </w:rPr>
+        <w:t xml:space="preserve">이 훨씬 중요합니다. 빈 시간은 갑자기 생기니까요. /</w:t>
+      </w:r>
+    </w:p>
+    <w:p>
+      <w:pPr>
+        <w:spacing w:after="60" w:before="60" w:line="340"/>
+        <w:ind w:left="200"/>
+      </w:pPr>
+      <w:r>
+        <w:rPr>
+          <w:rFonts w:ascii="맑은 고딕" w:cs="맑은 고딕" w:eastAsia="맑은 고딕" w:hAnsi="맑은 고딕"/>
+          <w:color w:val="1A1A1A"/>
+          <w:sz w:val="24"/>
+          <w:szCs w:val="24"/>
+        </w:rPr>
+        <w:t xml:space="preserve">그래서 두 가지를 씁니다. /</w:t>
       </w:r>
     </w:p>
     <w:p>
@@ -3237,141 +3237,121 @@
           <w:sz w:val="24"/>
           <w:szCs w:val="24"/>
         </w:rPr>
-        <w:t xml:space="preserve">헛걸음이 사라집니다.</w:t>
-      </w:r>
-      <w:r>
-        <w:rPr>
-          <w:rFonts w:ascii="맑은 고딕" w:cs="맑은 고딕" w:eastAsia="맑은 고딕" w:hAnsi="맑은 고딕"/>
-          <w:color w:val="1A1A1A"/>
-          <w:sz w:val="24"/>
-          <w:szCs w:val="24"/>
-        </w:rPr>
-        <w:t xml:space="preserve"> 못 오는 사람에게는 애초에 안 보여주니까요. 노쇼를 정책이 아니라 </w:t>
-      </w:r>
-      <w:r>
-        <w:rPr>
-          <w:rFonts w:ascii="맑은 고딕" w:cs="맑은 고딕" w:eastAsia="맑은 고딕" w:hAnsi="맑은 고딕"/>
-          <w:b/>
-          <w:bCs/>
-          <w:color w:val="3B2314"/>
-          <w:sz w:val="24"/>
-          <w:szCs w:val="24"/>
-        </w:rPr>
-        <w:t xml:space="preserve">화면 설계로</w:t>
-      </w:r>
-      <w:r>
-        <w:rPr>
-          <w:rFonts w:ascii="맑은 고딕" w:cs="맑은 고딕" w:eastAsia="맑은 고딕" w:hAnsi="맑은 고딕"/>
-          <w:color w:val="1A1A1A"/>
-          <w:sz w:val="24"/>
-          <w:szCs w:val="24"/>
-        </w:rPr>
-        <w:t xml:space="preserve"> 막는 겁니다. /</w:t>
-      </w:r>
-    </w:p>
-    <w:p>
-      <w:pPr>
-        <w:spacing w:after="60" w:before="60" w:line="340"/>
-        <w:ind w:left="200"/>
-      </w:pPr>
-      <w:r>
-        <w:rPr>
-          <w:rFonts w:ascii="맑은 고딕" w:cs="맑은 고딕" w:eastAsia="맑은 고딕" w:hAnsi="맑은 고딕"/>
-          <w:color w:val="1A1A1A"/>
-          <w:sz w:val="24"/>
-          <w:szCs w:val="24"/>
-        </w:rPr>
-        <w:t xml:space="preserve">둘째, 목록은 짧아지는데 </w:t>
-      </w:r>
-      <w:r>
-        <w:rPr>
-          <w:rFonts w:ascii="맑은 고딕" w:cs="맑은 고딕" w:eastAsia="맑은 고딕" w:hAnsi="맑은 고딕"/>
-          <w:b/>
-          <w:bCs/>
-          <w:color w:val="3B2314"/>
-          <w:sz w:val="24"/>
-          <w:szCs w:val="24"/>
-        </w:rPr>
-        <w:t xml:space="preserve">예약 전환율은 올라갑니다.</w:t>
-      </w:r>
-      <w:r>
-        <w:rPr>
-          <w:rFonts w:ascii="맑은 고딕" w:cs="맑은 고딕" w:eastAsia="맑은 고딕" w:hAnsi="맑은 고딕"/>
-          <w:color w:val="1A1A1A"/>
-          <w:sz w:val="24"/>
-          <w:szCs w:val="24"/>
-        </w:rPr>
-        <w:t xml:space="preserve"> 보이는 게 전부 진짜 갈 수 있는 것이니까요. /</w:t>
-      </w:r>
-    </w:p>
-    <w:p>
-      <w:pPr>
-        <w:spacing w:after="60" w:before="60" w:line="340"/>
-        <w:ind w:left="200"/>
-      </w:pPr>
-      <w:r>
-        <w:rPr>
-          <w:rFonts w:ascii="맑은 고딕" w:cs="맑은 고딕" w:eastAsia="맑은 고딕" w:hAnsi="맑은 고딕"/>
-          <w:color w:val="1A1A1A"/>
-          <w:sz w:val="24"/>
-          <w:szCs w:val="24"/>
-        </w:rPr>
-        <w:t xml:space="preserve">셋째, </w:t>
-      </w:r>
-      <w:r>
-        <w:rPr>
-          <w:rFonts w:ascii="맑은 고딕" w:cs="맑은 고딕" w:eastAsia="맑은 고딕" w:hAnsi="맑은 고딕"/>
-          <w:b/>
-          <w:bCs/>
-          <w:color w:val="3B2314"/>
-          <w:sz w:val="24"/>
-          <w:szCs w:val="24"/>
-        </w:rPr>
-        <w:t xml:space="preserve">지금 여기 올 수 있는 사람</w:t>
-      </w:r>
-      <w:r>
-        <w:rPr>
-          <w:rFonts w:ascii="맑은 고딕" w:cs="맑은 고딕" w:eastAsia="맑은 고딕" w:hAnsi="맑은 고딕"/>
-          <w:color w:val="1A1A1A"/>
-          <w:sz w:val="24"/>
-          <w:szCs w:val="24"/>
-        </w:rPr>
-        <w:t xml:space="preserve">은 광고주에게 가장 비싼 트래픽입니다. 광고 상품의 근거가 여기서 생깁니다. /</w:t>
-      </w:r>
-    </w:p>
-    <w:p>
-      <w:pPr>
-        <w:spacing w:after="60" w:before="60" w:line="340"/>
-        <w:ind w:left="200"/>
-      </w:pPr>
-      <w:r>
-        <w:rPr>
-          <w:rFonts w:ascii="맑은 고딕" w:cs="맑은 고딕" w:eastAsia="맑은 고딕" w:hAnsi="맑은 고딕"/>
-          <w:color w:val="1A1A1A"/>
-          <w:sz w:val="24"/>
-          <w:szCs w:val="24"/>
-        </w:rPr>
-        <w:t xml:space="preserve">사장님 화면에는 이렇게 뜹니다. 이 슬롯을 지금 볼 수 있는 사람 47명. </w:t>
-      </w:r>
-      <w:r>
-        <w:rPr>
-          <w:rFonts w:ascii="맑은 고딕" w:cs="맑은 고딕" w:eastAsia="맑은 고딕" w:hAnsi="맑은 고딕"/>
-          <w:b/>
-          <w:bCs/>
-          <w:color w:val="3B2314"/>
-          <w:sz w:val="24"/>
-          <w:szCs w:val="24"/>
-        </w:rPr>
-        <w:t xml:space="preserve">마감을 15분만 늦추면 112명.</w:t>
-      </w:r>
-      <w:r>
-        <w:rPr>
-          <w:rFonts w:ascii="맑은 고딕" w:cs="맑은 고딕" w:eastAsia="맑은 고딕" w:hAnsi="맑은 고딕"/>
-          <w:color w:val="1A1A1A"/>
-          <w:sz w:val="24"/>
-          <w:szCs w:val="24"/>
-        </w:rPr>
-        <w:t xml:space="preserve"> 가격을 깎으라고 하지 않고 시간을 조정하라고 합니다.</w:t>
+        <w:t xml:space="preserve">특정 매장에 커피 열 잔을 미리 달아둡니다.</w:t>
+      </w:r>
+      <w:r>
+        <w:rPr>
+          <w:rFonts w:ascii="맑은 고딕" w:cs="맑은 고딕" w:eastAsia="맑은 고딕" w:hAnsi="맑은 고딕"/>
+          <w:color w:val="1A1A1A"/>
+          <w:sz w:val="24"/>
+          <w:szCs w:val="24"/>
+        </w:rPr>
+        <w:t xml:space="preserve"> 지금 이 근처에 계신 열 분, 선착순입니다. 공짜로 한 번 받아 본 사람은 </w:t>
+      </w:r>
+      <w:r>
+        <w:rPr>
+          <w:rFonts w:ascii="맑은 고딕" w:cs="맑은 고딕" w:eastAsia="맑은 고딕" w:hAnsi="맑은 고딕"/>
+          <w:b/>
+          <w:bCs/>
+          <w:color w:val="3B2314"/>
+          <w:sz w:val="24"/>
+          <w:szCs w:val="24"/>
+        </w:rPr>
+        <w:t xml:space="preserve">그 앱을 계속 열어봅니다.</w:t>
+      </w:r>
+      <w:r>
+        <w:rPr>
+          <w:rFonts w:ascii="맑은 고딕" w:cs="맑은 고딕" w:eastAsia="맑은 고딕" w:hAnsi="맑은 고딕"/>
+          <w:color w:val="1A1A1A"/>
+          <w:sz w:val="24"/>
+          <w:szCs w:val="24"/>
+        </w:rPr>
+        <w:t xml:space="preserve"> /</w:t>
+      </w:r>
+    </w:p>
+    <w:p>
+      <w:pPr>
+        <w:spacing w:after="60" w:before="60" w:line="340"/>
+        <w:ind w:left="200"/>
+      </w:pPr>
+      <w:r>
+        <w:rPr>
+          <w:rFonts w:ascii="맑은 고딕" w:cs="맑은 고딕" w:eastAsia="맑은 고딕" w:hAnsi="맑은 고딕"/>
+          <w:color w:val="1A1A1A"/>
+          <w:sz w:val="24"/>
+          <w:szCs w:val="24"/>
+        </w:rPr>
+        <w:t xml:space="preserve">둘째, </w:t>
+      </w:r>
+      <w:r>
+        <w:rPr>
+          <w:rFonts w:ascii="맑은 고딕" w:cs="맑은 고딕" w:eastAsia="맑은 고딕" w:hAnsi="맑은 고딕"/>
+          <w:b/>
+          <w:bCs/>
+          <w:color w:val="3B2314"/>
+          <w:sz w:val="24"/>
+          <w:szCs w:val="24"/>
+        </w:rPr>
+        <w:t xml:space="preserve">새로 등록한 업체에는 저희가 할인 쿠폰을 붙여 드립니다.</w:t>
+      </w:r>
+      <w:r>
+        <w:rPr>
+          <w:rFonts w:ascii="맑은 고딕" w:cs="맑은 고딕" w:eastAsia="맑은 고딕" w:hAnsi="맑은 고딕"/>
+          <w:color w:val="1A1A1A"/>
+          <w:sz w:val="24"/>
+          <w:szCs w:val="24"/>
+        </w:rPr>
+        <w:t xml:space="preserve"> 저희 비용, 즉 투자입니다. /</w:t>
+      </w:r>
+    </w:p>
+    <w:p>
+      <w:pPr>
+        <w:spacing w:after="60" w:before="60" w:line="340"/>
+        <w:ind w:left="200"/>
+      </w:pPr>
+      <w:r>
+        <w:rPr>
+          <w:rFonts w:ascii="맑은 고딕" w:cs="맑은 고딕" w:eastAsia="맑은 고딕" w:hAnsi="맑은 고딕"/>
+          <w:color w:val="1A1A1A"/>
+          <w:sz w:val="24"/>
+          <w:szCs w:val="24"/>
+        </w:rPr>
+        <w:t xml:space="preserve">초기 공급이 매력적이어야 사용자가 오고, 사용자가 와야 다음 사장님이 들어옵니다. </w:t>
+      </w:r>
+      <w:r>
+        <w:rPr>
+          <w:rFonts w:ascii="맑은 고딕" w:cs="맑은 고딕" w:eastAsia="맑은 고딕" w:hAnsi="맑은 고딕"/>
+          <w:b/>
+          <w:bCs/>
+          <w:color w:val="3B2314"/>
+          <w:sz w:val="24"/>
+          <w:szCs w:val="24"/>
+        </w:rPr>
+        <w:t xml:space="preserve">닭과 달걀을 저희 돈으로 끊는 겁니다.</w:t>
+      </w:r>
+      <w:r>
+        <w:rPr>
+          <w:rFonts w:ascii="맑은 고딕" w:cs="맑은 고딕" w:eastAsia="맑은 고딕" w:hAnsi="맑은 고딕"/>
+          <w:color w:val="1A1A1A"/>
+          <w:sz w:val="24"/>
+          <w:szCs w:val="24"/>
+        </w:rPr>
+        <w:t xml:space="preserve"> /</w:t>
+      </w:r>
+    </w:p>
+    <w:p>
+      <w:pPr>
+        <w:spacing w:after="60" w:before="60" w:line="340"/>
+        <w:ind w:left="200"/>
+      </w:pPr>
+      <w:r>
+        <w:rPr>
+          <w:rFonts w:ascii="맑은 고딕" w:cs="맑은 고딕" w:eastAsia="맑은 고딕" w:hAnsi="맑은 고딕"/>
+          <w:color w:val="1A1A1A"/>
+          <w:sz w:val="24"/>
+          <w:szCs w:val="24"/>
+        </w:rPr>
+        <w:t xml:space="preserve">보시는 네 지표는 모두 목표치이고, 강남구에서 먼저 증명합니다.</w:t>
       </w:r>
     </w:p>
     <w:p>
@@ -3385,7 +3365,7 @@
           <w:sz w:val="28"/>
           <w:szCs w:val="28"/>
         </w:rPr>
-        <w:t xml:space="preserve">S9 · 타깃</w:t>
+        <w:t xml:space="preserve">S9 · KPI · 로드맵</w:t>
       </w:r>
     </w:p>
     <w:p>
@@ -3399,147 +3379,184 @@
           <w:sz w:val="18"/>
           <w:szCs w:val="18"/>
         </w:rPr>
-        <w:t xml:space="preserve">누적 5:00  ·  분량 0:30</w:t>
-      </w:r>
-    </w:p>
-    <w:p>
-      <w:pPr>
-        <w:spacing w:after="60" w:before="60" w:line="340"/>
-        <w:ind w:left="200"/>
-      </w:pPr>
-      <w:r>
-        <w:rPr>
-          <w:rFonts w:ascii="맑은 고딕" w:cs="맑은 고딕" w:eastAsia="맑은 고딕" w:hAnsi="맑은 고딕"/>
-          <w:color w:val="1A1A1A"/>
-          <w:sz w:val="24"/>
-          <w:szCs w:val="24"/>
-        </w:rPr>
-        <w:t xml:space="preserve">저희 고객은 </w:t>
-      </w:r>
-      <w:r>
-        <w:rPr>
-          <w:rFonts w:ascii="맑은 고딕" w:cs="맑은 고딕" w:eastAsia="맑은 고딕" w:hAnsi="맑은 고딕"/>
-          <w:b/>
-          <w:bCs/>
-          <w:color w:val="3B2314"/>
-          <w:sz w:val="24"/>
-          <w:szCs w:val="24"/>
-        </w:rPr>
-        <w:t xml:space="preserve">계획을 미리 세우지 않는 20~30대</w:t>
-      </w:r>
-      <w:r>
-        <w:rPr>
-          <w:rFonts w:ascii="맑은 고딕" w:cs="맑은 고딕" w:eastAsia="맑은 고딕" w:hAnsi="맑은 고딕"/>
-          <w:color w:val="1A1A1A"/>
-          <w:sz w:val="24"/>
-          <w:szCs w:val="24"/>
-        </w:rPr>
-        <w:t xml:space="preserve">입니다. 오늘 저녁을 오늘 오후에 정하는 사람들이죠. /</w:t>
-      </w:r>
-    </w:p>
-    <w:p>
-      <w:pPr>
-        <w:spacing w:after="60" w:before="60" w:line="340"/>
-        <w:ind w:left="200"/>
-      </w:pPr>
-      <w:r>
-        <w:rPr>
-          <w:rFonts w:ascii="맑은 고딕" w:cs="맑은 고딕" w:eastAsia="맑은 고딕" w:hAnsi="맑은 고딕"/>
-          <w:color w:val="1A1A1A"/>
-          <w:sz w:val="24"/>
-          <w:szCs w:val="24"/>
-        </w:rPr>
-        <w:t xml:space="preserve">계획형은 우리 고객이 아닙니다. 그분들은 기존 예약앱으로 충분합니다. /</w:t>
-      </w:r>
-    </w:p>
-    <w:p>
-      <w:pPr>
-        <w:spacing w:after="60" w:before="60" w:line="340"/>
-        <w:ind w:left="200"/>
-      </w:pPr>
-      <w:r>
-        <w:rPr>
-          <w:rFonts w:ascii="맑은 고딕" w:cs="맑은 고딕" w:eastAsia="맑은 고딕" w:hAnsi="맑은 고딕"/>
-          <w:color w:val="1A1A1A"/>
-          <w:sz w:val="24"/>
-          <w:szCs w:val="24"/>
-        </w:rPr>
-        <w:t xml:space="preserve">이 고객이 반응하는 건 가격이 아니라 </w:t>
-      </w:r>
-      <w:r>
-        <w:rPr>
-          <w:rFonts w:ascii="맑은 고딕" w:cs="맑은 고딕" w:eastAsia="맑은 고딕" w:hAnsi="맑은 고딕"/>
-          <w:b/>
-          <w:bCs/>
-          <w:color w:val="3B2314"/>
-          <w:sz w:val="24"/>
-          <w:szCs w:val="24"/>
-        </w:rPr>
-        <w:t xml:space="preserve">“지금 나만 찾아낸 자리”라는 발견의 재미</w:t>
-      </w:r>
-      <w:r>
-        <w:rPr>
-          <w:rFonts w:ascii="맑은 고딕" w:cs="맑은 고딕" w:eastAsia="맑은 고딕" w:hAnsi="맑은 고딕"/>
-          <w:color w:val="1A1A1A"/>
-          <w:sz w:val="24"/>
-          <w:szCs w:val="24"/>
-        </w:rPr>
-        <w:t xml:space="preserve">입니다. /</w:t>
-      </w:r>
-    </w:p>
-    <w:p>
-      <w:pPr>
-        <w:spacing w:after="60" w:before="60" w:line="340"/>
-        <w:ind w:left="200"/>
-      </w:pPr>
-      <w:r>
-        <w:rPr>
-          <w:rFonts w:ascii="맑은 고딕" w:cs="맑은 고딕" w:eastAsia="맑은 고딕" w:hAnsi="맑은 고딕"/>
-          <w:color w:val="1A1A1A"/>
-          <w:sz w:val="24"/>
-          <w:szCs w:val="24"/>
-        </w:rPr>
-        <w:t xml:space="preserve">공급자는 예약 기반 소상공인입니다. 빈 슬롯의 한계비용은 0에 가까워서 </w:t>
-      </w:r>
-      <w:r>
-        <w:rPr>
-          <w:rFonts w:ascii="맑은 고딕" w:cs="맑은 고딕" w:eastAsia="맑은 고딕" w:hAnsi="맑은 고딕"/>
-          <w:b/>
-          <w:bCs/>
-          <w:color w:val="3B2314"/>
-          <w:sz w:val="24"/>
-          <w:szCs w:val="24"/>
-        </w:rPr>
-        <w:t xml:space="preserve">할인 여력이 실제로 존재</w:t>
-      </w:r>
-      <w:r>
-        <w:rPr>
-          <w:rFonts w:ascii="맑은 고딕" w:cs="맑은 고딕" w:eastAsia="맑은 고딕" w:hAnsi="맑은 고딕"/>
-          <w:color w:val="1A1A1A"/>
-          <w:sz w:val="24"/>
-          <w:szCs w:val="24"/>
-        </w:rPr>
-        <w:t xml:space="preserve">하고, 할인 체험은 결국 </w:t>
-      </w:r>
-      <w:r>
-        <w:rPr>
-          <w:rFonts w:ascii="맑은 고딕" w:cs="맑은 고딕" w:eastAsia="맑은 고딕" w:hAnsi="맑은 고딕"/>
-          <w:b/>
-          <w:bCs/>
-          <w:color w:val="3B2314"/>
-          <w:sz w:val="24"/>
-          <w:szCs w:val="24"/>
-        </w:rPr>
-        <w:t xml:space="preserve">광고비를 매출로 받는 셈</w:t>
-      </w:r>
-      <w:r>
-        <w:rPr>
-          <w:rFonts w:ascii="맑은 고딕" w:cs="맑은 고딕" w:eastAsia="맑은 고딕" w:hAnsi="맑은 고딕"/>
-          <w:color w:val="1A1A1A"/>
-          <w:sz w:val="24"/>
-          <w:szCs w:val="24"/>
-        </w:rPr>
-        <w:t xml:space="preserve">입니다.</w:t>
+        <w:t xml:space="preserve">누적 4:20  ·  분량 0:30</w:t>
+      </w:r>
+    </w:p>
+    <w:p>
+      <w:pPr>
+        <w:spacing w:after="60" w:before="60" w:line="340"/>
+        <w:ind w:left="200"/>
+      </w:pPr>
+      <w:r>
+        <w:rPr>
+          <w:rFonts w:ascii="맑은 고딕" w:cs="맑은 고딕" w:eastAsia="맑은 고딕" w:hAnsi="맑은 고딕"/>
+          <w:color w:val="1A1A1A"/>
+          <w:sz w:val="24"/>
+          <w:szCs w:val="24"/>
+        </w:rPr>
+        <w:t xml:space="preserve">지표는 하나만 봅니다. </w:t>
+      </w:r>
+      <w:r>
+        <w:rPr>
+          <w:rFonts w:ascii="맑은 고딕" w:cs="맑은 고딕" w:eastAsia="맑은 고딕" w:hAnsi="맑은 고딕"/>
+          <w:b/>
+          <w:bCs/>
+          <w:color w:val="3B2314"/>
+          <w:sz w:val="24"/>
+          <w:szCs w:val="24"/>
+        </w:rPr>
+        <w:t xml:space="preserve">채워진 슬롯 수</w:t>
+      </w:r>
+      <w:r>
+        <w:rPr>
+          <w:rFonts w:ascii="맑은 고딕" w:cs="맑은 고딕" w:eastAsia="맑은 고딕" w:hAnsi="맑은 고딕"/>
+          <w:color w:val="1A1A1A"/>
+          <w:sz w:val="24"/>
+          <w:szCs w:val="24"/>
+        </w:rPr>
+        <w:t xml:space="preserve"> — 그냥 사라졌을 시간 중에 매출로 바뀐 시간의 총량입니다. /</w:t>
+      </w:r>
+    </w:p>
+    <w:p>
+      <w:pPr>
+        <w:spacing w:after="60" w:before="60" w:line="340"/>
+        <w:ind w:left="200"/>
+      </w:pPr>
+      <w:r>
+        <w:rPr>
+          <w:rFonts w:ascii="맑은 고딕" w:cs="맑은 고딕" w:eastAsia="맑은 고딕" w:hAnsi="맑은 고딕"/>
+          <w:color w:val="1A1A1A"/>
+          <w:sz w:val="24"/>
+          <w:szCs w:val="24"/>
+        </w:rPr>
+        <w:t xml:space="preserve">1단계는 </w:t>
+      </w:r>
+      <w:r>
+        <w:rPr>
+          <w:rFonts w:ascii="맑은 고딕" w:cs="맑은 고딕" w:eastAsia="맑은 고딕" w:hAnsi="맑은 고딕"/>
+          <w:b/>
+          <w:bCs/>
+          <w:color w:val="3B2314"/>
+          <w:sz w:val="24"/>
+          <w:szCs w:val="24"/>
+        </w:rPr>
+        <w:t xml:space="preserve">강남구 한 곳</w:t>
+      </w:r>
+      <w:r>
+        <w:rPr>
+          <w:rFonts w:ascii="맑은 고딕" w:cs="맑은 고딕" w:eastAsia="맑은 고딕" w:hAnsi="맑은 고딕"/>
+          <w:color w:val="1A1A1A"/>
+          <w:sz w:val="24"/>
+          <w:szCs w:val="24"/>
+        </w:rPr>
+        <w:t xml:space="preserve">입니다. 넓히지 않고 밀도를 만듭니다. 입점 사백 곳, 주간 채운 슬롯 천 개. /</w:t>
+      </w:r>
+    </w:p>
+    <w:p>
+      <w:pPr>
+        <w:spacing w:after="60" w:before="60" w:line="340"/>
+        <w:ind w:left="200"/>
+      </w:pPr>
+      <w:r>
+        <w:rPr>
+          <w:rFonts w:ascii="맑은 고딕" w:cs="맑은 고딕" w:eastAsia="맑은 고딕" w:hAnsi="맑은 고딕"/>
+          <w:color w:val="1A1A1A"/>
+          <w:sz w:val="24"/>
+          <w:szCs w:val="24"/>
+        </w:rPr>
+        <w:t xml:space="preserve">2단계에서 </w:t>
+      </w:r>
+      <w:r>
+        <w:rPr>
+          <w:rFonts w:ascii="맑은 고딕" w:cs="맑은 고딕" w:eastAsia="맑은 고딕" w:hAnsi="맑은 고딕"/>
+          <w:b/>
+          <w:bCs/>
+          <w:color w:val="3B2314"/>
+          <w:sz w:val="24"/>
+          <w:szCs w:val="24"/>
+        </w:rPr>
+        <w:t xml:space="preserve">서울 다섯 개 구</w:t>
+      </w:r>
+      <w:r>
+        <w:rPr>
+          <w:rFonts w:ascii="맑은 고딕" w:cs="맑은 고딕" w:eastAsia="맑은 고딕" w:hAnsi="맑은 고딕"/>
+          <w:color w:val="1A1A1A"/>
+          <w:sz w:val="24"/>
+          <w:szCs w:val="24"/>
+        </w:rPr>
+        <w:t xml:space="preserve">로 같은 공식을 복제하고, 여기서 2단계의 문을 열어줄 </w:t>
+      </w:r>
+      <w:r>
+        <w:rPr>
+          <w:rFonts w:ascii="맑은 고딕" w:cs="맑은 고딕" w:eastAsia="맑은 고딕" w:hAnsi="맑은 고딕"/>
+          <w:b/>
+          <w:bCs/>
+          <w:color w:val="3B2314"/>
+          <w:sz w:val="24"/>
+          <w:szCs w:val="24"/>
+        </w:rPr>
+        <w:t xml:space="preserve">첫 대형 파트너 한 곳</w:t>
+      </w:r>
+      <w:r>
+        <w:rPr>
+          <w:rFonts w:ascii="맑은 고딕" w:cs="맑은 고딕" w:eastAsia="맑은 고딕" w:hAnsi="맑은 고딕"/>
+          <w:color w:val="1A1A1A"/>
+          <w:sz w:val="24"/>
+          <w:szCs w:val="24"/>
+        </w:rPr>
+        <w:t xml:space="preserve">을 확보합니다. /</w:t>
+      </w:r>
+    </w:p>
+    <w:p>
+      <w:pPr>
+        <w:spacing w:after="60" w:before="60" w:line="340"/>
+        <w:ind w:left="200"/>
+      </w:pPr>
+      <w:r>
+        <w:rPr>
+          <w:rFonts w:ascii="맑은 고딕" w:cs="맑은 고딕" w:eastAsia="맑은 고딕" w:hAnsi="맑은 고딕"/>
+          <w:color w:val="1A1A1A"/>
+          <w:sz w:val="24"/>
+          <w:szCs w:val="24"/>
+        </w:rPr>
+        <w:t xml:space="preserve">3단계는 </w:t>
+      </w:r>
+      <w:r>
+        <w:rPr>
+          <w:rFonts w:ascii="맑은 고딕" w:cs="맑은 고딕" w:eastAsia="맑은 고딕" w:hAnsi="맑은 고딕"/>
+          <w:b/>
+          <w:bCs/>
+          <w:color w:val="3B2314"/>
+          <w:sz w:val="24"/>
+          <w:szCs w:val="24"/>
+        </w:rPr>
+        <w:t xml:space="preserve">카테고리 확장</w:t>
+      </w:r>
+      <w:r>
+        <w:rPr>
+          <w:rFonts w:ascii="맑은 고딕" w:cs="맑은 고딕" w:eastAsia="맑은 고딕" w:hAnsi="맑은 고딕"/>
+          <w:color w:val="1A1A1A"/>
+          <w:sz w:val="24"/>
+          <w:szCs w:val="24"/>
+        </w:rPr>
+        <w:t xml:space="preserve">입니다. 문화, 그다음 숙박. 새로 배우는 역량은 한 번에 하나씩만 더합니다. /</w:t>
+      </w:r>
+    </w:p>
+    <w:p>
+      <w:pPr>
+        <w:spacing w:after="60" w:before="60" w:line="340"/>
+        <w:ind w:left="200"/>
+      </w:pPr>
+      <w:r>
+        <w:rPr>
+          <w:rFonts w:ascii="맑은 고딕" w:cs="맑은 고딕" w:eastAsia="맑은 고딕" w:hAnsi="맑은 고딕"/>
+          <w:b/>
+          <w:bCs/>
+          <w:color w:val="3B2314"/>
+          <w:sz w:val="24"/>
+          <w:szCs w:val="24"/>
+        </w:rPr>
+        <w:t xml:space="preserve">체인 본사 한 곳이면 전국 수백 개가 한 번에 열립니다.</w:t>
       </w:r>
     </w:p>
     <w:p>
@@ -3553,7 +3570,7 @@
           <w:sz w:val="28"/>
           <w:szCs w:val="28"/>
         </w:rPr>
-        <w:t xml:space="preserve">S10 · 비즈니스 모델</w:t>
+        <w:t xml:space="preserve">S10 · 팀</w:t>
       </w:r>
     </w:p>
     <w:p>
@@ -3567,153 +3584,68 @@
           <w:sz w:val="18"/>
           <w:szCs w:val="18"/>
         </w:rPr>
-        <w:t xml:space="preserve">누적 5:30  ·  분량 0:45</w:t>
-      </w:r>
-    </w:p>
-    <w:p>
-      <w:pPr>
-        <w:spacing w:after="60" w:before="60" w:line="340"/>
-        <w:ind w:left="200"/>
-      </w:pPr>
-      <w:r>
-        <w:rPr>
-          <w:rFonts w:ascii="맑은 고딕" w:cs="맑은 고딕" w:eastAsia="맑은 고딕" w:hAnsi="맑은 고딕"/>
-          <w:b/>
-          <w:bCs/>
-          <w:color w:val="3B2314"/>
-          <w:sz w:val="24"/>
-          <w:szCs w:val="24"/>
-        </w:rPr>
-        <w:t xml:space="preserve">수수료는 첫날부터 받습니다.</w:t>
-      </w:r>
-      <w:r>
-        <w:rPr>
-          <w:rFonts w:ascii="맑은 고딕" w:cs="맑은 고딕" w:eastAsia="맑은 고딕" w:hAnsi="맑은 고딕"/>
-          <w:color w:val="1A1A1A"/>
-          <w:sz w:val="24"/>
-          <w:szCs w:val="24"/>
-        </w:rPr>
-        <w:t xml:space="preserve"> 당근은 못 받았죠. 중고 직거래에는 우리를 지나가는 돈이 없으니까요. 넛츠는 선결제라 돈이 지나갑니다. /</w:t>
-      </w:r>
-    </w:p>
-    <w:p>
-      <w:pPr>
-        <w:spacing w:after="60" w:before="60" w:line="340"/>
-        <w:ind w:left="200"/>
-      </w:pPr>
-      <w:r>
-        <w:rPr>
-          <w:rFonts w:ascii="맑은 고딕" w:cs="맑은 고딕" w:eastAsia="맑은 고딕" w:hAnsi="맑은 고딕"/>
-          <w:color w:val="1A1A1A"/>
-          <w:sz w:val="24"/>
-          <w:szCs w:val="24"/>
-        </w:rPr>
-        <w:t xml:space="preserve">그리고 더 중요한 게 있습니다. </w:t>
-      </w:r>
-      <w:r>
-        <w:rPr>
-          <w:rFonts w:ascii="맑은 고딕" w:cs="맑은 고딕" w:eastAsia="맑은 고딕" w:hAnsi="맑은 고딕"/>
-          <w:b/>
-          <w:bCs/>
-          <w:color w:val="3B2314"/>
-          <w:sz w:val="24"/>
-          <w:szCs w:val="24"/>
-        </w:rPr>
-        <w:t xml:space="preserve">사장님이 비교하는 건 정가가 아니라 0원입니다.</w:t>
-      </w:r>
-      <w:r>
-        <w:rPr>
-          <w:rFonts w:ascii="맑은 고딕" w:cs="맑은 고딕" w:eastAsia="맑은 고딕" w:hAnsi="맑은 고딕"/>
-          <w:color w:val="1A1A1A"/>
-          <w:sz w:val="24"/>
-          <w:szCs w:val="24"/>
-        </w:rPr>
-        <w:t xml:space="preserve"> 안 팔리면 0원인 슬롯에서 받는 10%는 뺏는 게 아니라 나누는 겁니다. /</w:t>
-      </w:r>
-    </w:p>
-    <w:p>
-      <w:pPr>
-        <w:spacing w:after="60" w:before="60" w:line="340"/>
-        <w:ind w:left="200"/>
-      </w:pPr>
-      <w:r>
-        <w:rPr>
-          <w:rFonts w:ascii="맑은 고딕" w:cs="맑은 고딕" w:eastAsia="맑은 고딕" w:hAnsi="맑은 고딕"/>
-          <w:color w:val="1A1A1A"/>
-          <w:sz w:val="24"/>
-          <w:szCs w:val="24"/>
-        </w:rPr>
-        <w:t xml:space="preserve">1년차는 수수료 10%, 첫 3개월은 0%로 공급을 모읍니다. /</w:t>
-      </w:r>
-    </w:p>
-    <w:p>
-      <w:pPr>
-        <w:spacing w:after="60" w:before="60" w:line="340"/>
-        <w:ind w:left="200"/>
-      </w:pPr>
-      <w:r>
-        <w:rPr>
-          <w:rFonts w:ascii="맑은 고딕" w:cs="맑은 고딕" w:eastAsia="맑은 고딕" w:hAnsi="맑은 고딕"/>
-          <w:color w:val="1A1A1A"/>
-          <w:sz w:val="24"/>
-          <w:szCs w:val="24"/>
-        </w:rPr>
-        <w:t xml:space="preserve">2년차에 밀도가 붙으면 12%에 </w:t>
-      </w:r>
-      <w:r>
-        <w:rPr>
-          <w:rFonts w:ascii="맑은 고딕" w:cs="맑은 고딕" w:eastAsia="맑은 고딕" w:hAnsi="맑은 고딕"/>
-          <w:b/>
-          <w:bCs/>
-          <w:color w:val="3B2314"/>
-          <w:sz w:val="24"/>
-          <w:szCs w:val="24"/>
-        </w:rPr>
-        <w:t xml:space="preserve">광고</w:t>
-      </w:r>
-      <w:r>
-        <w:rPr>
-          <w:rFonts w:ascii="맑은 고딕" w:cs="맑은 고딕" w:eastAsia="맑은 고딕" w:hAnsi="맑은 고딕"/>
-          <w:color w:val="1A1A1A"/>
-          <w:sz w:val="24"/>
-          <w:szCs w:val="24"/>
-        </w:rPr>
-        <w:t xml:space="preserve">를 얹습니다. 도달반경 안의 상위 노출권이라 근거가 분명합니다. /</w:t>
-      </w:r>
-    </w:p>
-    <w:p>
-      <w:pPr>
-        <w:spacing w:after="60" w:before="60" w:line="340"/>
-        <w:ind w:left="200"/>
-      </w:pPr>
-      <w:r>
-        <w:rPr>
-          <w:rFonts w:ascii="맑은 고딕" w:cs="맑은 고딕" w:eastAsia="맑은 고딕" w:hAnsi="맑은 고딕"/>
-          <w:color w:val="1A1A1A"/>
-          <w:sz w:val="24"/>
-          <w:szCs w:val="24"/>
-        </w:rPr>
-        <w:t xml:space="preserve">3년차부터는 </w:t>
-      </w:r>
-      <w:r>
-        <w:rPr>
-          <w:rFonts w:ascii="맑은 고딕" w:cs="맑은 고딕" w:eastAsia="맑은 고딕" w:hAnsi="맑은 고딕"/>
-          <w:b/>
-          <w:bCs/>
-          <w:color w:val="3B2314"/>
-          <w:sz w:val="24"/>
-          <w:szCs w:val="24"/>
-        </w:rPr>
-        <w:t xml:space="preserve">넛츠페이</w:t>
-      </w:r>
-      <w:r>
-        <w:rPr>
-          <w:rFonts w:ascii="맑은 고딕" w:cs="맑은 고딕" w:eastAsia="맑은 고딕" w:hAnsi="맑은 고딕"/>
-          <w:color w:val="1A1A1A"/>
-          <w:sz w:val="24"/>
-          <w:szCs w:val="24"/>
-        </w:rPr>
-        <w:t xml:space="preserve">로 결제 수수료와 예치금, 그리고 락인까지 가져갑니다.</w:t>
+        <w:t xml:space="preserve">누적 4:50  ·  분량 0:10</w:t>
+      </w:r>
+    </w:p>
+    <w:p>
+      <w:pPr>
+        <w:spacing w:after="60" w:before="60" w:line="340"/>
+        <w:ind w:left="200"/>
+      </w:pPr>
+      <w:r>
+        <w:rPr>
+          <w:rFonts w:ascii="맑은 고딕" w:cs="맑은 고딕" w:eastAsia="맑은 고딕" w:hAnsi="맑은 고딕"/>
+          <w:color w:val="1A1A1A"/>
+          <w:sz w:val="24"/>
+          <w:szCs w:val="24"/>
+        </w:rPr>
+        <w:t xml:space="preserve">팀입니다. </w:t>
+      </w:r>
+      <w:r>
+        <w:rPr>
+          <w:rFonts w:ascii="맑은 고딕" w:cs="맑은 고딕" w:eastAsia="맑은 고딕" w:hAnsi="맑은 고딕"/>
+          <w:b/>
+          <w:bCs/>
+          <w:color w:val="3B2314"/>
+          <w:sz w:val="24"/>
+          <w:szCs w:val="24"/>
+        </w:rPr>
+        <w:t xml:space="preserve">여섯 명 전원 MBTI가 P입니다.</w:t>
+      </w:r>
+      <w:r>
+        <w:rPr>
+          <w:rFonts w:ascii="맑은 고딕" w:cs="맑은 고딕" w:eastAsia="맑은 고딕" w:hAnsi="맑은 고딕"/>
+          <w:color w:val="1A1A1A"/>
+          <w:sz w:val="24"/>
+          <w:szCs w:val="24"/>
+        </w:rPr>
+        <w:t xml:space="preserve"> /</w:t>
+      </w:r>
+    </w:p>
+    <w:p>
+      <w:pPr>
+        <w:spacing w:after="60" w:before="60" w:line="340"/>
+        <w:ind w:left="200"/>
+      </w:pPr>
+      <w:r>
+        <w:rPr>
+          <w:rFonts w:ascii="맑은 고딕" w:cs="맑은 고딕" w:eastAsia="맑은 고딕" w:hAnsi="맑은 고딕"/>
+          <w:color w:val="1A1A1A"/>
+          <w:sz w:val="24"/>
+          <w:szCs w:val="24"/>
+        </w:rPr>
+        <w:t xml:space="preserve">계획을 세우기보다 지금 눈앞에 열린 기회를 잡는 사람들입니다. </w:t>
+      </w:r>
+      <w:r>
+        <w:rPr>
+          <w:rFonts w:ascii="맑은 고딕" w:cs="맑은 고딕" w:eastAsia="맑은 고딕" w:hAnsi="맑은 고딕"/>
+          <w:b/>
+          <w:bCs/>
+          <w:color w:val="3B2314"/>
+          <w:sz w:val="24"/>
+          <w:szCs w:val="24"/>
+        </w:rPr>
+        <w:t xml:space="preserve">저희가 만드는 서비스가 정확히 그겁니다.</w:t>
       </w:r>
     </w:p>
     <w:p>
@@ -3727,7 +3659,7 @@
           <w:sz w:val="28"/>
           <w:szCs w:val="28"/>
         </w:rPr>
-        <w:t xml:space="preserve">S11 · 재무</w:t>
+        <w:t xml:space="preserve">S11 · 요청</w:t>
       </w:r>
     </w:p>
     <w:p>
@@ -3741,119 +3673,147 @@
           <w:sz w:val="18"/>
           <w:szCs w:val="18"/>
         </w:rPr>
-        <w:t xml:space="preserve">누적 6:15  ·  분량 0:50</w:t>
-      </w:r>
-    </w:p>
-    <w:p>
-      <w:pPr>
-        <w:spacing w:after="60" w:before="60" w:line="340"/>
-        <w:ind w:left="200"/>
-      </w:pPr>
-      <w:r>
-        <w:rPr>
-          <w:rFonts w:ascii="맑은 고딕" w:cs="맑은 고딕" w:eastAsia="맑은 고딕" w:hAnsi="맑은 고딕"/>
-          <w:color w:val="1A1A1A"/>
-          <w:sz w:val="24"/>
-          <w:szCs w:val="24"/>
-        </w:rPr>
-        <w:t xml:space="preserve">숫자를 보시겠습니다. /</w:t>
-      </w:r>
-    </w:p>
-    <w:p>
-      <w:pPr>
-        <w:spacing w:after="60" w:before="60" w:line="340"/>
-        <w:ind w:left="200"/>
-      </w:pPr>
-      <w:r>
-        <w:rPr>
-          <w:rFonts w:ascii="맑은 고딕" w:cs="맑은 고딕" w:eastAsia="맑은 고딕" w:hAnsi="맑은 고딕"/>
-          <w:color w:val="1A1A1A"/>
-          <w:sz w:val="24"/>
-          <w:szCs w:val="24"/>
-        </w:rPr>
-        <w:t xml:space="preserve">1년차는 강남구에서 입점 400개, 거래액 5억, 매출 3천만 원. 거의 없는 거나 마찬가지입니다. /</w:t>
-      </w:r>
-    </w:p>
-    <w:p>
-      <w:pPr>
-        <w:spacing w:after="60" w:before="60" w:line="340"/>
-        <w:ind w:left="200"/>
-      </w:pPr>
-      <w:r>
-        <w:rPr>
-          <w:rFonts w:ascii="맑은 고딕" w:cs="맑은 고딕" w:eastAsia="맑은 고딕" w:hAnsi="맑은 고딕"/>
-          <w:color w:val="1A1A1A"/>
-          <w:sz w:val="24"/>
-          <w:szCs w:val="24"/>
-        </w:rPr>
-        <w:t xml:space="preserve">2년차에 서울 다섯 개 구로 넓히면 거래액 43억, 매출 4억. /</w:t>
-      </w:r>
-    </w:p>
-    <w:p>
-      <w:pPr>
-        <w:spacing w:after="60" w:before="60" w:line="340"/>
-        <w:ind w:left="200"/>
-      </w:pPr>
-      <w:r>
-        <w:rPr>
-          <w:rFonts w:ascii="맑은 고딕" w:cs="맑은 고딕" w:eastAsia="맑은 고딕" w:hAnsi="맑은 고딕"/>
-          <w:b/>
-          <w:bCs/>
-          <w:color w:val="3B2314"/>
-          <w:sz w:val="24"/>
-          <w:szCs w:val="24"/>
-        </w:rPr>
-        <w:t xml:space="preserve">3년차에 흑자로 돌아섭니다.</w:t>
-      </w:r>
-      <w:r>
-        <w:rPr>
-          <w:rFonts w:ascii="맑은 고딕" w:cs="맑은 고딕" w:eastAsia="맑은 고딕" w:hAnsi="맑은 고딕"/>
-          <w:color w:val="1A1A1A"/>
-          <w:sz w:val="24"/>
-          <w:szCs w:val="24"/>
-        </w:rPr>
-        <w:t xml:space="preserve"> 숙박까지 올라가 거래액 200억, 매출 22억, 영업이익 2억. /</w:t>
-      </w:r>
-    </w:p>
-    <w:p>
-      <w:pPr>
-        <w:spacing w:after="60" w:before="60" w:line="340"/>
-        <w:ind w:left="200"/>
-      </w:pPr>
-      <w:r>
-        <w:rPr>
-          <w:rFonts w:ascii="맑은 고딕" w:cs="맑은 고딕" w:eastAsia="맑은 고딕" w:hAnsi="맑은 고딕"/>
-          <w:color w:val="1A1A1A"/>
-          <w:sz w:val="24"/>
-          <w:szCs w:val="24"/>
-        </w:rPr>
-        <w:t xml:space="preserve">4년차는 매출 75억에 영업이익 40억입니다. /</w:t>
-      </w:r>
-    </w:p>
-    <w:p>
-      <w:pPr>
-        <w:spacing w:after="60" w:before="60" w:line="340"/>
-        <w:ind w:left="200"/>
-      </w:pPr>
-      <w:r>
-        <w:rPr>
-          <w:rFonts w:ascii="맑은 고딕" w:cs="맑은 고딕" w:eastAsia="맑은 고딕" w:hAnsi="맑은 고딕"/>
-          <w:b/>
-          <w:bCs/>
-          <w:color w:val="3B2314"/>
-          <w:sz w:val="24"/>
-          <w:szCs w:val="24"/>
-        </w:rPr>
-        <w:t xml:space="preserve">최대 누적 적자가 13억이니 필요한 투자도 그 정도고, 4년차 상반기에 회수됩니다.</w:t>
-      </w:r>
-      <w:r>
-        <w:rPr>
-          <w:rFonts w:ascii="맑은 고딕" w:cs="맑은 고딕" w:eastAsia="맑은 고딕" w:hAnsi="맑은 고딕"/>
-          <w:color w:val="1A1A1A"/>
-          <w:sz w:val="24"/>
-          <w:szCs w:val="24"/>
-        </w:rPr>
-        <w:t xml:space="preserve"> 모두 가정값이고, 내부 데이터로 검증할 항목은 따로 표시해 두었습니다.</w:t>
+        <w:t xml:space="preserve">누적 5:00  ·  분량 0:20</w:t>
+      </w:r>
+    </w:p>
+    <w:p>
+      <w:pPr>
+        <w:spacing w:after="60" w:before="60" w:line="340"/>
+        <w:ind w:left="200"/>
+      </w:pPr>
+      <w:r>
+        <w:rPr>
+          <w:rFonts w:ascii="맑은 고딕" w:cs="맑은 고딕" w:eastAsia="맑은 고딕" w:hAnsi="맑은 고딕"/>
+          <w:color w:val="1A1A1A"/>
+          <w:sz w:val="24"/>
+          <w:szCs w:val="24"/>
+        </w:rPr>
+        <w:t xml:space="preserve">요청은 두 가지입니다. /</w:t>
+      </w:r>
+    </w:p>
+    <w:p>
+      <w:pPr>
+        <w:spacing w:after="60" w:before="60" w:line="340"/>
+        <w:ind w:left="200"/>
+      </w:pPr>
+      <w:r>
+        <w:rPr>
+          <w:rFonts w:ascii="맑은 고딕" w:cs="맑은 고딕" w:eastAsia="맑은 고딕" w:hAnsi="맑은 고딕"/>
+          <w:color w:val="1A1A1A"/>
+          <w:sz w:val="24"/>
+          <w:szCs w:val="24"/>
+        </w:rPr>
+        <w:t xml:space="preserve">하나, </w:t>
+      </w:r>
+      <w:r>
+        <w:rPr>
+          <w:rFonts w:ascii="맑은 고딕" w:cs="맑은 고딕" w:eastAsia="맑은 고딕" w:hAnsi="맑은 고딕"/>
+          <w:b/>
+          <w:bCs/>
+          <w:color w:val="3B2314"/>
+          <w:sz w:val="24"/>
+          <w:szCs w:val="24"/>
+        </w:rPr>
+        <w:t xml:space="preserve">강남구에서의 여섯 달</w:t>
+      </w:r>
+      <w:r>
+        <w:rPr>
+          <w:rFonts w:ascii="맑은 고딕" w:cs="맑은 고딕" w:eastAsia="맑은 고딕" w:hAnsi="맑은 고딕"/>
+          <w:color w:val="1A1A1A"/>
+          <w:sz w:val="24"/>
+          <w:szCs w:val="24"/>
+        </w:rPr>
+        <w:t xml:space="preserve">을 버틸 자금 약 13억입니다. 절반 넘게는 </w:t>
+      </w:r>
+      <w:r>
+        <w:rPr>
+          <w:rFonts w:ascii="맑은 고딕" w:cs="맑은 고딕" w:eastAsia="맑은 고딕" w:hAnsi="맑은 고딕"/>
+          <w:b/>
+          <w:bCs/>
+          <w:color w:val="3B2314"/>
+          <w:sz w:val="24"/>
+          <w:szCs w:val="24"/>
+        </w:rPr>
+        <w:t xml:space="preserve">공급과 수요를 붙이는 데</w:t>
+      </w:r>
+      <w:r>
+        <w:rPr>
+          <w:rFonts w:ascii="맑은 고딕" w:cs="맑은 고딕" w:eastAsia="맑은 고딕" w:hAnsi="맑은 고딕"/>
+          <w:color w:val="1A1A1A"/>
+          <w:sz w:val="24"/>
+          <w:szCs w:val="24"/>
+        </w:rPr>
+        <w:t xml:space="preserve"> 씁니다. 등록 업체 쿠폰과 커피 캠페인입니다. /</w:t>
+      </w:r>
+    </w:p>
+    <w:p>
+      <w:pPr>
+        <w:spacing w:after="60" w:before="60" w:line="340"/>
+        <w:ind w:left="200"/>
+      </w:pPr>
+      <w:r>
+        <w:rPr>
+          <w:rFonts w:ascii="맑은 고딕" w:cs="맑은 고딕" w:eastAsia="맑은 고딕" w:hAnsi="맑은 고딕"/>
+          <w:color w:val="1A1A1A"/>
+          <w:sz w:val="24"/>
+          <w:szCs w:val="24"/>
+        </w:rPr>
+        <w:t xml:space="preserve">둘, 2단계의 문을 열어줄 </w:t>
+      </w:r>
+      <w:r>
+        <w:rPr>
+          <w:rFonts w:ascii="맑은 고딕" w:cs="맑은 고딕" w:eastAsia="맑은 고딕" w:hAnsi="맑은 고딕"/>
+          <w:b/>
+          <w:bCs/>
+          <w:color w:val="3B2314"/>
+          <w:sz w:val="24"/>
+          <w:szCs w:val="24"/>
+        </w:rPr>
+        <w:t xml:space="preserve">첫 대형 파트너 한 곳</w:t>
+      </w:r>
+      <w:r>
+        <w:rPr>
+          <w:rFonts w:ascii="맑은 고딕" w:cs="맑은 고딕" w:eastAsia="맑은 고딕" w:hAnsi="맑은 고딕"/>
+          <w:color w:val="1A1A1A"/>
+          <w:sz w:val="24"/>
+          <w:szCs w:val="24"/>
+        </w:rPr>
+        <w:t xml:space="preserve">입니다. 체인 본사 한 곳이면 전국이 한 번에 열립니다. /</w:t>
+      </w:r>
+    </w:p>
+    <w:p>
+      <w:pPr>
+        <w:spacing w:after="60" w:before="60" w:line="340"/>
+        <w:ind w:left="200"/>
+      </w:pPr>
+      <w:r>
+        <w:rPr>
+          <w:rFonts w:ascii="맑은 고딕" w:cs="맑은 고딕" w:eastAsia="맑은 고딕" w:hAnsi="맑은 고딕"/>
+          <w:color w:val="1A1A1A"/>
+          <w:sz w:val="24"/>
+          <w:szCs w:val="24"/>
+        </w:rPr>
+        <w:t xml:space="preserve">금액은 수수료를 3%로 낮춘 기준으로 </w:t>
+      </w:r>
+      <w:r>
+        <w:rPr>
+          <w:rFonts w:ascii="맑은 고딕" w:cs="맑은 고딕" w:eastAsia="맑은 고딕" w:hAnsi="맑은 고딕"/>
+          <w:b/>
+          <w:bCs/>
+          <w:color w:val="3B2314"/>
+          <w:sz w:val="24"/>
+          <w:szCs w:val="24"/>
+        </w:rPr>
+        <w:t xml:space="preserve">재산정 중</w:t>
+      </w:r>
+      <w:r>
+        <w:rPr>
+          <w:rFonts w:ascii="맑은 고딕" w:cs="맑은 고딕" w:eastAsia="맑은 고딕" w:hAnsi="맑은 고딕"/>
+          <w:color w:val="1A1A1A"/>
+          <w:sz w:val="24"/>
+          <w:szCs w:val="24"/>
+        </w:rPr>
+        <w:t xml:space="preserve">이고, 사용처 비중은 그대로입니다.</w:t>
       </w:r>
     </w:p>
     <w:p>
@@ -3867,7 +3827,7 @@
           <w:sz w:val="28"/>
           <w:szCs w:val="28"/>
         </w:rPr>
-        <w:t xml:space="preserve">S12 · 확장</w:t>
+        <w:t xml:space="preserve">S12 · 클로징</w:t>
       </w:r>
     </w:p>
     <w:p>
@@ -3881,202 +3841,112 @@
           <w:sz w:val="18"/>
           <w:szCs w:val="18"/>
         </w:rPr>
-        <w:t xml:space="preserve">누적 7:05  ·  분량 0:40</w:t>
-      </w:r>
-    </w:p>
-    <w:p>
-      <w:pPr>
-        <w:spacing w:after="60" w:before="60" w:line="340"/>
-        <w:ind w:left="200"/>
-      </w:pPr>
-      <w:r>
-        <w:rPr>
-          <w:rFonts w:ascii="맑은 고딕" w:cs="맑은 고딕" w:eastAsia="맑은 고딕" w:hAnsi="맑은 고딕"/>
-          <w:color w:val="1A1A1A"/>
-          <w:sz w:val="24"/>
-          <w:szCs w:val="24"/>
-        </w:rPr>
-        <w:t xml:space="preserve">확장은 네 단계입니다. /</w:t>
-      </w:r>
-    </w:p>
-    <w:p>
-      <w:pPr>
-        <w:spacing w:after="60" w:before="60" w:line="340"/>
-        <w:ind w:left="200"/>
-      </w:pPr>
-      <w:r>
-        <w:rPr>
-          <w:rFonts w:ascii="맑은 고딕" w:cs="맑은 고딕" w:eastAsia="맑은 고딕" w:hAnsi="맑은 고딕"/>
-          <w:color w:val="1A1A1A"/>
-          <w:sz w:val="24"/>
-          <w:szCs w:val="24"/>
-        </w:rPr>
-        <w:t xml:space="preserve">지금은 </w:t>
-      </w:r>
-      <w:r>
-        <w:rPr>
-          <w:rFonts w:ascii="맑은 고딕" w:cs="맑은 고딕" w:eastAsia="맑은 고딕" w:hAnsi="맑은 고딕"/>
-          <w:b/>
-          <w:bCs/>
-          <w:color w:val="3B2314"/>
-          <w:sz w:val="24"/>
-          <w:szCs w:val="24"/>
-        </w:rPr>
-        <w:t xml:space="preserve">예약 기반 서비스업</w:t>
-      </w:r>
-      <w:r>
-        <w:rPr>
-          <w:rFonts w:ascii="맑은 고딕" w:cs="맑은 고딕" w:eastAsia="맑은 고딕" w:hAnsi="맑은 고딕"/>
-          <w:color w:val="1A1A1A"/>
-          <w:sz w:val="24"/>
-          <w:szCs w:val="24"/>
-        </w:rPr>
-        <w:t xml:space="preserve">입니다. 재고가 항상 하나고 썩지 않아서, 시간 재고 중에 가장 다루기 쉽습니다. 여기서 엔진을 완성합니다. /</w:t>
-      </w:r>
-    </w:p>
-    <w:p>
-      <w:pPr>
-        <w:spacing w:after="60" w:before="60" w:line="340"/>
-        <w:ind w:left="200"/>
-      </w:pPr>
-      <w:r>
-        <w:rPr>
-          <w:rFonts w:ascii="맑은 고딕" w:cs="맑은 고딕" w:eastAsia="맑은 고딕" w:hAnsi="맑은 고딕"/>
-          <w:color w:val="1A1A1A"/>
-          <w:sz w:val="24"/>
-          <w:szCs w:val="24"/>
-        </w:rPr>
-        <w:t xml:space="preserve">다음이 </w:t>
-      </w:r>
-      <w:r>
-        <w:rPr>
-          <w:rFonts w:ascii="맑은 고딕" w:cs="맑은 고딕" w:eastAsia="맑은 고딕" w:hAnsi="맑은 고딕"/>
-          <w:b/>
-          <w:bCs/>
-          <w:color w:val="3B2314"/>
-          <w:sz w:val="24"/>
-          <w:szCs w:val="24"/>
-        </w:rPr>
-        <w:t xml:space="preserve">문화</w:t>
-      </w:r>
-      <w:r>
-        <w:rPr>
-          <w:rFonts w:ascii="맑은 고딕" w:cs="맑은 고딕" w:eastAsia="맑은 고딕" w:hAnsi="맑은 고딕"/>
-          <w:color w:val="1A1A1A"/>
-          <w:sz w:val="24"/>
-          <w:szCs w:val="24"/>
-        </w:rPr>
-        <w:t xml:space="preserve"> — 연극, 영화, 방탈출. 전부 예약이고 오늘 지나면 사라집니다. 새로 배우는 건 좌석이라는 </w:t>
-      </w:r>
-      <w:r>
-        <w:rPr>
-          <w:rFonts w:ascii="맑은 고딕" w:cs="맑은 고딕" w:eastAsia="맑은 고딕" w:hAnsi="맑은 고딕"/>
-          <w:b/>
-          <w:bCs/>
-          <w:color w:val="3B2314"/>
-          <w:sz w:val="24"/>
-          <w:szCs w:val="24"/>
-        </w:rPr>
-        <w:t xml:space="preserve">수량</w:t>
-      </w:r>
-      <w:r>
-        <w:rPr>
-          <w:rFonts w:ascii="맑은 고딕" w:cs="맑은 고딕" w:eastAsia="맑은 고딕" w:hAnsi="맑은 고딕"/>
-          <w:color w:val="1A1A1A"/>
-          <w:sz w:val="24"/>
-          <w:szCs w:val="24"/>
-        </w:rPr>
-        <w:t xml:space="preserve"> 하나뿐입니다. /</w:t>
-      </w:r>
-    </w:p>
-    <w:p>
-      <w:pPr>
-        <w:spacing w:after="60" w:before="60" w:line="340"/>
-        <w:ind w:left="200"/>
-      </w:pPr>
-      <w:r>
-        <w:rPr>
-          <w:rFonts w:ascii="맑은 고딕" w:cs="맑은 고딕" w:eastAsia="맑은 고딕" w:hAnsi="맑은 고딕"/>
-          <w:color w:val="1A1A1A"/>
-          <w:sz w:val="24"/>
-          <w:szCs w:val="24"/>
-        </w:rPr>
-        <w:t xml:space="preserve">그다음 </w:t>
-      </w:r>
-      <w:r>
-        <w:rPr>
-          <w:rFonts w:ascii="맑은 고딕" w:cs="맑은 고딕" w:eastAsia="맑은 고딕" w:hAnsi="맑은 고딕"/>
-          <w:b/>
-          <w:bCs/>
-          <w:color w:val="3B2314"/>
-          <w:sz w:val="24"/>
-          <w:szCs w:val="24"/>
-        </w:rPr>
-        <w:t xml:space="preserve">숙박</w:t>
-      </w:r>
-      <w:r>
-        <w:rPr>
-          <w:rFonts w:ascii="맑은 고딕" w:cs="맑은 고딕" w:eastAsia="맑은 고딕" w:hAnsi="맑은 고딕"/>
-          <w:color w:val="1A1A1A"/>
-          <w:sz w:val="24"/>
-          <w:szCs w:val="24"/>
-        </w:rPr>
-        <w:t xml:space="preserve">, 마지막이 </w:t>
-      </w:r>
-      <w:r>
-        <w:rPr>
-          <w:rFonts w:ascii="맑은 고딕" w:cs="맑은 고딕" w:eastAsia="맑은 고딕" w:hAnsi="맑은 고딕"/>
-          <w:b/>
-          <w:bCs/>
-          <w:color w:val="3B2314"/>
-          <w:sz w:val="24"/>
-          <w:szCs w:val="24"/>
-        </w:rPr>
-        <w:t xml:space="preserve">포장음식</w:t>
-      </w:r>
-      <w:r>
-        <w:rPr>
-          <w:rFonts w:ascii="맑은 고딕" w:cs="맑은 고딕" w:eastAsia="맑은 고딕" w:hAnsi="맑은 고딕"/>
-          <w:color w:val="1A1A1A"/>
-          <w:sz w:val="24"/>
-          <w:szCs w:val="24"/>
-        </w:rPr>
-        <w:t xml:space="preserve">입니다. 사회적 가치는 가장 큰데 실시간 재고 관리가 가장 어려워서 맨 뒤입니다. /</w:t>
-      </w:r>
-    </w:p>
-    <w:p>
-      <w:pPr>
-        <w:spacing w:after="60" w:before="60" w:line="340"/>
-        <w:ind w:left="200"/>
-      </w:pPr>
-      <w:r>
-        <w:rPr>
-          <w:rFonts w:ascii="맑은 고딕" w:cs="맑은 고딕" w:eastAsia="맑은 고딕" w:hAnsi="맑은 고딕"/>
-          <w:color w:val="1A1A1A"/>
-          <w:sz w:val="24"/>
-          <w:szCs w:val="24"/>
-        </w:rPr>
-        <w:t xml:space="preserve">그리고 </w:t>
-      </w:r>
-      <w:r>
-        <w:rPr>
-          <w:rFonts w:ascii="맑은 고딕" w:cs="맑은 고딕" w:eastAsia="맑은 고딕" w:hAnsi="맑은 고딕"/>
-          <w:b/>
-          <w:bCs/>
-          <w:color w:val="3B2314"/>
-          <w:sz w:val="24"/>
-          <w:szCs w:val="24"/>
-        </w:rPr>
-        <w:t xml:space="preserve">2단계부터는 상대가 대기업입니다.</w:t>
-      </w:r>
-      <w:r>
-        <w:rPr>
-          <w:rFonts w:ascii="맑은 고딕" w:cs="맑은 고딕" w:eastAsia="맑은 고딕" w:hAnsi="맑은 고딕"/>
-          <w:color w:val="1A1A1A"/>
-          <w:sz w:val="24"/>
-          <w:szCs w:val="24"/>
-        </w:rPr>
-        <w:t xml:space="preserve"> 체인 한 곳이면 전국 수백 개 관의 빈 좌석이 한 번에 열립니다.</w:t>
+        <w:t xml:space="preserve">누적 5:20  ·  분량 0:10</w:t>
+      </w:r>
+    </w:p>
+    <w:p>
+      <w:pPr>
+        <w:spacing w:after="60" w:before="60" w:line="340"/>
+        <w:ind w:left="200"/>
+      </w:pPr>
+      <w:r>
+        <w:rPr>
+          <w:rFonts w:ascii="맑은 고딕" w:cs="맑은 고딕" w:eastAsia="맑은 고딕" w:hAnsi="맑은 고딕"/>
+          <w:color w:val="1A1A1A"/>
+          <w:sz w:val="24"/>
+          <w:szCs w:val="24"/>
+        </w:rPr>
+        <w:t xml:space="preserve">처음의 두 사람으로 돌아가겠습니다. 회의가 취소된 사람은 자전거를 고르고, </w:t>
+      </w:r>
+      <w:r>
+        <w:rPr>
+          <w:rFonts w:ascii="맑은 고딕" w:cs="맑은 고딕" w:eastAsia="맑은 고딕" w:hAnsi="맑은 고딕"/>
+          <w:b/>
+          <w:bCs/>
+          <w:color w:val="3B2314"/>
+          <w:sz w:val="24"/>
+          <w:szCs w:val="24"/>
+        </w:rPr>
+        <w:t xml:space="preserve">12분 거리에 뜬 한 자리</w:t>
+      </w:r>
+      <w:r>
+        <w:rPr>
+          <w:rFonts w:ascii="맑은 고딕" w:cs="맑은 고딕" w:eastAsia="맑은 고딕" w:hAnsi="맑은 고딕"/>
+          <w:color w:val="1A1A1A"/>
+          <w:sz w:val="24"/>
+          <w:szCs w:val="24"/>
+        </w:rPr>
+        <w:t xml:space="preserve">를 예약합니다. 그 시간, 취소 전화를 받았던 사장님의 한 시간이 채워집니다. /</w:t>
+      </w:r>
+    </w:p>
+    <w:p>
+      <w:pPr>
+        <w:spacing w:after="60" w:before="60" w:line="340"/>
+        <w:ind w:left="200"/>
+      </w:pPr>
+      <w:r>
+        <w:rPr>
+          <w:rFonts w:ascii="맑은 고딕" w:cs="맑은 고딕" w:eastAsia="맑은 고딕" w:hAnsi="맑은 고딕"/>
+          <w:color w:val="1A1A1A"/>
+          <w:sz w:val="24"/>
+          <w:szCs w:val="24"/>
+        </w:rPr>
+        <w:t xml:space="preserve">두 사람은 여전히 서로를 몰랐습니다. </w:t>
+      </w:r>
+      <w:r>
+        <w:rPr>
+          <w:rFonts w:ascii="맑은 고딕" w:cs="맑은 고딕" w:eastAsia="맑은 고딕" w:hAnsi="맑은 고딕"/>
+          <w:b/>
+          <w:bCs/>
+          <w:color w:val="3B2314"/>
+          <w:sz w:val="24"/>
+          <w:szCs w:val="24"/>
+        </w:rPr>
+        <w:t xml:space="preserve">저희가 그걸 알고 있었을 뿐입니다.</w:t>
+      </w:r>
+      <w:r>
+        <w:rPr>
+          <w:rFonts w:ascii="맑은 고딕" w:cs="맑은 고딕" w:eastAsia="맑은 고딕" w:hAnsi="맑은 고딕"/>
+          <w:color w:val="1A1A1A"/>
+          <w:sz w:val="24"/>
+          <w:szCs w:val="24"/>
+        </w:rPr>
+        <w:t xml:space="preserve"> /</w:t>
+      </w:r>
+    </w:p>
+    <w:p>
+      <w:pPr>
+        <w:spacing w:after="60" w:before="60" w:line="340"/>
+        <w:ind w:left="200"/>
+      </w:pPr>
+      <w:r>
+        <w:rPr>
+          <w:rFonts w:ascii="맑은 고딕" w:cs="맑은 고딕" w:eastAsia="맑은 고딕" w:hAnsi="맑은 고딕"/>
+          <w:color w:val="1A1A1A"/>
+          <w:sz w:val="24"/>
+          <w:szCs w:val="24"/>
+        </w:rPr>
+        <w:t xml:space="preserve">넛츠는 할인 앱이 아닙니다. </w:t>
+      </w:r>
+      <w:r>
+        <w:rPr>
+          <w:rFonts w:ascii="맑은 고딕" w:cs="맑은 고딕" w:eastAsia="맑은 고딕" w:hAnsi="맑은 고딕"/>
+          <w:b/>
+          <w:bCs/>
+          <w:color w:val="3B2314"/>
+          <w:sz w:val="24"/>
+          <w:szCs w:val="24"/>
+        </w:rPr>
+        <w:t xml:space="preserve">버려지는 시간을 거래 가능하게 만드는 인프라입니다.</w:t>
+      </w:r>
+      <w:r>
+        <w:rPr>
+          <w:rFonts w:ascii="맑은 고딕" w:cs="맑은 고딕" w:eastAsia="맑은 고딕" w:hAnsi="맑은 고딕"/>
+          <w:color w:val="1A1A1A"/>
+          <w:sz w:val="24"/>
+          <w:szCs w:val="24"/>
+        </w:rPr>
+        <w:t xml:space="preserve"> 감사합니다.</w:t>
       </w:r>
     </w:p>
     <w:p>
@@ -4090,7 +3960,7 @@
           <w:sz w:val="28"/>
           <w:szCs w:val="28"/>
         </w:rPr>
-        <w:t xml:space="preserve">S13 · 운영 · 리스크</w:t>
+        <w:t xml:space="preserve">S13 · 백업 · 운영 · 리스크</w:t>
       </w:r>
     </w:p>
     <w:p>
@@ -4104,22 +3974,37 @@
           <w:sz w:val="18"/>
           <w:szCs w:val="18"/>
         </w:rPr>
-        <w:t xml:space="preserve">누적 7:45  ·  분량 0:40</w:t>
-      </w:r>
-    </w:p>
-    <w:p>
-      <w:pPr>
-        <w:spacing w:after="60" w:before="60" w:line="340"/>
-        <w:ind w:left="200"/>
-      </w:pPr>
-      <w:r>
-        <w:rPr>
-          <w:rFonts w:ascii="맑은 고딕" w:cs="맑은 고딕" w:eastAsia="맑은 고딕" w:hAnsi="맑은 고딕"/>
-          <w:color w:val="1A1A1A"/>
-          <w:sz w:val="24"/>
-          <w:szCs w:val="24"/>
-        </w:rPr>
-        <w:t xml:space="preserve">운영은 세 가지 원칙으로 갑니다. </w:t>
+        <w:t xml:space="preserve">누적 5:30  ·  분량 0:00</w:t>
+      </w:r>
+    </w:p>
+    <w:p>
+      <w:pPr>
+        <w:spacing w:after="60" w:before="60" w:line="340"/>
+        <w:ind w:left="200"/>
+      </w:pPr>
+      <w:r>
+        <w:rPr>
+          <w:rFonts w:ascii="맑은 고딕" w:cs="맑은 고딕" w:eastAsia="맑은 고딕" w:hAnsi="맑은 고딕"/>
+          <w:color w:val="1A1A1A"/>
+          <w:sz w:val="24"/>
+          <w:szCs w:val="24"/>
+        </w:rPr>
+        <w:t xml:space="preserve">(백업 슬라이드 — 질문을 받으면 엽니다) /</w:t>
+      </w:r>
+    </w:p>
+    <w:p>
+      <w:pPr>
+        <w:spacing w:after="60" w:before="60" w:line="340"/>
+        <w:ind w:left="200"/>
+      </w:pPr>
+      <w:r>
+        <w:rPr>
+          <w:rFonts w:ascii="맑은 고딕" w:cs="맑은 고딕" w:eastAsia="맑은 고딕" w:hAnsi="맑은 고딕"/>
+          <w:color w:val="1A1A1A"/>
+          <w:sz w:val="24"/>
+          <w:szCs w:val="24"/>
+        </w:rPr>
+        <w:t xml:space="preserve">운영은 세 가지 원칙입니다. </w:t>
       </w:r>
       <w:r>
         <w:rPr>
@@ -4194,57 +4079,7 @@
           <w:sz w:val="24"/>
           <w:szCs w:val="24"/>
         </w:rPr>
-        <w:t xml:space="preserve">밀도가 곧 매칭률이고, 단골이 정가를 안 내게 되는 순간 사장님은 떠나니까요. 이건 할인 채널이 아니라 </w:t>
-      </w:r>
-      <w:r>
-        <w:rPr>
-          <w:rFonts w:ascii="맑은 고딕" w:cs="맑은 고딕" w:eastAsia="맑은 고딕" w:hAnsi="맑은 고딕"/>
-          <w:b/>
-          <w:bCs/>
-          <w:color w:val="3B2314"/>
-          <w:sz w:val="24"/>
-          <w:szCs w:val="24"/>
-        </w:rPr>
-        <w:t xml:space="preserve">신규 고객 채널</w:t>
-      </w:r>
-      <w:r>
-        <w:rPr>
-          <w:rFonts w:ascii="맑은 고딕" w:cs="맑은 고딕" w:eastAsia="맑은 고딕" w:hAnsi="맑은 고딕"/>
-          <w:color w:val="1A1A1A"/>
-          <w:sz w:val="24"/>
-          <w:szCs w:val="24"/>
-        </w:rPr>
-        <w:t xml:space="preserve">입니다. /</w:t>
-      </w:r>
-    </w:p>
-    <w:p>
-      <w:pPr>
-        <w:spacing w:after="60" w:before="60" w:line="340"/>
-        <w:ind w:left="200"/>
-      </w:pPr>
-      <w:r>
-        <w:rPr>
-          <w:rFonts w:ascii="맑은 고딕" w:cs="맑은 고딕" w:eastAsia="맑은 고딕" w:hAnsi="맑은 고딕"/>
-          <w:color w:val="1A1A1A"/>
-          <w:sz w:val="24"/>
-          <w:szCs w:val="24"/>
-        </w:rPr>
-        <w:t xml:space="preserve">가장 많이 받은 지적 두 가지도 미리 말씀드리겠습니다. /</w:t>
-      </w:r>
-    </w:p>
-    <w:p>
-      <w:pPr>
-        <w:spacing w:after="60" w:before="60" w:line="340"/>
-        <w:ind w:left="200"/>
-      </w:pPr>
-      <w:r>
-        <w:rPr>
-          <w:rFonts w:ascii="맑은 고딕" w:cs="맑은 고딕" w:eastAsia="맑은 고딕" w:hAnsi="맑은 고딕"/>
-          <w:color w:val="1A1A1A"/>
-          <w:sz w:val="24"/>
-          <w:szCs w:val="24"/>
-        </w:rPr>
-        <w:t xml:space="preserve">하나, 빈 슬롯을 파는 가게는 안 되는 가게 아니냐. 그래서 초기 백 개는 저희가 </w:t>
+        <w:t xml:space="preserve">가장 많이 받은 지적 둘. 빈 슬롯을 파는 가게는 안 되는 가게 아니냐 — 초기 백 개는 </w:t>
       </w:r>
       <w:r>
         <w:rPr>
@@ -4264,42 +4099,22 @@
           <w:sz w:val="24"/>
           <w:szCs w:val="24"/>
         </w:rPr>
-        <w:t xml:space="preserve">합니다. </w:t>
-      </w:r>
-      <w:r>
-        <w:rPr>
-          <w:rFonts w:ascii="맑은 고딕" w:cs="맑은 고딕" w:eastAsia="맑은 고딕" w:hAnsi="맑은 고딕"/>
-          <w:b/>
-          <w:bCs/>
-          <w:color w:val="3B2314"/>
-          <w:sz w:val="24"/>
-          <w:szCs w:val="24"/>
-        </w:rPr>
-        <w:t xml:space="preserve">첫 방문 체험 슬롯</w:t>
-      </w:r>
-      <w:r>
-        <w:rPr>
-          <w:rFonts w:ascii="맑은 고딕" w:cs="맑은 고딕" w:eastAsia="맑은 고딕" w:hAnsi="맑은 고딕"/>
-          <w:color w:val="1A1A1A"/>
-          <w:sz w:val="24"/>
-          <w:szCs w:val="24"/>
-        </w:rPr>
-        <w:t xml:space="preserve">입니다. /</w:t>
-      </w:r>
-    </w:p>
-    <w:p>
-      <w:pPr>
-        <w:spacing w:after="60" w:before="60" w:line="340"/>
-        <w:ind w:left="200"/>
-      </w:pPr>
-      <w:r>
-        <w:rPr>
-          <w:rFonts w:ascii="맑은 고딕" w:cs="맑은 고딕" w:eastAsia="맑은 고딕" w:hAnsi="맑은 고딕"/>
-          <w:color w:val="1A1A1A"/>
-          <w:sz w:val="24"/>
-          <w:szCs w:val="24"/>
-        </w:rPr>
-        <w:t xml:space="preserve">둘, 강남구 안에서는 자전거면 다 가지 않냐. 맞습니다. 그래서 이 기능은 거리 제한이 아니라 </w:t>
+        <w:t xml:space="preserve">합니다. /</w:t>
+      </w:r>
+    </w:p>
+    <w:p>
+      <w:pPr>
+        <w:spacing w:after="60" w:before="60" w:line="340"/>
+        <w:ind w:left="200"/>
+      </w:pPr>
+      <w:r>
+        <w:rPr>
+          <w:rFonts w:ascii="맑은 고딕" w:cs="맑은 고딕" w:eastAsia="맑은 고딕" w:hAnsi="맑은 고딕"/>
+          <w:color w:val="1A1A1A"/>
+          <w:sz w:val="24"/>
+          <w:szCs w:val="24"/>
+        </w:rPr>
+        <w:t xml:space="preserve">강남구 안에서는 자전거면 다 가지 않냐 — 맞습니다. 그래서 이건 거리 제한이 아니라 </w:t>
       </w:r>
       <w:r>
         <w:rPr>
@@ -4319,389 +4134,7 @@
           <w:sz w:val="24"/>
           <w:szCs w:val="24"/>
         </w:rPr>
-        <w:t xml:space="preserve">이고, </w:t>
-      </w:r>
-      <w:r>
-        <w:rPr>
-          <w:rFonts w:ascii="맑은 고딕" w:cs="맑은 고딕" w:eastAsia="맑은 고딕" w:hAnsi="맑은 고딕"/>
-          <w:b/>
-          <w:bCs/>
-          <w:color w:val="3B2314"/>
-          <w:sz w:val="24"/>
-          <w:szCs w:val="24"/>
-        </w:rPr>
-        <w:t xml:space="preserve">서울 전역으로 넓어질수록 강해집니다.</w:t>
-      </w:r>
-    </w:p>
-    <w:p>
-      <w:pPr>
-        <w:spacing w:after="40" w:before="320" w:line="300"/>
-      </w:pPr>
-      <w:r>
-        <w:rPr>
-          <w:rFonts w:ascii="맑은 고딕" w:cs="맑은 고딕" w:eastAsia="맑은 고딕" w:hAnsi="맑은 고딕"/>
-          <w:color w:val="1A1A1A"/>
-          <w:sz w:val="28"/>
-          <w:szCs w:val="28"/>
-        </w:rPr>
-        <w:t xml:space="preserve">S14 · 앱 화면</w:t>
-      </w:r>
-    </w:p>
-    <w:p>
-      <w:pPr>
-        <w:spacing w:after="140" w:before="60" w:line="300"/>
-      </w:pPr>
-      <w:r>
-        <w:rPr>
-          <w:rFonts w:ascii="맑은 고딕" w:cs="맑은 고딕" w:eastAsia="맑은 고딕" w:hAnsi="맑은 고딕"/>
-          <w:color w:val="8A6420"/>
-          <w:sz w:val="18"/>
-          <w:szCs w:val="18"/>
-        </w:rPr>
-        <w:t xml:space="preserve">누적 8:25  ·  분량 0:35</w:t>
-      </w:r>
-    </w:p>
-    <w:p>
-      <w:pPr>
-        <w:spacing w:after="60" w:before="60" w:line="340"/>
-        <w:ind w:left="200"/>
-      </w:pPr>
-      <w:r>
-        <w:rPr>
-          <w:rFonts w:ascii="맑은 고딕" w:cs="맑은 고딕" w:eastAsia="맑은 고딕" w:hAnsi="맑은 고딕"/>
-          <w:color w:val="1A1A1A"/>
-          <w:sz w:val="24"/>
-          <w:szCs w:val="24"/>
-        </w:rPr>
-        <w:t xml:space="preserve">실제 화면입니다. /</w:t>
-      </w:r>
-    </w:p>
-    <w:p>
-      <w:pPr>
-        <w:spacing w:after="60" w:before="60" w:line="340"/>
-        <w:ind w:left="200"/>
-      </w:pPr>
-      <w:r>
-        <w:rPr>
-          <w:rFonts w:ascii="맑은 고딕" w:cs="맑은 고딕" w:eastAsia="맑은 고딕" w:hAnsi="맑은 고딕"/>
-          <w:color w:val="1A1A1A"/>
-          <w:sz w:val="24"/>
-          <w:szCs w:val="24"/>
-        </w:rPr>
-        <w:t xml:space="preserve">홈에는 </w:t>
-      </w:r>
-      <w:r>
-        <w:rPr>
-          <w:rFonts w:ascii="맑은 고딕" w:cs="맑은 고딕" w:eastAsia="맑은 고딕" w:hAnsi="맑은 고딕"/>
-          <w:b/>
-          <w:bCs/>
-          <w:color w:val="3B2314"/>
-          <w:sz w:val="24"/>
-          <w:szCs w:val="24"/>
-        </w:rPr>
-        <w:t xml:space="preserve">지금 갈 수 있는 예약만</w:t>
-      </w:r>
-      <w:r>
-        <w:rPr>
-          <w:rFonts w:ascii="맑은 고딕" w:cs="맑은 고딕" w:eastAsia="맑은 고딕" w:hAnsi="맑은 고딕"/>
-          <w:color w:val="1A1A1A"/>
-          <w:sz w:val="24"/>
-          <w:szCs w:val="24"/>
-        </w:rPr>
-        <w:t xml:space="preserve"> 뜹니다. 지도에서 도보, 자전거, 차량을 바꾸면 결과가 그대로 바뀝니다. /</w:t>
-      </w:r>
-    </w:p>
-    <w:p>
-      <w:pPr>
-        <w:spacing w:after="60" w:before="60" w:line="340"/>
-        <w:ind w:left="200"/>
-      </w:pPr>
-      <w:r>
-        <w:rPr>
-          <w:rFonts w:ascii="맑은 고딕" w:cs="맑은 고딕" w:eastAsia="맑은 고딕" w:hAnsi="맑은 고딕"/>
-          <w:color w:val="1A1A1A"/>
-          <w:sz w:val="24"/>
-          <w:szCs w:val="24"/>
-        </w:rPr>
-        <w:t xml:space="preserve">상세 화면에는 마감 시각과 정가 대비 할인, 그리고 </w:t>
-      </w:r>
-      <w:r>
-        <w:rPr>
-          <w:rFonts w:ascii="맑은 고딕" w:cs="맑은 고딕" w:eastAsia="맑은 고딕" w:hAnsi="맑은 고딕"/>
-          <w:b/>
-          <w:bCs/>
-          <w:color w:val="3B2314"/>
-          <w:sz w:val="24"/>
-          <w:szCs w:val="24"/>
-        </w:rPr>
-        <w:t xml:space="preserve">“지금 갈 수 있어요”</w:t>
-      </w:r>
-      <w:r>
-        <w:rPr>
-          <w:rFonts w:ascii="맑은 고딕" w:cs="맑은 고딕" w:eastAsia="맑은 고딕" w:hAnsi="맑은 고딕"/>
-          <w:color w:val="1A1A1A"/>
-          <w:sz w:val="24"/>
-          <w:szCs w:val="24"/>
-        </w:rPr>
-        <w:t xml:space="preserve"> 한 줄이 붙습니다. /</w:t>
-      </w:r>
-    </w:p>
-    <w:p>
-      <w:pPr>
-        <w:spacing w:after="60" w:before="60" w:line="340"/>
-        <w:ind w:left="200"/>
-      </w:pPr>
-      <w:r>
-        <w:rPr>
-          <w:rFonts w:ascii="맑은 고딕" w:cs="맑은 고딕" w:eastAsia="맑은 고딕" w:hAnsi="맑은 고딕"/>
-          <w:color w:val="1A1A1A"/>
-          <w:sz w:val="24"/>
-          <w:szCs w:val="24"/>
-        </w:rPr>
-        <w:t xml:space="preserve">사용자가 보는 건 목록이 아니라 </w:t>
-      </w:r>
-      <w:r>
-        <w:rPr>
-          <w:rFonts w:ascii="맑은 고딕" w:cs="맑은 고딕" w:eastAsia="맑은 고딕" w:hAnsi="맑은 고딕"/>
-          <w:b/>
-          <w:bCs/>
-          <w:color w:val="3B2314"/>
-          <w:sz w:val="24"/>
-          <w:szCs w:val="24"/>
-        </w:rPr>
-        <w:t xml:space="preserve">갈 수 있다는 확신</w:t>
-      </w:r>
-      <w:r>
-        <w:rPr>
-          <w:rFonts w:ascii="맑은 고딕" w:cs="맑은 고딕" w:eastAsia="맑은 고딕" w:hAnsi="맑은 고딕"/>
-          <w:color w:val="1A1A1A"/>
-          <w:sz w:val="24"/>
-          <w:szCs w:val="24"/>
-        </w:rPr>
-        <w:t xml:space="preserve">입니다.</w:t>
-      </w:r>
-    </w:p>
-    <w:p>
-      <w:pPr>
-        <w:spacing w:after="40" w:before="320" w:line="300"/>
-      </w:pPr>
-      <w:r>
-        <w:rPr>
-          <w:rFonts w:ascii="맑은 고딕" w:cs="맑은 고딕" w:eastAsia="맑은 고딕" w:hAnsi="맑은 고딕"/>
-          <w:color w:val="1A1A1A"/>
-          <w:sz w:val="28"/>
-          <w:szCs w:val="28"/>
-        </w:rPr>
-        <w:t xml:space="preserve">S15 · 요청 · 클로징</w:t>
-      </w:r>
-    </w:p>
-    <w:p>
-      <w:pPr>
-        <w:spacing w:after="140" w:before="60" w:line="300"/>
-      </w:pPr>
-      <w:r>
-        <w:rPr>
-          <w:rFonts w:ascii="맑은 고딕" w:cs="맑은 고딕" w:eastAsia="맑은 고딕" w:hAnsi="맑은 고딕"/>
-          <w:color w:val="8A6420"/>
-          <w:sz w:val="18"/>
-          <w:szCs w:val="18"/>
-        </w:rPr>
-        <w:t xml:space="preserve">누적 9:00  ·  분량 0:40</w:t>
-      </w:r>
-    </w:p>
-    <w:p>
-      <w:pPr>
-        <w:spacing w:after="60" w:before="60" w:line="340"/>
-        <w:ind w:left="200"/>
-      </w:pPr>
-      <w:r>
-        <w:rPr>
-          <w:rFonts w:ascii="맑은 고딕" w:cs="맑은 고딕" w:eastAsia="맑은 고딕" w:hAnsi="맑은 고딕"/>
-          <w:color w:val="1A1A1A"/>
-          <w:sz w:val="24"/>
-          <w:szCs w:val="24"/>
-        </w:rPr>
-        <w:t xml:space="preserve">저희가 보는 지표는 하나입니다. </w:t>
-      </w:r>
-      <w:r>
-        <w:rPr>
-          <w:rFonts w:ascii="맑은 고딕" w:cs="맑은 고딕" w:eastAsia="맑은 고딕" w:hAnsi="맑은 고딕"/>
-          <w:b/>
-          <w:bCs/>
-          <w:color w:val="3B2314"/>
-          <w:sz w:val="24"/>
-          <w:szCs w:val="24"/>
-        </w:rPr>
-        <w:t xml:space="preserve">채워진 슬롯 수.</w:t>
-      </w:r>
-      <w:r>
-        <w:rPr>
-          <w:rFonts w:ascii="맑은 고딕" w:cs="맑은 고딕" w:eastAsia="맑은 고딕" w:hAnsi="맑은 고딕"/>
-          <w:color w:val="1A1A1A"/>
-          <w:sz w:val="24"/>
-          <w:szCs w:val="24"/>
-        </w:rPr>
-        <w:t xml:space="preserve"> 그냥 사라졌을 시간 중에 매출로 바뀐 시간의 총량입니다. /</w:t>
-      </w:r>
-    </w:p>
-    <w:p>
-      <w:pPr>
-        <w:spacing w:after="60" w:before="60" w:line="340"/>
-        <w:ind w:left="200"/>
-      </w:pPr>
-      <w:r>
-        <w:rPr>
-          <w:rFonts w:ascii="맑은 고딕" w:cs="맑은 고딕" w:eastAsia="맑은 고딕" w:hAnsi="맑은 고딕"/>
-          <w:color w:val="1A1A1A"/>
-          <w:sz w:val="24"/>
-          <w:szCs w:val="24"/>
-        </w:rPr>
-        <w:t xml:space="preserve">그래서 필요한 것도 두 가지뿐입니다. </w:t>
-      </w:r>
-      <w:r>
-        <w:rPr>
-          <w:rFonts w:ascii="맑은 고딕" w:cs="맑은 고딕" w:eastAsia="맑은 고딕" w:hAnsi="맑은 고딕"/>
-          <w:b/>
-          <w:bCs/>
-          <w:color w:val="3B2314"/>
-          <w:sz w:val="24"/>
-          <w:szCs w:val="24"/>
-        </w:rPr>
-        <w:t xml:space="preserve">강남구에서의 여섯 달</w:t>
-      </w:r>
-      <w:r>
-        <w:rPr>
-          <w:rFonts w:ascii="맑은 고딕" w:cs="맑은 고딕" w:eastAsia="맑은 고딕" w:hAnsi="맑은 고딕"/>
-          <w:color w:val="1A1A1A"/>
-          <w:sz w:val="24"/>
-          <w:szCs w:val="24"/>
-        </w:rPr>
-        <w:t xml:space="preserve">, 그리고 2단계에서 문을 열어줄 </w:t>
-      </w:r>
-      <w:r>
-        <w:rPr>
-          <w:rFonts w:ascii="맑은 고딕" w:cs="맑은 고딕" w:eastAsia="맑은 고딕" w:hAnsi="맑은 고딕"/>
-          <w:b/>
-          <w:bCs/>
-          <w:color w:val="3B2314"/>
-          <w:sz w:val="24"/>
-          <w:szCs w:val="24"/>
-        </w:rPr>
-        <w:t xml:space="preserve">첫 대형 파트너 한 곳.</w:t>
-      </w:r>
-      <w:r>
-        <w:rPr>
-          <w:rFonts w:ascii="맑은 고딕" w:cs="맑은 고딕" w:eastAsia="맑은 고딕" w:hAnsi="맑은 고딕"/>
-          <w:color w:val="1A1A1A"/>
-          <w:sz w:val="24"/>
-          <w:szCs w:val="24"/>
-        </w:rPr>
-        <w:t xml:space="preserve"> /</w:t>
-      </w:r>
-    </w:p>
-    <w:p>
-      <w:pPr>
-        <w:spacing w:after="60" w:before="60" w:line="340"/>
-        <w:ind w:left="200"/>
-      </w:pPr>
-      <w:r>
-        <w:rPr>
-          <w:rFonts w:ascii="맑은 고딕" w:cs="맑은 고딕" w:eastAsia="맑은 고딕" w:hAnsi="맑은 고딕"/>
-          <w:color w:val="1A1A1A"/>
-          <w:sz w:val="24"/>
-          <w:szCs w:val="24"/>
-        </w:rPr>
-        <w:t xml:space="preserve">처음의 두 사람으로 돌아가겠습니다. 반차를 낸 사람은 자전거를 고르고, </w:t>
-      </w:r>
-      <w:r>
-        <w:rPr>
-          <w:rFonts w:ascii="맑은 고딕" w:cs="맑은 고딕" w:eastAsia="맑은 고딕" w:hAnsi="맑은 고딕"/>
-          <w:b/>
-          <w:bCs/>
-          <w:color w:val="3B2314"/>
-          <w:sz w:val="24"/>
-          <w:szCs w:val="24"/>
-        </w:rPr>
-        <w:t xml:space="preserve">12분 거리에 뜬 한 자리</w:t>
-      </w:r>
-      <w:r>
-        <w:rPr>
-          <w:rFonts w:ascii="맑은 고딕" w:cs="맑은 고딕" w:eastAsia="맑은 고딕" w:hAnsi="맑은 고딕"/>
-          <w:color w:val="1A1A1A"/>
-          <w:sz w:val="24"/>
-          <w:szCs w:val="24"/>
-        </w:rPr>
-        <w:t xml:space="preserve">를 예약합니다. 그 시간, 취소 전화를 받았던 사장님의 한 시간이 채워집니다. /</w:t>
-      </w:r>
-    </w:p>
-    <w:p>
-      <w:pPr>
-        <w:spacing w:after="60" w:before="60" w:line="340"/>
-        <w:ind w:left="200"/>
-      </w:pPr>
-      <w:r>
-        <w:rPr>
-          <w:rFonts w:ascii="맑은 고딕" w:cs="맑은 고딕" w:eastAsia="맑은 고딕" w:hAnsi="맑은 고딕"/>
-          <w:color w:val="1A1A1A"/>
-          <w:sz w:val="24"/>
-          <w:szCs w:val="24"/>
-        </w:rPr>
-        <w:t xml:space="preserve">두 사람은 여전히 서로를 몰랐습니다. </w:t>
-      </w:r>
-      <w:r>
-        <w:rPr>
-          <w:rFonts w:ascii="맑은 고딕" w:cs="맑은 고딕" w:eastAsia="맑은 고딕" w:hAnsi="맑은 고딕"/>
-          <w:b/>
-          <w:bCs/>
-          <w:color w:val="3B2314"/>
-          <w:sz w:val="24"/>
-          <w:szCs w:val="24"/>
-        </w:rPr>
-        <w:t xml:space="preserve">저희가 그걸 알고 있었을 뿐입니다.</w:t>
-      </w:r>
-      <w:r>
-        <w:rPr>
-          <w:rFonts w:ascii="맑은 고딕" w:cs="맑은 고딕" w:eastAsia="맑은 고딕" w:hAnsi="맑은 고딕"/>
-          <w:color w:val="1A1A1A"/>
-          <w:sz w:val="24"/>
-          <w:szCs w:val="24"/>
-        </w:rPr>
-        <w:t xml:space="preserve"> /</w:t>
-      </w:r>
-    </w:p>
-    <w:p>
-      <w:pPr>
-        <w:spacing w:after="60" w:before="60" w:line="340"/>
-        <w:ind w:left="200"/>
-      </w:pPr>
-      <w:r>
-        <w:rPr>
-          <w:rFonts w:ascii="맑은 고딕" w:cs="맑은 고딕" w:eastAsia="맑은 고딕" w:hAnsi="맑은 고딕"/>
-          <w:color w:val="1A1A1A"/>
-          <w:sz w:val="24"/>
-          <w:szCs w:val="24"/>
-        </w:rPr>
-        <w:t xml:space="preserve">넛츠는 할인 앱이 아닙니다. </w:t>
-      </w:r>
-      <w:r>
-        <w:rPr>
-          <w:rFonts w:ascii="맑은 고딕" w:cs="맑은 고딕" w:eastAsia="맑은 고딕" w:hAnsi="맑은 고딕"/>
-          <w:b/>
-          <w:bCs/>
-          <w:color w:val="3B2314"/>
-          <w:sz w:val="24"/>
-          <w:szCs w:val="24"/>
-        </w:rPr>
-        <w:t xml:space="preserve">버려지는 시간을 거래 가능하게 만드는 인프라입니다.</w:t>
-      </w:r>
-      <w:r>
-        <w:rPr>
-          <w:rFonts w:ascii="맑은 고딕" w:cs="맑은 고딕" w:eastAsia="맑은 고딕" w:hAnsi="맑은 고딕"/>
-          <w:color w:val="1A1A1A"/>
-          <w:sz w:val="24"/>
-          <w:szCs w:val="24"/>
-        </w:rPr>
-        <w:t xml:space="preserve"> 감사합니다.</w:t>
+        <w:t xml:space="preserve">이고, 넓어질수록 강해집니다.</w:t>
       </w:r>
     </w:p>
     <w:sectPr>

--- a/넛츠_IR덱_대본.docx
+++ b/넛츠_IR덱_대본.docx
@@ -54,7 +54,7 @@
           <w:sz w:val="22"/>
           <w:szCs w:val="22"/>
         </w:rPr>
-        <w:t xml:space="preserve">슬라이드 13장  ·  실측 5:30  ·  IR 표준 배분 5:00</w:t>
+        <w:t xml:space="preserve">슬라이드 10장  ·  실측 5:00  ·  IR 표준 배분 5:00</w:t>
       </w:r>
     </w:p>
     <w:p>
@@ -539,7 +539,7 @@
                 <w:sz w:val="19"/>
                 <w:szCs w:val="19"/>
               </w:rPr>
-              <w:t xml:space="preserve">0:40</w:t>
+              <w:t xml:space="preserve">0:45</w:t>
             </w:r>
           </w:p>
         </w:tc>
@@ -620,7 +620,7 @@
                 <w:sz w:val="19"/>
                 <w:szCs w:val="19"/>
               </w:rPr>
-              <w:t xml:space="preserve">2:00</w:t>
+              <w:t xml:space="preserve">2:05</w:t>
             </w:r>
           </w:p>
         </w:tc>
@@ -728,7 +728,7 @@
                 <w:sz w:val="19"/>
                 <w:szCs w:val="19"/>
               </w:rPr>
-              <w:t xml:space="preserve">2:20</w:t>
+              <w:t xml:space="preserve">2:25</w:t>
             </w:r>
           </w:p>
         </w:tc>
@@ -755,7 +755,7 @@
                 <w:sz w:val="19"/>
                 <w:szCs w:val="19"/>
               </w:rPr>
-              <w:t xml:space="preserve">0:15</w:t>
+              <w:t xml:space="preserve">0:20</w:t>
             </w:r>
           </w:p>
         </w:tc>
@@ -836,7 +836,7 @@
                 <w:sz w:val="19"/>
                 <w:szCs w:val="19"/>
               </w:rPr>
-              <w:t xml:space="preserve">2:35</w:t>
+              <w:t xml:space="preserve">2:45</w:t>
             </w:r>
           </w:p>
         </w:tc>
@@ -863,7 +863,7 @@
                 <w:sz w:val="19"/>
                 <w:szCs w:val="19"/>
               </w:rPr>
-              <w:t xml:space="preserve">0:15</w:t>
+              <w:t xml:space="preserve">0:20</w:t>
             </w:r>
           </w:p>
         </w:tc>
@@ -917,7 +917,7 @@
                 <w:sz w:val="19"/>
                 <w:szCs w:val="19"/>
               </w:rPr>
-              <w:t xml:space="preserve">비즈니스 모델</w:t>
+              <w:t xml:space="preserve">비즈니스 모델 ① · 모으는 단계</w:t>
             </w:r>
           </w:p>
         </w:tc>
@@ -944,7 +944,7 @@
                 <w:sz w:val="19"/>
                 <w:szCs w:val="19"/>
               </w:rPr>
-              <w:t xml:space="preserve">2:50</w:t>
+              <w:t xml:space="preserve">3:05</w:t>
             </w:r>
           </w:p>
         </w:tc>
@@ -971,7 +971,7 @@
                 <w:sz w:val="19"/>
                 <w:szCs w:val="19"/>
               </w:rPr>
-              <w:t xml:space="preserve">1:00</w:t>
+              <w:t xml:space="preserve">0:50</w:t>
             </w:r>
           </w:p>
         </w:tc>
@@ -1025,7 +1025,7 @@
                 <w:sz w:val="19"/>
                 <w:szCs w:val="19"/>
               </w:rPr>
-              <w:t xml:space="preserve">트랙션</w:t>
+              <w:t xml:space="preserve">비즈니스 모델 ② · 수익화</w:t>
             </w:r>
           </w:p>
         </w:tc>
@@ -1052,7 +1052,7 @@
                 <w:sz w:val="19"/>
                 <w:szCs w:val="19"/>
               </w:rPr>
-              <w:t xml:space="preserve">3:50</w:t>
+              <w:t xml:space="preserve">3:55</w:t>
             </w:r>
           </w:p>
         </w:tc>
@@ -1160,7 +1160,7 @@
                 <w:sz w:val="19"/>
                 <w:szCs w:val="19"/>
               </w:rPr>
-              <w:t xml:space="preserve">4:20</w:t>
+              <w:t xml:space="preserve">4:25</w:t>
             </w:r>
           </w:p>
         </w:tc>
@@ -1187,7 +1187,7 @@
                 <w:sz w:val="19"/>
                 <w:szCs w:val="19"/>
               </w:rPr>
-              <w:t xml:space="preserve">0:30</w:t>
+              <w:t xml:space="preserve">0:25</w:t>
             </w:r>
           </w:p>
         </w:tc>
@@ -1241,7 +1241,7 @@
                 <w:sz w:val="19"/>
                 <w:szCs w:val="19"/>
               </w:rPr>
-              <w:t xml:space="preserve">팀</w:t>
+              <w:t xml:space="preserve">클로징</w:t>
             </w:r>
           </w:p>
         </w:tc>
@@ -1296,330 +1296,6 @@
                 <w:szCs w:val="19"/>
               </w:rPr>
               <w:t xml:space="preserve">0:10</w:t>
-            </w:r>
-          </w:p>
-        </w:tc>
-      </w:tr>
-      <w:tr>
-        <w:tc>
-          <w:tcPr>
-            <w:tcW w:type="dxa" w:w="1200"/>
-            <w:shd w:fill="FFFFFF" w:color="auto" w:val="clear"/>
-            <w:tcMar>
-              <w:top w:type="dxa" w:w="70"/>
-              <w:left w:type="dxa" w:w="110"/>
-              <w:bottom w:type="dxa" w:w="70"/>
-              <w:right w:type="dxa" w:w="110"/>
-            </w:tcMar>
-          </w:tcPr>
-          <w:p>
-            <w:pPr>
-              <w:spacing w:after="0" w:before="0"/>
-            </w:pPr>
-            <w:r>
-              <w:rPr>
-                <w:rFonts w:ascii="맑은 고딕" w:cs="맑은 고딕" w:eastAsia="맑은 고딕" w:hAnsi="맑은 고딕"/>
-                <w:color w:val="1A1A1A"/>
-                <w:sz w:val="19"/>
-                <w:szCs w:val="19"/>
-              </w:rPr>
-              <w:t xml:space="preserve">S11</w:t>
-            </w:r>
-          </w:p>
-        </w:tc>
-        <w:tc>
-          <w:tcPr>
-            <w:tcW w:type="dxa" w:w="5200"/>
-            <w:shd w:fill="FFFFFF" w:color="auto" w:val="clear"/>
-            <w:tcMar>
-              <w:top w:type="dxa" w:w="70"/>
-              <w:left w:type="dxa" w:w="110"/>
-              <w:bottom w:type="dxa" w:w="70"/>
-              <w:right w:type="dxa" w:w="110"/>
-            </w:tcMar>
-          </w:tcPr>
-          <w:p>
-            <w:pPr>
-              <w:spacing w:after="0" w:before="0"/>
-            </w:pPr>
-            <w:r>
-              <w:rPr>
-                <w:rFonts w:ascii="맑은 고딕" w:cs="맑은 고딕" w:eastAsia="맑은 고딕" w:hAnsi="맑은 고딕"/>
-                <w:color w:val="1A1A1A"/>
-                <w:sz w:val="19"/>
-                <w:szCs w:val="19"/>
-              </w:rPr>
-              <w:t xml:space="preserve">요청</w:t>
-            </w:r>
-          </w:p>
-        </w:tc>
-        <w:tc>
-          <w:tcPr>
-            <w:tcW w:type="dxa" w:w="1500"/>
-            <w:shd w:fill="FFFFFF" w:color="auto" w:val="clear"/>
-            <w:tcMar>
-              <w:top w:type="dxa" w:w="70"/>
-              <w:left w:type="dxa" w:w="110"/>
-              <w:bottom w:type="dxa" w:w="70"/>
-              <w:right w:type="dxa" w:w="110"/>
-            </w:tcMar>
-          </w:tcPr>
-          <w:p>
-            <w:pPr>
-              <w:spacing w:after="0" w:before="0"/>
-              <w:jc w:val="right"/>
-            </w:pPr>
-            <w:r>
-              <w:rPr>
-                <w:rFonts w:ascii="맑은 고딕" w:cs="맑은 고딕" w:eastAsia="맑은 고딕" w:hAnsi="맑은 고딕"/>
-                <w:color w:val="1A1A1A"/>
-                <w:sz w:val="19"/>
-                <w:szCs w:val="19"/>
-              </w:rPr>
-              <w:t xml:space="preserve">5:00</w:t>
-            </w:r>
-          </w:p>
-        </w:tc>
-        <w:tc>
-          <w:tcPr>
-            <w:tcW w:type="dxa" w:w="1500"/>
-            <w:shd w:fill="FFFFFF" w:color="auto" w:val="clear"/>
-            <w:tcMar>
-              <w:top w:type="dxa" w:w="70"/>
-              <w:left w:type="dxa" w:w="110"/>
-              <w:bottom w:type="dxa" w:w="70"/>
-              <w:right w:type="dxa" w:w="110"/>
-            </w:tcMar>
-          </w:tcPr>
-          <w:p>
-            <w:pPr>
-              <w:spacing w:after="0" w:before="0"/>
-              <w:jc w:val="right"/>
-            </w:pPr>
-            <w:r>
-              <w:rPr>
-                <w:rFonts w:ascii="맑은 고딕" w:cs="맑은 고딕" w:eastAsia="맑은 고딕" w:hAnsi="맑은 고딕"/>
-                <w:color w:val="1A1A1A"/>
-                <w:sz w:val="19"/>
-                <w:szCs w:val="19"/>
-              </w:rPr>
-              <w:t xml:space="preserve">0:20</w:t>
-            </w:r>
-          </w:p>
-        </w:tc>
-      </w:tr>
-      <w:tr>
-        <w:tc>
-          <w:tcPr>
-            <w:tcW w:type="dxa" w:w="1200"/>
-            <w:shd w:fill="FFFFFF" w:color="auto" w:val="clear"/>
-            <w:tcMar>
-              <w:top w:type="dxa" w:w="70"/>
-              <w:left w:type="dxa" w:w="110"/>
-              <w:bottom w:type="dxa" w:w="70"/>
-              <w:right w:type="dxa" w:w="110"/>
-            </w:tcMar>
-          </w:tcPr>
-          <w:p>
-            <w:pPr>
-              <w:spacing w:after="0" w:before="0"/>
-            </w:pPr>
-            <w:r>
-              <w:rPr>
-                <w:rFonts w:ascii="맑은 고딕" w:cs="맑은 고딕" w:eastAsia="맑은 고딕" w:hAnsi="맑은 고딕"/>
-                <w:color w:val="1A1A1A"/>
-                <w:sz w:val="19"/>
-                <w:szCs w:val="19"/>
-              </w:rPr>
-              <w:t xml:space="preserve">S12</w:t>
-            </w:r>
-          </w:p>
-        </w:tc>
-        <w:tc>
-          <w:tcPr>
-            <w:tcW w:type="dxa" w:w="5200"/>
-            <w:shd w:fill="FFFFFF" w:color="auto" w:val="clear"/>
-            <w:tcMar>
-              <w:top w:type="dxa" w:w="70"/>
-              <w:left w:type="dxa" w:w="110"/>
-              <w:bottom w:type="dxa" w:w="70"/>
-              <w:right w:type="dxa" w:w="110"/>
-            </w:tcMar>
-          </w:tcPr>
-          <w:p>
-            <w:pPr>
-              <w:spacing w:after="0" w:before="0"/>
-            </w:pPr>
-            <w:r>
-              <w:rPr>
-                <w:rFonts w:ascii="맑은 고딕" w:cs="맑은 고딕" w:eastAsia="맑은 고딕" w:hAnsi="맑은 고딕"/>
-                <w:color w:val="1A1A1A"/>
-                <w:sz w:val="19"/>
-                <w:szCs w:val="19"/>
-              </w:rPr>
-              <w:t xml:space="preserve">클로징</w:t>
-            </w:r>
-          </w:p>
-        </w:tc>
-        <w:tc>
-          <w:tcPr>
-            <w:tcW w:type="dxa" w:w="1500"/>
-            <w:shd w:fill="FFFFFF" w:color="auto" w:val="clear"/>
-            <w:tcMar>
-              <w:top w:type="dxa" w:w="70"/>
-              <w:left w:type="dxa" w:w="110"/>
-              <w:bottom w:type="dxa" w:w="70"/>
-              <w:right w:type="dxa" w:w="110"/>
-            </w:tcMar>
-          </w:tcPr>
-          <w:p>
-            <w:pPr>
-              <w:spacing w:after="0" w:before="0"/>
-              <w:jc w:val="right"/>
-            </w:pPr>
-            <w:r>
-              <w:rPr>
-                <w:rFonts w:ascii="맑은 고딕" w:cs="맑은 고딕" w:eastAsia="맑은 고딕" w:hAnsi="맑은 고딕"/>
-                <w:color w:val="1A1A1A"/>
-                <w:sz w:val="19"/>
-                <w:szCs w:val="19"/>
-              </w:rPr>
-              <w:t xml:space="preserve">5:20</w:t>
-            </w:r>
-          </w:p>
-        </w:tc>
-        <w:tc>
-          <w:tcPr>
-            <w:tcW w:type="dxa" w:w="1500"/>
-            <w:shd w:fill="FFFFFF" w:color="auto" w:val="clear"/>
-            <w:tcMar>
-              <w:top w:type="dxa" w:w="70"/>
-              <w:left w:type="dxa" w:w="110"/>
-              <w:bottom w:type="dxa" w:w="70"/>
-              <w:right w:type="dxa" w:w="110"/>
-            </w:tcMar>
-          </w:tcPr>
-          <w:p>
-            <w:pPr>
-              <w:spacing w:after="0" w:before="0"/>
-              <w:jc w:val="right"/>
-            </w:pPr>
-            <w:r>
-              <w:rPr>
-                <w:rFonts w:ascii="맑은 고딕" w:cs="맑은 고딕" w:eastAsia="맑은 고딕" w:hAnsi="맑은 고딕"/>
-                <w:color w:val="1A1A1A"/>
-                <w:sz w:val="19"/>
-                <w:szCs w:val="19"/>
-              </w:rPr>
-              <w:t xml:space="preserve">0:10</w:t>
-            </w:r>
-          </w:p>
-        </w:tc>
-      </w:tr>
-      <w:tr>
-        <w:tc>
-          <w:tcPr>
-            <w:tcW w:type="dxa" w:w="1200"/>
-            <w:shd w:fill="FFFFFF" w:color="auto" w:val="clear"/>
-            <w:tcMar>
-              <w:top w:type="dxa" w:w="70"/>
-              <w:left w:type="dxa" w:w="110"/>
-              <w:bottom w:type="dxa" w:w="70"/>
-              <w:right w:type="dxa" w:w="110"/>
-            </w:tcMar>
-          </w:tcPr>
-          <w:p>
-            <w:pPr>
-              <w:spacing w:after="0" w:before="0"/>
-            </w:pPr>
-            <w:r>
-              <w:rPr>
-                <w:rFonts w:ascii="맑은 고딕" w:cs="맑은 고딕" w:eastAsia="맑은 고딕" w:hAnsi="맑은 고딕"/>
-                <w:color w:val="1A1A1A"/>
-                <w:sz w:val="19"/>
-                <w:szCs w:val="19"/>
-              </w:rPr>
-              <w:t xml:space="preserve">S13</w:t>
-            </w:r>
-          </w:p>
-        </w:tc>
-        <w:tc>
-          <w:tcPr>
-            <w:tcW w:type="dxa" w:w="5200"/>
-            <w:shd w:fill="FFFFFF" w:color="auto" w:val="clear"/>
-            <w:tcMar>
-              <w:top w:type="dxa" w:w="70"/>
-              <w:left w:type="dxa" w:w="110"/>
-              <w:bottom w:type="dxa" w:w="70"/>
-              <w:right w:type="dxa" w:w="110"/>
-            </w:tcMar>
-          </w:tcPr>
-          <w:p>
-            <w:pPr>
-              <w:spacing w:after="0" w:before="0"/>
-            </w:pPr>
-            <w:r>
-              <w:rPr>
-                <w:rFonts w:ascii="맑은 고딕" w:cs="맑은 고딕" w:eastAsia="맑은 고딕" w:hAnsi="맑은 고딕"/>
-                <w:color w:val="1A1A1A"/>
-                <w:sz w:val="19"/>
-                <w:szCs w:val="19"/>
-              </w:rPr>
-              <w:t xml:space="preserve">백업 · 운영 · 리스크</w:t>
-            </w:r>
-          </w:p>
-        </w:tc>
-        <w:tc>
-          <w:tcPr>
-            <w:tcW w:type="dxa" w:w="1500"/>
-            <w:shd w:fill="FFFFFF" w:color="auto" w:val="clear"/>
-            <w:tcMar>
-              <w:top w:type="dxa" w:w="70"/>
-              <w:left w:type="dxa" w:w="110"/>
-              <w:bottom w:type="dxa" w:w="70"/>
-              <w:right w:type="dxa" w:w="110"/>
-            </w:tcMar>
-          </w:tcPr>
-          <w:p>
-            <w:pPr>
-              <w:spacing w:after="0" w:before="0"/>
-              <w:jc w:val="right"/>
-            </w:pPr>
-            <w:r>
-              <w:rPr>
-                <w:rFonts w:ascii="맑은 고딕" w:cs="맑은 고딕" w:eastAsia="맑은 고딕" w:hAnsi="맑은 고딕"/>
-                <w:color w:val="1A1A1A"/>
-                <w:sz w:val="19"/>
-                <w:szCs w:val="19"/>
-              </w:rPr>
-              <w:t xml:space="preserve">5:30</w:t>
-            </w:r>
-          </w:p>
-        </w:tc>
-        <w:tc>
-          <w:tcPr>
-            <w:tcW w:type="dxa" w:w="1500"/>
-            <w:shd w:fill="FFFFFF" w:color="auto" w:val="clear"/>
-            <w:tcMar>
-              <w:top w:type="dxa" w:w="70"/>
-              <w:left w:type="dxa" w:w="110"/>
-              <w:bottom w:type="dxa" w:w="70"/>
-              <w:right w:type="dxa" w:w="110"/>
-            </w:tcMar>
-          </w:tcPr>
-          <w:p>
-            <w:pPr>
-              <w:spacing w:after="0" w:before="0"/>
-              <w:jc w:val="right"/>
-            </w:pPr>
-            <w:r>
-              <w:rPr>
-                <w:rFonts w:ascii="맑은 고딕" w:cs="맑은 고딕" w:eastAsia="맑은 고딕" w:hAnsi="맑은 고딕"/>
-                <w:color w:val="1A1A1A"/>
-                <w:sz w:val="19"/>
-                <w:szCs w:val="19"/>
-              </w:rPr>
-              <w:t xml:space="preserve">0:00</w:t>
             </w:r>
           </w:p>
         </w:tc>
@@ -1712,7 +1388,7 @@
                 <w:sz w:val="19"/>
                 <w:szCs w:val="19"/>
               </w:rPr>
-              <w:t xml:space="preserve">5:30</w:t>
+              <w:t xml:space="preserve">5:00</w:t>
             </w:r>
           </w:p>
         </w:tc>
@@ -2140,7 +1816,7 @@
           <w:sz w:val="18"/>
           <w:szCs w:val="18"/>
         </w:rPr>
-        <w:t xml:space="preserve">누적 1:20  ·  분량 0:40</w:t>
+        <w:t xml:space="preserve">누적 1:20  ·  분량 0:45</w:t>
       </w:r>
     </w:p>
     <w:p>
@@ -2349,7 +2025,7 @@
           <w:sz w:val="18"/>
           <w:szCs w:val="18"/>
         </w:rPr>
-        <w:t xml:space="preserve">누적 2:00  ·  분량 0:20</w:t>
+        <w:t xml:space="preserve">누적 2:05  ·  분량 0:20</w:t>
       </w:r>
     </w:p>
     <w:p>
@@ -2508,7 +2184,7 @@
           <w:sz w:val="18"/>
           <w:szCs w:val="18"/>
         </w:rPr>
-        <w:t xml:space="preserve">누적 2:20  ·  분량 0:15</w:t>
+        <w:t xml:space="preserve">누적 2:25  ·  분량 0:20</w:t>
       </w:r>
     </w:p>
     <w:p>
@@ -2595,7 +2271,7 @@
           <w:sz w:val="24"/>
           <w:szCs w:val="24"/>
         </w:rPr>
-        <w:t xml:space="preserve"> 네이버예약, 카카오헤어샵. 그런데 내일과 다음 주를 팝니다. </w:t>
+        <w:t xml:space="preserve"> 네이버예약이죠. 그런데 내일과 다음 주를 팝니다. </w:t>
       </w:r>
       <w:r>
         <w:rPr>
@@ -2695,7 +2371,7 @@
           <w:sz w:val="18"/>
           <w:szCs w:val="18"/>
         </w:rPr>
-        <w:t xml:space="preserve">누적 2:35  ·  분량 0:15</w:t>
+        <w:t xml:space="preserve">누적 2:45  ·  분량 0:20</w:t>
       </w:r>
     </w:p>
     <w:p>
@@ -2800,82 +2476,102 @@
           <w:sz w:val="24"/>
           <w:szCs w:val="24"/>
         </w:rPr>
-        <w:t xml:space="preserve">시장은 국내 예약 기반 개인 서비스업 거래액 </w:t>
-      </w:r>
-      <w:r>
-        <w:rPr>
-          <w:rFonts w:ascii="맑은 고딕" w:cs="맑은 고딕" w:eastAsia="맑은 고딕" w:hAnsi="맑은 고딕"/>
-          <w:b/>
-          <w:bCs/>
-          <w:color w:val="3B2314"/>
-          <w:sz w:val="24"/>
-          <w:szCs w:val="24"/>
-        </w:rPr>
-        <w:t xml:space="preserve">약 15조</w:t>
-      </w:r>
-      <w:r>
-        <w:rPr>
-          <w:rFonts w:ascii="맑은 고딕" w:cs="맑은 고딕" w:eastAsia="맑은 고딕" w:hAnsi="맑은 고딕"/>
-          <w:color w:val="1A1A1A"/>
-          <w:sz w:val="24"/>
-          <w:szCs w:val="24"/>
-        </w:rPr>
-        <w:t xml:space="preserve">, 그중 안 팔려서 사라지는 빈 슬롯이 </w:t>
-      </w:r>
-      <w:r>
-        <w:rPr>
-          <w:rFonts w:ascii="맑은 고딕" w:cs="맑은 고딕" w:eastAsia="맑은 고딕" w:hAnsi="맑은 고딕"/>
-          <w:b/>
-          <w:bCs/>
-          <w:color w:val="3B2314"/>
-          <w:sz w:val="24"/>
-          <w:szCs w:val="24"/>
-        </w:rPr>
-        <w:t xml:space="preserve">약 4조</w:t>
-      </w:r>
-      <w:r>
-        <w:rPr>
-          <w:rFonts w:ascii="맑은 고딕" w:cs="맑은 고딕" w:eastAsia="맑은 고딕" w:hAnsi="맑은 고딕"/>
-          <w:color w:val="1A1A1A"/>
-          <w:sz w:val="24"/>
-          <w:szCs w:val="24"/>
-        </w:rPr>
-        <w:t xml:space="preserve">로 봤습니다. /</w:t>
-      </w:r>
-    </w:p>
-    <w:p>
-      <w:pPr>
-        <w:spacing w:after="60" w:before="60" w:line="340"/>
-        <w:ind w:left="200"/>
-      </w:pPr>
-      <w:r>
-        <w:rPr>
-          <w:rFonts w:ascii="맑은 고딕" w:cs="맑은 고딕" w:eastAsia="맑은 고딕" w:hAnsi="맑은 고딕"/>
-          <w:color w:val="1A1A1A"/>
-          <w:sz w:val="24"/>
-          <w:szCs w:val="24"/>
-        </w:rPr>
-        <w:t xml:space="preserve">저희가 3년 안에 서울 다섯 개 구에서 가져올 거래액은 </w:t>
-      </w:r>
-      <w:r>
-        <w:rPr>
-          <w:rFonts w:ascii="맑은 고딕" w:cs="맑은 고딕" w:eastAsia="맑은 고딕" w:hAnsi="맑은 고딕"/>
-          <w:b/>
-          <w:bCs/>
-          <w:color w:val="3B2314"/>
-          <w:sz w:val="24"/>
-          <w:szCs w:val="24"/>
-        </w:rPr>
-        <w:t xml:space="preserve">약 200억</w:t>
-      </w:r>
-      <w:r>
-        <w:rPr>
-          <w:rFonts w:ascii="맑은 고딕" w:cs="맑은 고딕" w:eastAsia="맑은 고딕" w:hAnsi="맑은 고딕"/>
-          <w:color w:val="1A1A1A"/>
-          <w:sz w:val="24"/>
-          <w:szCs w:val="24"/>
-        </w:rPr>
-        <w:t xml:space="preserve">입니다. 모두 가정값이고, 검증 항목은 표시해 두었습니다.</w:t>
+        <w:t xml:space="preserve">시장은 국내 예약 기반 서비스업 거래액 </w:t>
+      </w:r>
+      <w:r>
+        <w:rPr>
+          <w:rFonts w:ascii="맑은 고딕" w:cs="맑은 고딕" w:eastAsia="맑은 고딕" w:hAnsi="맑은 고딕"/>
+          <w:b/>
+          <w:bCs/>
+          <w:color w:val="3B2314"/>
+          <w:sz w:val="24"/>
+          <w:szCs w:val="24"/>
+        </w:rPr>
+        <w:t xml:space="preserve">약 12조</w:t>
+      </w:r>
+      <w:r>
+        <w:rPr>
+          <w:rFonts w:ascii="맑은 고딕" w:cs="맑은 고딕" w:eastAsia="맑은 고딕" w:hAnsi="맑은 고딕"/>
+          <w:color w:val="1A1A1A"/>
+          <w:sz w:val="24"/>
+          <w:szCs w:val="24"/>
+        </w:rPr>
+        <w:t xml:space="preserve">, 그중 안 팔려서 사라지는 빈 자리가 </w:t>
+      </w:r>
+      <w:r>
+        <w:rPr>
+          <w:rFonts w:ascii="맑은 고딕" w:cs="맑은 고딕" w:eastAsia="맑은 고딕" w:hAnsi="맑은 고딕"/>
+          <w:b/>
+          <w:bCs/>
+          <w:color w:val="3B2314"/>
+          <w:sz w:val="24"/>
+          <w:szCs w:val="24"/>
+        </w:rPr>
+        <w:t xml:space="preserve">약 3조</w:t>
+      </w:r>
+      <w:r>
+        <w:rPr>
+          <w:rFonts w:ascii="맑은 고딕" w:cs="맑은 고딕" w:eastAsia="맑은 고딕" w:hAnsi="맑은 고딕"/>
+          <w:color w:val="1A1A1A"/>
+          <w:sz w:val="24"/>
+          <w:szCs w:val="24"/>
+        </w:rPr>
+        <w:t xml:space="preserve">입니다. /</w:t>
+      </w:r>
+    </w:p>
+    <w:p>
+      <w:pPr>
+        <w:spacing w:after="60" w:before="60" w:line="340"/>
+        <w:ind w:left="200"/>
+      </w:pPr>
+      <w:r>
+        <w:rPr>
+          <w:rFonts w:ascii="맑은 고딕" w:cs="맑은 고딕" w:eastAsia="맑은 고딕" w:hAnsi="맑은 고딕"/>
+          <w:color w:val="1A1A1A"/>
+          <w:sz w:val="24"/>
+          <w:szCs w:val="24"/>
+        </w:rPr>
+        <w:t xml:space="preserve">저희가 3년 안에 들어갈 서울 다섯 개 구가 </w:t>
+      </w:r>
+      <w:r>
+        <w:rPr>
+          <w:rFonts w:ascii="맑은 고딕" w:cs="맑은 고딕" w:eastAsia="맑은 고딕" w:hAnsi="맑은 고딕"/>
+          <w:b/>
+          <w:bCs/>
+          <w:color w:val="3B2314"/>
+          <w:sz w:val="24"/>
+          <w:szCs w:val="24"/>
+        </w:rPr>
+        <w:t xml:space="preserve">약 1,800억</w:t>
+      </w:r>
+      <w:r>
+        <w:rPr>
+          <w:rFonts w:ascii="맑은 고딕" w:cs="맑은 고딕" w:eastAsia="맑은 고딕" w:hAnsi="맑은 고딕"/>
+          <w:color w:val="1A1A1A"/>
+          <w:sz w:val="24"/>
+          <w:szCs w:val="24"/>
+        </w:rPr>
+        <w:t xml:space="preserve">, 타겟시장의 </w:t>
+      </w:r>
+      <w:r>
+        <w:rPr>
+          <w:rFonts w:ascii="맑은 고딕" w:cs="맑은 고딕" w:eastAsia="맑은 고딕" w:hAnsi="맑은 고딕"/>
+          <w:b/>
+          <w:bCs/>
+          <w:color w:val="3B2314"/>
+          <w:sz w:val="24"/>
+          <w:szCs w:val="24"/>
+        </w:rPr>
+        <w:t xml:space="preserve">6%</w:t>
+      </w:r>
+      <w:r>
+        <w:rPr>
+          <w:rFonts w:ascii="맑은 고딕" w:cs="맑은 고딕" w:eastAsia="맑은 고딕" w:hAnsi="맑은 고딕"/>
+          <w:color w:val="1A1A1A"/>
+          <w:sz w:val="24"/>
+          <w:szCs w:val="24"/>
+        </w:rPr>
+        <w:t xml:space="preserve">입니다. 여기부터 시작합니다.</w:t>
       </w:r>
     </w:p>
     <w:p>
@@ -2889,7 +2585,7 @@
           <w:sz w:val="28"/>
           <w:szCs w:val="28"/>
         </w:rPr>
-        <w:t xml:space="preserve">S7 · 비즈니스 모델</w:t>
+        <w:t xml:space="preserve">S7 · 비즈니스 모델 ① · 모으는 단계</w:t>
       </w:r>
     </w:p>
     <w:p>
@@ -2903,33 +2599,33 @@
           <w:sz w:val="18"/>
           <w:szCs w:val="18"/>
         </w:rPr>
-        <w:t xml:space="preserve">누적 2:50  ·  분량 1:00</w:t>
-      </w:r>
-    </w:p>
-    <w:p>
-      <w:pPr>
-        <w:spacing w:after="60" w:before="60" w:line="340"/>
-        <w:ind w:left="200"/>
-      </w:pPr>
-      <w:r>
-        <w:rPr>
-          <w:rFonts w:ascii="맑은 고딕" w:cs="맑은 고딕" w:eastAsia="맑은 고딕" w:hAnsi="맑은 고딕"/>
-          <w:color w:val="1A1A1A"/>
-          <w:sz w:val="24"/>
-          <w:szCs w:val="24"/>
-        </w:rPr>
-        <w:t xml:space="preserve">수익 모델은 한 줄입니다. </w:t>
-      </w:r>
-      <w:r>
-        <w:rPr>
-          <w:rFonts w:ascii="맑은 고딕" w:cs="맑은 고딕" w:eastAsia="맑은 고딕" w:hAnsi="맑은 고딕"/>
-          <w:b/>
-          <w:bCs/>
-          <w:color w:val="3B2314"/>
-          <w:sz w:val="24"/>
-          <w:szCs w:val="24"/>
-        </w:rPr>
-        <w:t xml:space="preserve">결제 수수료 3%, 그게 전부입니다.</w:t>
+        <w:t xml:space="preserve">누적 3:05  ·  분량 0:50</w:t>
+      </w:r>
+    </w:p>
+    <w:p>
+      <w:pPr>
+        <w:spacing w:after="60" w:before="60" w:line="340"/>
+        <w:ind w:left="200"/>
+      </w:pPr>
+      <w:r>
+        <w:rPr>
+          <w:rFonts w:ascii="맑은 고딕" w:cs="맑은 고딕" w:eastAsia="맑은 고딕" w:hAnsi="맑은 고딕"/>
+          <w:color w:val="1A1A1A"/>
+          <w:sz w:val="24"/>
+          <w:szCs w:val="24"/>
+        </w:rPr>
+        <w:t xml:space="preserve">수익 모델입니다. </w:t>
+      </w:r>
+      <w:r>
+        <w:rPr>
+          <w:rFonts w:ascii="맑은 고딕" w:cs="맑은 고딕" w:eastAsia="맑은 고딕" w:hAnsi="맑은 고딕"/>
+          <w:b/>
+          <w:bCs/>
+          <w:color w:val="3B2314"/>
+          <w:sz w:val="24"/>
+          <w:szCs w:val="24"/>
+        </w:rPr>
+        <w:t xml:space="preserve">첫 12개월은 버는 단계가 아니라 모으는 단계입니다.</w:t>
       </w:r>
       <w:r>
         <w:rPr>
@@ -2953,53 +2649,108 @@
           <w:sz w:val="24"/>
           <w:szCs w:val="24"/>
         </w:rPr>
-        <w:t xml:space="preserve">입점비도, 월 구독료도, 광고비도 받지 않습니다. /</w:t>
-      </w:r>
-    </w:p>
-    <w:p>
-      <w:pPr>
-        <w:spacing w:after="60" w:before="60" w:line="340"/>
-        <w:ind w:left="200"/>
-      </w:pPr>
-      <w:r>
-        <w:rPr>
-          <w:rFonts w:ascii="맑은 고딕" w:cs="맑은 고딕" w:eastAsia="맑은 고딕" w:hAnsi="맑은 고딕"/>
-          <w:color w:val="1A1A1A"/>
-          <w:sz w:val="24"/>
-          <w:szCs w:val="24"/>
-        </w:rPr>
-        <w:t xml:space="preserve">이유는 분명합니다. 저희가 파는 건 </w:t>
-      </w:r>
-      <w:r>
-        <w:rPr>
-          <w:rFonts w:ascii="맑은 고딕" w:cs="맑은 고딕" w:eastAsia="맑은 고딕" w:hAnsi="맑은 고딕"/>
-          <w:b/>
-          <w:bCs/>
-          <w:color w:val="3B2314"/>
-          <w:sz w:val="24"/>
-          <w:szCs w:val="24"/>
-        </w:rPr>
-        <w:t xml:space="preserve">그냥 두면 0원이 될 시간</w:t>
-      </w:r>
-      <w:r>
-        <w:rPr>
-          <w:rFonts w:ascii="맑은 고딕" w:cs="맑은 고딕" w:eastAsia="맑은 고딕" w:hAnsi="맑은 고딕"/>
-          <w:color w:val="1A1A1A"/>
-          <w:sz w:val="24"/>
-          <w:szCs w:val="24"/>
-        </w:rPr>
-        <w:t xml:space="preserve">입니다. 0원짜리를 매출로 바꿔주는데 사장님에게 선불을 요구하면 </w:t>
-      </w:r>
-      <w:r>
-        <w:rPr>
-          <w:rFonts w:ascii="맑은 고딕" w:cs="맑은 고딕" w:eastAsia="맑은 고딕" w:hAnsi="맑은 고딕"/>
-          <w:b/>
-          <w:bCs/>
-          <w:color w:val="3B2314"/>
-          <w:sz w:val="24"/>
-          <w:szCs w:val="24"/>
-        </w:rPr>
-        <w:t xml:space="preserve">공급이 안 붙습니다.</w:t>
+        <w:t xml:space="preserve">수익원은 </w:t>
+      </w:r>
+      <w:r>
+        <w:rPr>
+          <w:rFonts w:ascii="맑은 고딕" w:cs="맑은 고딕" w:eastAsia="맑은 고딕" w:hAnsi="맑은 고딕"/>
+          <w:b/>
+          <w:bCs/>
+          <w:color w:val="3B2314"/>
+          <w:sz w:val="24"/>
+          <w:szCs w:val="24"/>
+        </w:rPr>
+        <w:t xml:space="preserve">거래 수수료 3%, 하나뿐입니다.</w:t>
+      </w:r>
+      <w:r>
+        <w:rPr>
+          <w:rFonts w:ascii="맑은 고딕" w:cs="맑은 고딕" w:eastAsia="맑은 고딕" w:hAnsi="맑은 고딕"/>
+          <w:color w:val="1A1A1A"/>
+          <w:sz w:val="24"/>
+          <w:szCs w:val="24"/>
+        </w:rPr>
+        <w:t xml:space="preserve"> 입점비도 월 구독료도 받지 않습니다. /</w:t>
+      </w:r>
+    </w:p>
+    <w:p>
+      <w:pPr>
+        <w:spacing w:after="60" w:before="60" w:line="340"/>
+        <w:ind w:left="200"/>
+      </w:pPr>
+      <w:r>
+        <w:rPr>
+          <w:rFonts w:ascii="맑은 고딕" w:cs="맑은 고딕" w:eastAsia="맑은 고딕" w:hAnsi="맑은 고딕"/>
+          <w:color w:val="1A1A1A"/>
+          <w:sz w:val="24"/>
+          <w:szCs w:val="24"/>
+        </w:rPr>
+        <w:t xml:space="preserve">사장님이 비교하는 건 정가가 아니라 </w:t>
+      </w:r>
+      <w:r>
+        <w:rPr>
+          <w:rFonts w:ascii="맑은 고딕" w:cs="맑은 고딕" w:eastAsia="맑은 고딕" w:hAnsi="맑은 고딕"/>
+          <w:b/>
+          <w:bCs/>
+          <w:color w:val="3B2314"/>
+          <w:sz w:val="24"/>
+          <w:szCs w:val="24"/>
+        </w:rPr>
+        <w:t xml:space="preserve">0원</w:t>
+      </w:r>
+      <w:r>
+        <w:rPr>
+          <w:rFonts w:ascii="맑은 고딕" w:cs="맑은 고딕" w:eastAsia="맑은 고딕" w:hAnsi="맑은 고딕"/>
+          <w:color w:val="1A1A1A"/>
+          <w:sz w:val="24"/>
+          <w:szCs w:val="24"/>
+        </w:rPr>
+        <w:t xml:space="preserve">입니다. 안 팔리면 0원인 자리에서 받는 3%는 뺏는 게 아니라 나누는 겁니다. /</w:t>
+      </w:r>
+    </w:p>
+    <w:p>
+      <w:pPr>
+        <w:spacing w:after="60" w:before="60" w:line="340"/>
+        <w:ind w:left="200"/>
+      </w:pPr>
+      <w:r>
+        <w:rPr>
+          <w:rFonts w:ascii="맑은 고딕" w:cs="맑은 고딕" w:eastAsia="맑은 고딕" w:hAnsi="맑은 고딕"/>
+          <w:color w:val="1A1A1A"/>
+          <w:sz w:val="24"/>
+          <w:szCs w:val="24"/>
+        </w:rPr>
+        <w:t xml:space="preserve">공급은 </w:t>
+      </w:r>
+      <w:r>
+        <w:rPr>
+          <w:rFonts w:ascii="맑은 고딕" w:cs="맑은 고딕" w:eastAsia="맑은 고딕" w:hAnsi="맑은 고딕"/>
+          <w:b/>
+          <w:bCs/>
+          <w:color w:val="3B2314"/>
+          <w:sz w:val="24"/>
+          <w:szCs w:val="24"/>
+        </w:rPr>
+        <w:t xml:space="preserve">입점 쿠폰</w:t>
+      </w:r>
+      <w:r>
+        <w:rPr>
+          <w:rFonts w:ascii="맑은 고딕" w:cs="맑은 고딕" w:eastAsia="맑은 고딕" w:hAnsi="맑은 고딕"/>
+          <w:color w:val="1A1A1A"/>
+          <w:sz w:val="24"/>
+          <w:szCs w:val="24"/>
+        </w:rPr>
+        <w:t xml:space="preserve">으로 모읍니다. 새로 들어온 매장의 첫 할인분은 저희가 부담합니다. </w:t>
+      </w:r>
+      <w:r>
+        <w:rPr>
+          <w:rFonts w:ascii="맑은 고딕" w:cs="맑은 고딕" w:eastAsia="맑은 고딕" w:hAnsi="맑은 고딕"/>
+          <w:b/>
+          <w:bCs/>
+          <w:color w:val="3B2314"/>
+          <w:sz w:val="24"/>
+          <w:szCs w:val="24"/>
+        </w:rPr>
+        <w:t xml:space="preserve">매장이 내는 돈은 0원입니다.</w:t>
       </w:r>
       <w:r>
         <w:rPr>
@@ -3023,117 +2774,82 @@
           <w:sz w:val="24"/>
           <w:szCs w:val="24"/>
         </w:rPr>
-        <w:t xml:space="preserve">이 사업은 </w:t>
-      </w:r>
-      <w:r>
-        <w:rPr>
-          <w:rFonts w:ascii="맑은 고딕" w:cs="맑은 고딕" w:eastAsia="맑은 고딕" w:hAnsi="맑은 고딕"/>
-          <w:b/>
-          <w:bCs/>
-          <w:color w:val="3B2314"/>
-          <w:sz w:val="24"/>
-          <w:szCs w:val="24"/>
-        </w:rPr>
-        <w:t xml:space="preserve">공급 밀도가 곧 경쟁력</w:t>
-      </w:r>
-      <w:r>
-        <w:rPr>
-          <w:rFonts w:ascii="맑은 고딕" w:cs="맑은 고딕" w:eastAsia="맑은 고딕" w:hAnsi="맑은 고딕"/>
-          <w:color w:val="1A1A1A"/>
-          <w:sz w:val="24"/>
-          <w:szCs w:val="24"/>
-        </w:rPr>
-        <w:t xml:space="preserve">이라, 진입 마찰을 0으로 두는 게 맞습니다. /</w:t>
-      </w:r>
-    </w:p>
-    <w:p>
-      <w:pPr>
-        <w:spacing w:after="60" w:before="60" w:line="340"/>
-        <w:ind w:left="200"/>
-      </w:pPr>
-      <w:r>
-        <w:rPr>
-          <w:rFonts w:ascii="맑은 고딕" w:cs="맑은 고딕" w:eastAsia="맑은 고딕" w:hAnsi="맑은 고딕"/>
-          <w:color w:val="1A1A1A"/>
-          <w:sz w:val="24"/>
-          <w:szCs w:val="24"/>
-        </w:rPr>
-        <w:t xml:space="preserve">숫자로 보면, 사용자가 이만 사천 원을 결제하면 사장님에게 이만 삼천이백팔십 원, 저희가 </w:t>
-      </w:r>
-      <w:r>
-        <w:rPr>
-          <w:rFonts w:ascii="맑은 고딕" w:cs="맑은 고딕" w:eastAsia="맑은 고딕" w:hAnsi="맑은 고딕"/>
-          <w:b/>
-          <w:bCs/>
-          <w:color w:val="3B2314"/>
-          <w:sz w:val="24"/>
-          <w:szCs w:val="24"/>
-        </w:rPr>
-        <w:t xml:space="preserve">칠백이십 원</w:t>
-      </w:r>
-      <w:r>
-        <w:rPr>
-          <w:rFonts w:ascii="맑은 고딕" w:cs="맑은 고딕" w:eastAsia="맑은 고딕" w:hAnsi="맑은 고딕"/>
-          <w:color w:val="1A1A1A"/>
-          <w:sz w:val="24"/>
-          <w:szCs w:val="24"/>
-        </w:rPr>
-        <w:t xml:space="preserve">입니다. 월 십만 건이면 월 </w:t>
-      </w:r>
-      <w:r>
-        <w:rPr>
-          <w:rFonts w:ascii="맑은 고딕" w:cs="맑은 고딕" w:eastAsia="맑은 고딕" w:hAnsi="맑은 고딕"/>
-          <w:b/>
-          <w:bCs/>
-          <w:color w:val="3B2314"/>
-          <w:sz w:val="24"/>
-          <w:szCs w:val="24"/>
-        </w:rPr>
-        <w:t xml:space="preserve">칠천이백만 원</w:t>
-      </w:r>
-      <w:r>
-        <w:rPr>
-          <w:rFonts w:ascii="맑은 고딕" w:cs="맑은 고딕" w:eastAsia="맑은 고딕" w:hAnsi="맑은 고딕"/>
-          <w:color w:val="1A1A1A"/>
-          <w:sz w:val="24"/>
-          <w:szCs w:val="24"/>
-        </w:rPr>
-        <w:t xml:space="preserve">입니다. /</w:t>
-      </w:r>
-    </w:p>
-    <w:p>
-      <w:pPr>
-        <w:spacing w:after="60" w:before="60" w:line="340"/>
-        <w:ind w:left="200"/>
-      </w:pPr>
-      <w:r>
-        <w:rPr>
-          <w:rFonts w:ascii="맑은 고딕" w:cs="맑은 고딕" w:eastAsia="맑은 고딕" w:hAnsi="맑은 고딕"/>
-          <w:color w:val="1A1A1A"/>
-          <w:sz w:val="24"/>
-          <w:szCs w:val="24"/>
-        </w:rPr>
-        <w:t xml:space="preserve">광고를 붙이면 단기 매출은 늘지만, 노출 순서가 돈으로 정해지는 순간 </w:t>
-      </w:r>
-      <w:r>
-        <w:rPr>
-          <w:rFonts w:ascii="맑은 고딕" w:cs="맑은 고딕" w:eastAsia="맑은 고딕" w:hAnsi="맑은 고딕"/>
-          <w:b/>
-          <w:bCs/>
-          <w:color w:val="3B2314"/>
-          <w:sz w:val="24"/>
-          <w:szCs w:val="24"/>
-        </w:rPr>
-        <w:t xml:space="preserve">“지금 갈 수 있는 곳”이라는 약속이 깨집니다.</w:t>
-      </w:r>
-      <w:r>
-        <w:rPr>
-          <w:rFonts w:ascii="맑은 고딕" w:cs="맑은 고딕" w:eastAsia="맑은 고딕" w:hAnsi="맑은 고딕"/>
-          <w:color w:val="1A1A1A"/>
-          <w:sz w:val="24"/>
-          <w:szCs w:val="24"/>
-        </w:rPr>
-        <w:t xml:space="preserve"> 그래서 안 받습니다.</w:t>
+        <w:t xml:space="preserve">수요는 </w:t>
+      </w:r>
+      <w:r>
+        <w:rPr>
+          <w:rFonts w:ascii="맑은 고딕" w:cs="맑은 고딕" w:eastAsia="맑은 고딕" w:hAnsi="맑은 고딕"/>
+          <w:b/>
+          <w:bCs/>
+          <w:color w:val="3B2314"/>
+          <w:sz w:val="24"/>
+          <w:szCs w:val="24"/>
+        </w:rPr>
+        <w:t xml:space="preserve">동네 보물찾기</w:t>
+      </w:r>
+      <w:r>
+        <w:rPr>
+          <w:rFonts w:ascii="맑은 고딕" w:cs="맑은 고딕" w:eastAsia="맑은 고딕" w:hAnsi="맑은 고딕"/>
+          <w:color w:val="1A1A1A"/>
+          <w:sz w:val="24"/>
+          <w:szCs w:val="24"/>
+        </w:rPr>
+        <w:t xml:space="preserve">로 모읍니다. 주변 매장에 커피 십만 원어치를 걸어두고, 앱에서 찾아오면 선착순으로 드립니다. </w:t>
+      </w:r>
+      <w:r>
+        <w:rPr>
+          <w:rFonts w:ascii="맑은 고딕" w:cs="맑은 고딕" w:eastAsia="맑은 고딕" w:hAnsi="맑은 고딕"/>
+          <w:b/>
+          <w:bCs/>
+          <w:color w:val="3B2314"/>
+          <w:sz w:val="24"/>
+          <w:szCs w:val="24"/>
+        </w:rPr>
+        <w:t xml:space="preserve">앱을 여는 습관을 저희 돈으로 사는 겁니다.</w:t>
+      </w:r>
+      <w:r>
+        <w:rPr>
+          <w:rFonts w:ascii="맑은 고딕" w:cs="맑은 고딕" w:eastAsia="맑은 고딕" w:hAnsi="맑은 고딕"/>
+          <w:color w:val="1A1A1A"/>
+          <w:sz w:val="24"/>
+          <w:szCs w:val="24"/>
+        </w:rPr>
+        <w:t xml:space="preserve"> /</w:t>
+      </w:r>
+    </w:p>
+    <w:p>
+      <w:pPr>
+        <w:spacing w:after="60" w:before="60" w:line="340"/>
+        <w:ind w:left="200"/>
+      </w:pPr>
+      <w:r>
+        <w:rPr>
+          <w:rFonts w:ascii="맑은 고딕" w:cs="맑은 고딕" w:eastAsia="맑은 고딕" w:hAnsi="맑은 고딕"/>
+          <w:color w:val="1A1A1A"/>
+          <w:sz w:val="24"/>
+          <w:szCs w:val="24"/>
+        </w:rPr>
+        <w:t xml:space="preserve">그래서 12개월 뒤에 남아야 하는 건 매출이 아니라 </w:t>
+      </w:r>
+      <w:r>
+        <w:rPr>
+          <w:rFonts w:ascii="맑은 고딕" w:cs="맑은 고딕" w:eastAsia="맑은 고딕" w:hAnsi="맑은 고딕"/>
+          <w:b/>
+          <w:bCs/>
+          <w:color w:val="3B2314"/>
+          <w:sz w:val="24"/>
+          <w:szCs w:val="24"/>
+        </w:rPr>
+        <w:t xml:space="preserve">강남구 입점 사백 곳, 그리고 채워진 슬롯 수</w:t>
+      </w:r>
+      <w:r>
+        <w:rPr>
+          <w:rFonts w:ascii="맑은 고딕" w:cs="맑은 고딕" w:eastAsia="맑은 고딕" w:hAnsi="맑은 고딕"/>
+          <w:color w:val="1A1A1A"/>
+          <w:sz w:val="24"/>
+          <w:szCs w:val="24"/>
+        </w:rPr>
+        <w:t xml:space="preserve">입니다.</w:t>
       </w:r>
     </w:p>
     <w:p>
@@ -3147,7 +2863,7 @@
           <w:sz w:val="28"/>
           <w:szCs w:val="28"/>
         </w:rPr>
-        <w:t xml:space="preserve">S8 · 트랙션</w:t>
+        <w:t xml:space="preserve">S8 · 비즈니스 모델 ② · 수익화</w:t>
       </w:r>
     </w:p>
     <w:p>
@@ -3161,103 +2877,33 @@
           <w:sz w:val="18"/>
           <w:szCs w:val="18"/>
         </w:rPr>
-        <w:t xml:space="preserve">누적 3:50  ·  분량 0:30</w:t>
-      </w:r>
-    </w:p>
-    <w:p>
-      <w:pPr>
-        <w:spacing w:after="60" w:before="60" w:line="340"/>
-        <w:ind w:left="200"/>
-      </w:pPr>
-      <w:r>
-        <w:rPr>
-          <w:rFonts w:ascii="맑은 고딕" w:cs="맑은 고딕" w:eastAsia="맑은 고딕" w:hAnsi="맑은 고딕"/>
-          <w:color w:val="1A1A1A"/>
-          <w:sz w:val="24"/>
-          <w:szCs w:val="24"/>
-        </w:rPr>
-        <w:t xml:space="preserve">이 서비스는 설치보다 </w:t>
-      </w:r>
-      <w:r>
-        <w:rPr>
-          <w:rFonts w:ascii="맑은 고딕" w:cs="맑은 고딕" w:eastAsia="맑은 고딕" w:hAnsi="맑은 고딕"/>
-          <w:b/>
-          <w:bCs/>
-          <w:color w:val="3B2314"/>
-          <w:sz w:val="24"/>
-          <w:szCs w:val="24"/>
-        </w:rPr>
-        <w:t xml:space="preserve">자주 여는 것</w:t>
-      </w:r>
-      <w:r>
-        <w:rPr>
-          <w:rFonts w:ascii="맑은 고딕" w:cs="맑은 고딕" w:eastAsia="맑은 고딕" w:hAnsi="맑은 고딕"/>
-          <w:color w:val="1A1A1A"/>
-          <w:sz w:val="24"/>
-          <w:szCs w:val="24"/>
-        </w:rPr>
-        <w:t xml:space="preserve">이 훨씬 중요합니다. 빈 시간은 갑자기 생기니까요. /</w:t>
-      </w:r>
-    </w:p>
-    <w:p>
-      <w:pPr>
-        <w:spacing w:after="60" w:before="60" w:line="340"/>
-        <w:ind w:left="200"/>
-      </w:pPr>
-      <w:r>
-        <w:rPr>
-          <w:rFonts w:ascii="맑은 고딕" w:cs="맑은 고딕" w:eastAsia="맑은 고딕" w:hAnsi="맑은 고딕"/>
-          <w:color w:val="1A1A1A"/>
-          <w:sz w:val="24"/>
-          <w:szCs w:val="24"/>
-        </w:rPr>
-        <w:t xml:space="preserve">그래서 두 가지를 씁니다. /</w:t>
-      </w:r>
-    </w:p>
-    <w:p>
-      <w:pPr>
-        <w:spacing w:after="60" w:before="60" w:line="340"/>
-        <w:ind w:left="200"/>
-      </w:pPr>
-      <w:r>
-        <w:rPr>
-          <w:rFonts w:ascii="맑은 고딕" w:cs="맑은 고딕" w:eastAsia="맑은 고딕" w:hAnsi="맑은 고딕"/>
-          <w:color w:val="1A1A1A"/>
-          <w:sz w:val="24"/>
-          <w:szCs w:val="24"/>
-        </w:rPr>
-        <w:t xml:space="preserve">첫째, </w:t>
-      </w:r>
-      <w:r>
-        <w:rPr>
-          <w:rFonts w:ascii="맑은 고딕" w:cs="맑은 고딕" w:eastAsia="맑은 고딕" w:hAnsi="맑은 고딕"/>
-          <w:b/>
-          <w:bCs/>
-          <w:color w:val="3B2314"/>
-          <w:sz w:val="24"/>
-          <w:szCs w:val="24"/>
-        </w:rPr>
-        <w:t xml:space="preserve">특정 매장에 커피 열 잔을 미리 달아둡니다.</w:t>
-      </w:r>
-      <w:r>
-        <w:rPr>
-          <w:rFonts w:ascii="맑은 고딕" w:cs="맑은 고딕" w:eastAsia="맑은 고딕" w:hAnsi="맑은 고딕"/>
-          <w:color w:val="1A1A1A"/>
-          <w:sz w:val="24"/>
-          <w:szCs w:val="24"/>
-        </w:rPr>
-        <w:t xml:space="preserve"> 지금 이 근처에 계신 열 분, 선착순입니다. 공짜로 한 번 받아 본 사람은 </w:t>
-      </w:r>
-      <w:r>
-        <w:rPr>
-          <w:rFonts w:ascii="맑은 고딕" w:cs="맑은 고딕" w:eastAsia="맑은 고딕" w:hAnsi="맑은 고딕"/>
-          <w:b/>
-          <w:bCs/>
-          <w:color w:val="3B2314"/>
-          <w:sz w:val="24"/>
-          <w:szCs w:val="24"/>
-        </w:rPr>
-        <w:t xml:space="preserve">그 앱을 계속 열어봅니다.</w:t>
+        <w:t xml:space="preserve">누적 3:55  ·  분량 0:30</w:t>
+      </w:r>
+    </w:p>
+    <w:p>
+      <w:pPr>
+        <w:spacing w:after="60" w:before="60" w:line="340"/>
+        <w:ind w:left="200"/>
+      </w:pPr>
+      <w:r>
+        <w:rPr>
+          <w:rFonts w:ascii="맑은 고딕" w:cs="맑은 고딕" w:eastAsia="맑은 고딕" w:hAnsi="맑은 고딕"/>
+          <w:color w:val="1A1A1A"/>
+          <w:sz w:val="24"/>
+          <w:szCs w:val="24"/>
+        </w:rPr>
+        <w:t xml:space="preserve">2단계부터가 수익화입니다. 수수료 3%는 </w:t>
+      </w:r>
+      <w:r>
+        <w:rPr>
+          <w:rFonts w:ascii="맑은 고딕" w:cs="맑은 고딕" w:eastAsia="맑은 고딕" w:hAnsi="맑은 고딕"/>
+          <w:b/>
+          <w:bCs/>
+          <w:color w:val="3B2314"/>
+          <w:sz w:val="24"/>
+          <w:szCs w:val="24"/>
+        </w:rPr>
+        <w:t xml:space="preserve">그대로 둡니다.</w:t>
       </w:r>
       <w:r>
         <w:rPr>
@@ -3277,81 +2923,118 @@
       <w:r>
         <w:rPr>
           <w:rFonts w:ascii="맑은 고딕" w:cs="맑은 고딕" w:eastAsia="맑은 고딕" w:hAnsi="맑은 고딕"/>
-          <w:color w:val="1A1A1A"/>
-          <w:sz w:val="24"/>
-          <w:szCs w:val="24"/>
-        </w:rPr>
-        <w:t xml:space="preserve">둘째, </w:t>
-      </w:r>
-      <w:r>
-        <w:rPr>
-          <w:rFonts w:ascii="맑은 고딕" w:cs="맑은 고딕" w:eastAsia="맑은 고딕" w:hAnsi="맑은 고딕"/>
-          <w:b/>
-          <w:bCs/>
-          <w:color w:val="3B2314"/>
-          <w:sz w:val="24"/>
-          <w:szCs w:val="24"/>
-        </w:rPr>
-        <w:t xml:space="preserve">새로 등록한 업체에는 저희가 할인 쿠폰을 붙여 드립니다.</w:t>
-      </w:r>
-      <w:r>
-        <w:rPr>
-          <w:rFonts w:ascii="맑은 고딕" w:cs="맑은 고딕" w:eastAsia="맑은 고딕" w:hAnsi="맑은 고딕"/>
-          <w:color w:val="1A1A1A"/>
-          <w:sz w:val="24"/>
-          <w:szCs w:val="24"/>
-        </w:rPr>
-        <w:t xml:space="preserve"> 저희 비용, 즉 투자입니다. /</w:t>
-      </w:r>
-    </w:p>
-    <w:p>
-      <w:pPr>
-        <w:spacing w:after="60" w:before="60" w:line="340"/>
-        <w:ind w:left="200"/>
-      </w:pPr>
-      <w:r>
-        <w:rPr>
-          <w:rFonts w:ascii="맑은 고딕" w:cs="맑은 고딕" w:eastAsia="맑은 고딕" w:hAnsi="맑은 고딕"/>
-          <w:color w:val="1A1A1A"/>
-          <w:sz w:val="24"/>
-          <w:szCs w:val="24"/>
-        </w:rPr>
-        <w:t xml:space="preserve">초기 공급이 매력적이어야 사용자가 오고, 사용자가 와야 다음 사장님이 들어옵니다. </w:t>
-      </w:r>
-      <w:r>
-        <w:rPr>
-          <w:rFonts w:ascii="맑은 고딕" w:cs="맑은 고딕" w:eastAsia="맑은 고딕" w:hAnsi="맑은 고딕"/>
-          <w:b/>
-          <w:bCs/>
-          <w:color w:val="3B2314"/>
-          <w:sz w:val="24"/>
-          <w:szCs w:val="24"/>
-        </w:rPr>
-        <w:t xml:space="preserve">닭과 달걀을 저희 돈으로 끊는 겁니다.</w:t>
-      </w:r>
-      <w:r>
-        <w:rPr>
-          <w:rFonts w:ascii="맑은 고딕" w:cs="맑은 고딕" w:eastAsia="맑은 고딕" w:hAnsi="맑은 고딕"/>
-          <w:color w:val="1A1A1A"/>
-          <w:sz w:val="24"/>
-          <w:szCs w:val="24"/>
-        </w:rPr>
-        <w:t xml:space="preserve"> /</w:t>
-      </w:r>
-    </w:p>
-    <w:p>
-      <w:pPr>
-        <w:spacing w:after="60" w:before="60" w:line="340"/>
-        <w:ind w:left="200"/>
-      </w:pPr>
-      <w:r>
-        <w:rPr>
-          <w:rFonts w:ascii="맑은 고딕" w:cs="맑은 고딕" w:eastAsia="맑은 고딕" w:hAnsi="맑은 고딕"/>
-          <w:color w:val="1A1A1A"/>
-          <w:sz w:val="24"/>
-          <w:szCs w:val="24"/>
-        </w:rPr>
-        <w:t xml:space="preserve">보시는 네 지표는 모두 목표치이고, 강남구에서 먼저 증명합니다.</w:t>
+          <w:b/>
+          <w:bCs/>
+          <w:color w:val="3B2314"/>
+          <w:sz w:val="24"/>
+          <w:szCs w:val="24"/>
+        </w:rPr>
+        <w:t xml:space="preserve">주 수익은 광고입니다.</w:t>
+      </w:r>
+      <w:r>
+        <w:rPr>
+          <w:rFonts w:ascii="맑은 고딕" w:cs="맑은 고딕" w:eastAsia="맑은 고딕" w:hAnsi="맑은 고딕"/>
+          <w:color w:val="1A1A1A"/>
+          <w:sz w:val="24"/>
+          <w:szCs w:val="24"/>
+        </w:rPr>
+        <w:t xml:space="preserve"> 매장이 지도 위 자기 자리에 깃발을 꽂는 방식으로, 도달 반경 안에서의 우선 노출권을 삽니다. 밀도가 붙을수록 단가가 올라갑니다. /</w:t>
+      </w:r>
+    </w:p>
+    <w:p>
+      <w:pPr>
+        <w:spacing w:after="60" w:before="60" w:line="340"/>
+        <w:ind w:left="200"/>
+      </w:pPr>
+      <w:r>
+        <w:rPr>
+          <w:rFonts w:ascii="맑은 고딕" w:cs="맑은 고딕" w:eastAsia="맑은 고딕" w:hAnsi="맑은 고딕"/>
+          <w:color w:val="1A1A1A"/>
+          <w:sz w:val="24"/>
+          <w:szCs w:val="24"/>
+        </w:rPr>
+        <w:t xml:space="preserve">한 가지는 분명히 하겠습니다. </w:t>
+      </w:r>
+      <w:r>
+        <w:rPr>
+          <w:rFonts w:ascii="맑은 고딕" w:cs="맑은 고딕" w:eastAsia="맑은 고딕" w:hAnsi="맑은 고딕"/>
+          <w:b/>
+          <w:bCs/>
+          <w:color w:val="3B2314"/>
+          <w:sz w:val="24"/>
+          <w:szCs w:val="24"/>
+        </w:rPr>
+        <w:t xml:space="preserve">갈 수 없는 자리는 광고를 사도 뜨지 않습니다.</w:t>
+      </w:r>
+      <w:r>
+        <w:rPr>
+          <w:rFonts w:ascii="맑은 고딕" w:cs="맑은 고딕" w:eastAsia="맑은 고딕" w:hAnsi="맑은 고딕"/>
+          <w:color w:val="1A1A1A"/>
+          <w:sz w:val="24"/>
+          <w:szCs w:val="24"/>
+        </w:rPr>
+        <w:t xml:space="preserve"> 순서는 살 수 있어도, 약속은 못 삽니다. /</w:t>
+      </w:r>
+    </w:p>
+    <w:p>
+      <w:pPr>
+        <w:spacing w:after="60" w:before="60" w:line="340"/>
+        <w:ind w:left="200"/>
+      </w:pPr>
+      <w:r>
+        <w:rPr>
+          <w:rFonts w:ascii="맑은 고딕" w:cs="맑은 고딕" w:eastAsia="맑은 고딕" w:hAnsi="맑은 고딕"/>
+          <w:color w:val="1A1A1A"/>
+          <w:sz w:val="24"/>
+          <w:szCs w:val="24"/>
+        </w:rPr>
+        <w:t xml:space="preserve">3단계는 </w:t>
+      </w:r>
+      <w:r>
+        <w:rPr>
+          <w:rFonts w:ascii="맑은 고딕" w:cs="맑은 고딕" w:eastAsia="맑은 고딕" w:hAnsi="맑은 고딕"/>
+          <w:b/>
+          <w:bCs/>
+          <w:color w:val="3B2314"/>
+          <w:sz w:val="24"/>
+          <w:szCs w:val="24"/>
+        </w:rPr>
+        <w:t xml:space="preserve">넛츠페이</w:t>
+      </w:r>
+      <w:r>
+        <w:rPr>
+          <w:rFonts w:ascii="맑은 고딕" w:cs="맑은 고딕" w:eastAsia="맑은 고딕" w:hAnsi="맑은 고딕"/>
+          <w:color w:val="1A1A1A"/>
+          <w:sz w:val="24"/>
+          <w:szCs w:val="24"/>
+        </w:rPr>
+        <w:t xml:space="preserve">입니다. 예약금과 결제를 직접 받으면 결제 수수료와 예치금, 그리고 락인이 따라옵니다. /</w:t>
+      </w:r>
+    </w:p>
+    <w:p>
+      <w:pPr>
+        <w:spacing w:after="60" w:before="60" w:line="340"/>
+        <w:ind w:left="200"/>
+      </w:pPr>
+      <w:r>
+        <w:rPr>
+          <w:rFonts w:ascii="맑은 고딕" w:cs="맑은 고딕" w:eastAsia="맑은 고딕" w:hAnsi="맑은 고딕"/>
+          <w:color w:val="1A1A1A"/>
+          <w:sz w:val="24"/>
+          <w:szCs w:val="24"/>
+        </w:rPr>
+        <w:t xml:space="preserve">그다음은 지역 커뮤니티입니다. </w:t>
+      </w:r>
+      <w:r>
+        <w:rPr>
+          <w:rFonts w:ascii="맑은 고딕" w:cs="맑은 고딕" w:eastAsia="맑은 고딕" w:hAnsi="맑은 고딕"/>
+          <w:b/>
+          <w:bCs/>
+          <w:color w:val="3B2314"/>
+          <w:sz w:val="24"/>
+          <w:szCs w:val="24"/>
+        </w:rPr>
+        <w:t xml:space="preserve">예약으로 만난 이웃이 동네에서 다시 만납니다.</w:t>
       </w:r>
     </w:p>
     <w:p>
@@ -3379,7 +3062,7 @@
           <w:sz w:val="18"/>
           <w:szCs w:val="18"/>
         </w:rPr>
-        <w:t xml:space="preserve">누적 4:20  ·  분량 0:30</w:t>
+        <w:t xml:space="preserve">누적 4:25  ·  분량 0:25</w:t>
       </w:r>
     </w:p>
     <w:p>
@@ -3540,6 +3223,61 @@
           <w:szCs w:val="24"/>
         </w:rPr>
         <w:t xml:space="preserve">입니다. 문화, 그다음 숙박. 새로 배우는 역량은 한 번에 하나씩만 더합니다. /</w:t>
+      </w:r>
+    </w:p>
+    <w:p>
+      <w:pPr>
+        <w:spacing w:after="60" w:before="60" w:line="340"/>
+        <w:ind w:left="200"/>
+      </w:pPr>
+      <w:r>
+        <w:rPr>
+          <w:rFonts w:ascii="맑은 고딕" w:cs="맑은 고딕" w:eastAsia="맑은 고딕" w:hAnsi="맑은 고딕"/>
+          <w:color w:val="1A1A1A"/>
+          <w:sz w:val="24"/>
+          <w:szCs w:val="24"/>
+        </w:rPr>
+        <w:t xml:space="preserve">수익은 1단계부터 </w:t>
+      </w:r>
+      <w:r>
+        <w:rPr>
+          <w:rFonts w:ascii="맑은 고딕" w:cs="맑은 고딕" w:eastAsia="맑은 고딕" w:hAnsi="맑은 고딕"/>
+          <w:b/>
+          <w:bCs/>
+          <w:color w:val="3B2314"/>
+          <w:sz w:val="24"/>
+          <w:szCs w:val="24"/>
+        </w:rPr>
+        <w:t xml:space="preserve">매출의 3%</w:t>
+      </w:r>
+      <w:r>
+        <w:rPr>
+          <w:rFonts w:ascii="맑은 고딕" w:cs="맑은 고딕" w:eastAsia="맑은 고딕" w:hAnsi="맑은 고딕"/>
+          <w:color w:val="1A1A1A"/>
+          <w:sz w:val="24"/>
+          <w:szCs w:val="24"/>
+        </w:rPr>
+        <w:t xml:space="preserve">로 받고, </w:t>
+      </w:r>
+      <w:r>
+        <w:rPr>
+          <w:rFonts w:ascii="맑은 고딕" w:cs="맑은 고딕" w:eastAsia="맑은 고딕" w:hAnsi="맑은 고딕"/>
+          <w:b/>
+          <w:bCs/>
+          <w:color w:val="3B2314"/>
+          <w:sz w:val="24"/>
+          <w:szCs w:val="24"/>
+        </w:rPr>
+        <w:t xml:space="preserve">광고는 2단계부터</w:t>
+      </w:r>
+      <w:r>
+        <w:rPr>
+          <w:rFonts w:ascii="맑은 고딕" w:cs="맑은 고딕" w:eastAsia="맑은 고딕" w:hAnsi="맑은 고딕"/>
+          <w:color w:val="1A1A1A"/>
+          <w:sz w:val="24"/>
+          <w:szCs w:val="24"/>
+        </w:rPr>
+        <w:t xml:space="preserve"> 붙습니다. /</w:t>
       </w:r>
     </w:p>
     <w:p>
@@ -3570,7 +3308,7 @@
           <w:sz w:val="28"/>
           <w:szCs w:val="28"/>
         </w:rPr>
-        <w:t xml:space="preserve">S10 · 팀</w:t>
+        <w:t xml:space="preserve">S10 · 클로징</w:t>
       </w:r>
     </w:p>
     <w:p>
@@ -3599,18 +3337,53 @@
           <w:sz w:val="24"/>
           <w:szCs w:val="24"/>
         </w:rPr>
-        <w:t xml:space="preserve">팀입니다. </w:t>
-      </w:r>
-      <w:r>
-        <w:rPr>
-          <w:rFonts w:ascii="맑은 고딕" w:cs="맑은 고딕" w:eastAsia="맑은 고딕" w:hAnsi="맑은 고딕"/>
-          <w:b/>
-          <w:bCs/>
-          <w:color w:val="3B2314"/>
-          <w:sz w:val="24"/>
-          <w:szCs w:val="24"/>
-        </w:rPr>
-        <w:t xml:space="preserve">여섯 명 전원 MBTI가 P입니다.</w:t>
+        <w:t xml:space="preserve">처음의 두 사람으로 돌아가겠습니다. 회의가 취소된 사람은 자전거를 고르고, </w:t>
+      </w:r>
+      <w:r>
+        <w:rPr>
+          <w:rFonts w:ascii="맑은 고딕" w:cs="맑은 고딕" w:eastAsia="맑은 고딕" w:hAnsi="맑은 고딕"/>
+          <w:b/>
+          <w:bCs/>
+          <w:color w:val="3B2314"/>
+          <w:sz w:val="24"/>
+          <w:szCs w:val="24"/>
+        </w:rPr>
+        <w:t xml:space="preserve">12분 거리에 뜬 한 자리</w:t>
+      </w:r>
+      <w:r>
+        <w:rPr>
+          <w:rFonts w:ascii="맑은 고딕" w:cs="맑은 고딕" w:eastAsia="맑은 고딕" w:hAnsi="맑은 고딕"/>
+          <w:color w:val="1A1A1A"/>
+          <w:sz w:val="24"/>
+          <w:szCs w:val="24"/>
+        </w:rPr>
+        <w:t xml:space="preserve">를 예약합니다. 그 시간, 취소 전화를 받았던 사장님의 한 시간이 채워집니다. /</w:t>
+      </w:r>
+    </w:p>
+    <w:p>
+      <w:pPr>
+        <w:spacing w:after="60" w:before="60" w:line="340"/>
+        <w:ind w:left="200"/>
+      </w:pPr>
+      <w:r>
+        <w:rPr>
+          <w:rFonts w:ascii="맑은 고딕" w:cs="맑은 고딕" w:eastAsia="맑은 고딕" w:hAnsi="맑은 고딕"/>
+          <w:color w:val="1A1A1A"/>
+          <w:sz w:val="24"/>
+          <w:szCs w:val="24"/>
+        </w:rPr>
+        <w:t xml:space="preserve">두 사람은 여전히 서로를 몰랐습니다. </w:t>
+      </w:r>
+      <w:r>
+        <w:rPr>
+          <w:rFonts w:ascii="맑은 고딕" w:cs="맑은 고딕" w:eastAsia="맑은 고딕" w:hAnsi="맑은 고딕"/>
+          <w:b/>
+          <w:bCs/>
+          <w:color w:val="3B2314"/>
+          <w:sz w:val="24"/>
+          <w:szCs w:val="24"/>
+        </w:rPr>
+        <w:t xml:space="preserve">저희가 그걸 알고 있었을 뿐입니다.</w:t>
       </w:r>
       <w:r>
         <w:rPr>
@@ -3634,298 +3407,6 @@
           <w:sz w:val="24"/>
           <w:szCs w:val="24"/>
         </w:rPr>
-        <w:t xml:space="preserve">계획을 세우기보다 지금 눈앞에 열린 기회를 잡는 사람들입니다. </w:t>
-      </w:r>
-      <w:r>
-        <w:rPr>
-          <w:rFonts w:ascii="맑은 고딕" w:cs="맑은 고딕" w:eastAsia="맑은 고딕" w:hAnsi="맑은 고딕"/>
-          <w:b/>
-          <w:bCs/>
-          <w:color w:val="3B2314"/>
-          <w:sz w:val="24"/>
-          <w:szCs w:val="24"/>
-        </w:rPr>
-        <w:t xml:space="preserve">저희가 만드는 서비스가 정확히 그겁니다.</w:t>
-      </w:r>
-    </w:p>
-    <w:p>
-      <w:pPr>
-        <w:spacing w:after="40" w:before="320" w:line="300"/>
-      </w:pPr>
-      <w:r>
-        <w:rPr>
-          <w:rFonts w:ascii="맑은 고딕" w:cs="맑은 고딕" w:eastAsia="맑은 고딕" w:hAnsi="맑은 고딕"/>
-          <w:color w:val="1A1A1A"/>
-          <w:sz w:val="28"/>
-          <w:szCs w:val="28"/>
-        </w:rPr>
-        <w:t xml:space="preserve">S11 · 요청</w:t>
-      </w:r>
-    </w:p>
-    <w:p>
-      <w:pPr>
-        <w:spacing w:after="140" w:before="60" w:line="300"/>
-      </w:pPr>
-      <w:r>
-        <w:rPr>
-          <w:rFonts w:ascii="맑은 고딕" w:cs="맑은 고딕" w:eastAsia="맑은 고딕" w:hAnsi="맑은 고딕"/>
-          <w:color w:val="8A6420"/>
-          <w:sz w:val="18"/>
-          <w:szCs w:val="18"/>
-        </w:rPr>
-        <w:t xml:space="preserve">누적 5:00  ·  분량 0:20</w:t>
-      </w:r>
-    </w:p>
-    <w:p>
-      <w:pPr>
-        <w:spacing w:after="60" w:before="60" w:line="340"/>
-        <w:ind w:left="200"/>
-      </w:pPr>
-      <w:r>
-        <w:rPr>
-          <w:rFonts w:ascii="맑은 고딕" w:cs="맑은 고딕" w:eastAsia="맑은 고딕" w:hAnsi="맑은 고딕"/>
-          <w:color w:val="1A1A1A"/>
-          <w:sz w:val="24"/>
-          <w:szCs w:val="24"/>
-        </w:rPr>
-        <w:t xml:space="preserve">요청은 두 가지입니다. /</w:t>
-      </w:r>
-    </w:p>
-    <w:p>
-      <w:pPr>
-        <w:spacing w:after="60" w:before="60" w:line="340"/>
-        <w:ind w:left="200"/>
-      </w:pPr>
-      <w:r>
-        <w:rPr>
-          <w:rFonts w:ascii="맑은 고딕" w:cs="맑은 고딕" w:eastAsia="맑은 고딕" w:hAnsi="맑은 고딕"/>
-          <w:color w:val="1A1A1A"/>
-          <w:sz w:val="24"/>
-          <w:szCs w:val="24"/>
-        </w:rPr>
-        <w:t xml:space="preserve">하나, </w:t>
-      </w:r>
-      <w:r>
-        <w:rPr>
-          <w:rFonts w:ascii="맑은 고딕" w:cs="맑은 고딕" w:eastAsia="맑은 고딕" w:hAnsi="맑은 고딕"/>
-          <w:b/>
-          <w:bCs/>
-          <w:color w:val="3B2314"/>
-          <w:sz w:val="24"/>
-          <w:szCs w:val="24"/>
-        </w:rPr>
-        <w:t xml:space="preserve">강남구에서의 여섯 달</w:t>
-      </w:r>
-      <w:r>
-        <w:rPr>
-          <w:rFonts w:ascii="맑은 고딕" w:cs="맑은 고딕" w:eastAsia="맑은 고딕" w:hAnsi="맑은 고딕"/>
-          <w:color w:val="1A1A1A"/>
-          <w:sz w:val="24"/>
-          <w:szCs w:val="24"/>
-        </w:rPr>
-        <w:t xml:space="preserve">을 버틸 자금 약 13억입니다. 절반 넘게는 </w:t>
-      </w:r>
-      <w:r>
-        <w:rPr>
-          <w:rFonts w:ascii="맑은 고딕" w:cs="맑은 고딕" w:eastAsia="맑은 고딕" w:hAnsi="맑은 고딕"/>
-          <w:b/>
-          <w:bCs/>
-          <w:color w:val="3B2314"/>
-          <w:sz w:val="24"/>
-          <w:szCs w:val="24"/>
-        </w:rPr>
-        <w:t xml:space="preserve">공급과 수요를 붙이는 데</w:t>
-      </w:r>
-      <w:r>
-        <w:rPr>
-          <w:rFonts w:ascii="맑은 고딕" w:cs="맑은 고딕" w:eastAsia="맑은 고딕" w:hAnsi="맑은 고딕"/>
-          <w:color w:val="1A1A1A"/>
-          <w:sz w:val="24"/>
-          <w:szCs w:val="24"/>
-        </w:rPr>
-        <w:t xml:space="preserve"> 씁니다. 등록 업체 쿠폰과 커피 캠페인입니다. /</w:t>
-      </w:r>
-    </w:p>
-    <w:p>
-      <w:pPr>
-        <w:spacing w:after="60" w:before="60" w:line="340"/>
-        <w:ind w:left="200"/>
-      </w:pPr>
-      <w:r>
-        <w:rPr>
-          <w:rFonts w:ascii="맑은 고딕" w:cs="맑은 고딕" w:eastAsia="맑은 고딕" w:hAnsi="맑은 고딕"/>
-          <w:color w:val="1A1A1A"/>
-          <w:sz w:val="24"/>
-          <w:szCs w:val="24"/>
-        </w:rPr>
-        <w:t xml:space="preserve">둘, 2단계의 문을 열어줄 </w:t>
-      </w:r>
-      <w:r>
-        <w:rPr>
-          <w:rFonts w:ascii="맑은 고딕" w:cs="맑은 고딕" w:eastAsia="맑은 고딕" w:hAnsi="맑은 고딕"/>
-          <w:b/>
-          <w:bCs/>
-          <w:color w:val="3B2314"/>
-          <w:sz w:val="24"/>
-          <w:szCs w:val="24"/>
-        </w:rPr>
-        <w:t xml:space="preserve">첫 대형 파트너 한 곳</w:t>
-      </w:r>
-      <w:r>
-        <w:rPr>
-          <w:rFonts w:ascii="맑은 고딕" w:cs="맑은 고딕" w:eastAsia="맑은 고딕" w:hAnsi="맑은 고딕"/>
-          <w:color w:val="1A1A1A"/>
-          <w:sz w:val="24"/>
-          <w:szCs w:val="24"/>
-        </w:rPr>
-        <w:t xml:space="preserve">입니다. 체인 본사 한 곳이면 전국이 한 번에 열립니다. /</w:t>
-      </w:r>
-    </w:p>
-    <w:p>
-      <w:pPr>
-        <w:spacing w:after="60" w:before="60" w:line="340"/>
-        <w:ind w:left="200"/>
-      </w:pPr>
-      <w:r>
-        <w:rPr>
-          <w:rFonts w:ascii="맑은 고딕" w:cs="맑은 고딕" w:eastAsia="맑은 고딕" w:hAnsi="맑은 고딕"/>
-          <w:color w:val="1A1A1A"/>
-          <w:sz w:val="24"/>
-          <w:szCs w:val="24"/>
-        </w:rPr>
-        <w:t xml:space="preserve">금액은 수수료를 3%로 낮춘 기준으로 </w:t>
-      </w:r>
-      <w:r>
-        <w:rPr>
-          <w:rFonts w:ascii="맑은 고딕" w:cs="맑은 고딕" w:eastAsia="맑은 고딕" w:hAnsi="맑은 고딕"/>
-          <w:b/>
-          <w:bCs/>
-          <w:color w:val="3B2314"/>
-          <w:sz w:val="24"/>
-          <w:szCs w:val="24"/>
-        </w:rPr>
-        <w:t xml:space="preserve">재산정 중</w:t>
-      </w:r>
-      <w:r>
-        <w:rPr>
-          <w:rFonts w:ascii="맑은 고딕" w:cs="맑은 고딕" w:eastAsia="맑은 고딕" w:hAnsi="맑은 고딕"/>
-          <w:color w:val="1A1A1A"/>
-          <w:sz w:val="24"/>
-          <w:szCs w:val="24"/>
-        </w:rPr>
-        <w:t xml:space="preserve">이고, 사용처 비중은 그대로입니다.</w:t>
-      </w:r>
-    </w:p>
-    <w:p>
-      <w:pPr>
-        <w:spacing w:after="40" w:before="320" w:line="300"/>
-      </w:pPr>
-      <w:r>
-        <w:rPr>
-          <w:rFonts w:ascii="맑은 고딕" w:cs="맑은 고딕" w:eastAsia="맑은 고딕" w:hAnsi="맑은 고딕"/>
-          <w:color w:val="1A1A1A"/>
-          <w:sz w:val="28"/>
-          <w:szCs w:val="28"/>
-        </w:rPr>
-        <w:t xml:space="preserve">S12 · 클로징</w:t>
-      </w:r>
-    </w:p>
-    <w:p>
-      <w:pPr>
-        <w:spacing w:after="140" w:before="60" w:line="300"/>
-      </w:pPr>
-      <w:r>
-        <w:rPr>
-          <w:rFonts w:ascii="맑은 고딕" w:cs="맑은 고딕" w:eastAsia="맑은 고딕" w:hAnsi="맑은 고딕"/>
-          <w:color w:val="8A6420"/>
-          <w:sz w:val="18"/>
-          <w:szCs w:val="18"/>
-        </w:rPr>
-        <w:t xml:space="preserve">누적 5:20  ·  분량 0:10</w:t>
-      </w:r>
-    </w:p>
-    <w:p>
-      <w:pPr>
-        <w:spacing w:after="60" w:before="60" w:line="340"/>
-        <w:ind w:left="200"/>
-      </w:pPr>
-      <w:r>
-        <w:rPr>
-          <w:rFonts w:ascii="맑은 고딕" w:cs="맑은 고딕" w:eastAsia="맑은 고딕" w:hAnsi="맑은 고딕"/>
-          <w:color w:val="1A1A1A"/>
-          <w:sz w:val="24"/>
-          <w:szCs w:val="24"/>
-        </w:rPr>
-        <w:t xml:space="preserve">처음의 두 사람으로 돌아가겠습니다. 회의가 취소된 사람은 자전거를 고르고, </w:t>
-      </w:r>
-      <w:r>
-        <w:rPr>
-          <w:rFonts w:ascii="맑은 고딕" w:cs="맑은 고딕" w:eastAsia="맑은 고딕" w:hAnsi="맑은 고딕"/>
-          <w:b/>
-          <w:bCs/>
-          <w:color w:val="3B2314"/>
-          <w:sz w:val="24"/>
-          <w:szCs w:val="24"/>
-        </w:rPr>
-        <w:t xml:space="preserve">12분 거리에 뜬 한 자리</w:t>
-      </w:r>
-      <w:r>
-        <w:rPr>
-          <w:rFonts w:ascii="맑은 고딕" w:cs="맑은 고딕" w:eastAsia="맑은 고딕" w:hAnsi="맑은 고딕"/>
-          <w:color w:val="1A1A1A"/>
-          <w:sz w:val="24"/>
-          <w:szCs w:val="24"/>
-        </w:rPr>
-        <w:t xml:space="preserve">를 예약합니다. 그 시간, 취소 전화를 받았던 사장님의 한 시간이 채워집니다. /</w:t>
-      </w:r>
-    </w:p>
-    <w:p>
-      <w:pPr>
-        <w:spacing w:after="60" w:before="60" w:line="340"/>
-        <w:ind w:left="200"/>
-      </w:pPr>
-      <w:r>
-        <w:rPr>
-          <w:rFonts w:ascii="맑은 고딕" w:cs="맑은 고딕" w:eastAsia="맑은 고딕" w:hAnsi="맑은 고딕"/>
-          <w:color w:val="1A1A1A"/>
-          <w:sz w:val="24"/>
-          <w:szCs w:val="24"/>
-        </w:rPr>
-        <w:t xml:space="preserve">두 사람은 여전히 서로를 몰랐습니다. </w:t>
-      </w:r>
-      <w:r>
-        <w:rPr>
-          <w:rFonts w:ascii="맑은 고딕" w:cs="맑은 고딕" w:eastAsia="맑은 고딕" w:hAnsi="맑은 고딕"/>
-          <w:b/>
-          <w:bCs/>
-          <w:color w:val="3B2314"/>
-          <w:sz w:val="24"/>
-          <w:szCs w:val="24"/>
-        </w:rPr>
-        <w:t xml:space="preserve">저희가 그걸 알고 있었을 뿐입니다.</w:t>
-      </w:r>
-      <w:r>
-        <w:rPr>
-          <w:rFonts w:ascii="맑은 고딕" w:cs="맑은 고딕" w:eastAsia="맑은 고딕" w:hAnsi="맑은 고딕"/>
-          <w:color w:val="1A1A1A"/>
-          <w:sz w:val="24"/>
-          <w:szCs w:val="24"/>
-        </w:rPr>
-        <w:t xml:space="preserve"> /</w:t>
-      </w:r>
-    </w:p>
-    <w:p>
-      <w:pPr>
-        <w:spacing w:after="60" w:before="60" w:line="340"/>
-        <w:ind w:left="200"/>
-      </w:pPr>
-      <w:r>
-        <w:rPr>
-          <w:rFonts w:ascii="맑은 고딕" w:cs="맑은 고딕" w:eastAsia="맑은 고딕" w:hAnsi="맑은 고딕"/>
-          <w:color w:val="1A1A1A"/>
-          <w:sz w:val="24"/>
-          <w:szCs w:val="24"/>
-        </w:rPr>
         <w:t xml:space="preserve">넛츠는 할인 앱이 아닙니다. </w:t>
       </w:r>
       <w:r>
@@ -3947,194 +3428,6 @@
           <w:szCs w:val="24"/>
         </w:rPr>
         <w:t xml:space="preserve"> 감사합니다.</w:t>
-      </w:r>
-    </w:p>
-    <w:p>
-      <w:pPr>
-        <w:spacing w:after="40" w:before="320" w:line="300"/>
-      </w:pPr>
-      <w:r>
-        <w:rPr>
-          <w:rFonts w:ascii="맑은 고딕" w:cs="맑은 고딕" w:eastAsia="맑은 고딕" w:hAnsi="맑은 고딕"/>
-          <w:color w:val="1A1A1A"/>
-          <w:sz w:val="28"/>
-          <w:szCs w:val="28"/>
-        </w:rPr>
-        <w:t xml:space="preserve">S13 · 백업 · 운영 · 리스크</w:t>
-      </w:r>
-    </w:p>
-    <w:p>
-      <w:pPr>
-        <w:spacing w:after="140" w:before="60" w:line="300"/>
-      </w:pPr>
-      <w:r>
-        <w:rPr>
-          <w:rFonts w:ascii="맑은 고딕" w:cs="맑은 고딕" w:eastAsia="맑은 고딕" w:hAnsi="맑은 고딕"/>
-          <w:color w:val="8A6420"/>
-          <w:sz w:val="18"/>
-          <w:szCs w:val="18"/>
-        </w:rPr>
-        <w:t xml:space="preserve">누적 5:30  ·  분량 0:00</w:t>
-      </w:r>
-    </w:p>
-    <w:p>
-      <w:pPr>
-        <w:spacing w:after="60" w:before="60" w:line="340"/>
-        <w:ind w:left="200"/>
-      </w:pPr>
-      <w:r>
-        <w:rPr>
-          <w:rFonts w:ascii="맑은 고딕" w:cs="맑은 고딕" w:eastAsia="맑은 고딕" w:hAnsi="맑은 고딕"/>
-          <w:color w:val="1A1A1A"/>
-          <w:sz w:val="24"/>
-          <w:szCs w:val="24"/>
-        </w:rPr>
-        <w:t xml:space="preserve">(백업 슬라이드 — 질문을 받으면 엽니다) /</w:t>
-      </w:r>
-    </w:p>
-    <w:p>
-      <w:pPr>
-        <w:spacing w:after="60" w:before="60" w:line="340"/>
-        <w:ind w:left="200"/>
-      </w:pPr>
-      <w:r>
-        <w:rPr>
-          <w:rFonts w:ascii="맑은 고딕" w:cs="맑은 고딕" w:eastAsia="맑은 고딕" w:hAnsi="맑은 고딕"/>
-          <w:color w:val="1A1A1A"/>
-          <w:sz w:val="24"/>
-          <w:szCs w:val="24"/>
-        </w:rPr>
-        <w:t xml:space="preserve">운영은 세 가지 원칙입니다. </w:t>
-      </w:r>
-      <w:r>
-        <w:rPr>
-          <w:rFonts w:ascii="맑은 고딕" w:cs="맑은 고딕" w:eastAsia="맑은 고딕" w:hAnsi="맑은 고딕"/>
-          <w:b/>
-          <w:bCs/>
-          <w:color w:val="3B2314"/>
-          <w:sz w:val="24"/>
-          <w:szCs w:val="24"/>
-        </w:rPr>
-        <w:t xml:space="preserve">강남구 한 곳</w:t>
-      </w:r>
-      <w:r>
-        <w:rPr>
-          <w:rFonts w:ascii="맑은 고딕" w:cs="맑은 고딕" w:eastAsia="맑은 고딕" w:hAnsi="맑은 고딕"/>
-          <w:color w:val="1A1A1A"/>
-          <w:sz w:val="24"/>
-          <w:szCs w:val="24"/>
-        </w:rPr>
-        <w:t xml:space="preserve">에서만 시작하고, </w:t>
-      </w:r>
-      <w:r>
-        <w:rPr>
-          <w:rFonts w:ascii="맑은 고딕" w:cs="맑은 고딕" w:eastAsia="맑은 고딕" w:hAnsi="맑은 고딕"/>
-          <w:b/>
-          <w:bCs/>
-          <w:color w:val="3B2314"/>
-          <w:sz w:val="24"/>
-          <w:szCs w:val="24"/>
-        </w:rPr>
-        <w:t xml:space="preserve">선결제를 의무화</w:t>
-      </w:r>
-      <w:r>
-        <w:rPr>
-          <w:rFonts w:ascii="맑은 고딕" w:cs="맑은 고딕" w:eastAsia="맑은 고딕" w:hAnsi="맑은 고딕"/>
-          <w:color w:val="1A1A1A"/>
-          <w:sz w:val="24"/>
-          <w:szCs w:val="24"/>
-        </w:rPr>
-        <w:t xml:space="preserve">하고, </w:t>
-      </w:r>
-      <w:r>
-        <w:rPr>
-          <w:rFonts w:ascii="맑은 고딕" w:cs="맑은 고딕" w:eastAsia="맑은 고딕" w:hAnsi="맑은 고딕"/>
-          <w:b/>
-          <w:bCs/>
-          <w:color w:val="3B2314"/>
-          <w:sz w:val="24"/>
-          <w:szCs w:val="24"/>
-        </w:rPr>
-        <w:t xml:space="preserve">그 가게의 단골에게는 할인 슬롯을 보여주지 않습니다.</w:t>
-      </w:r>
-      <w:r>
-        <w:rPr>
-          <w:rFonts w:ascii="맑은 고딕" w:cs="맑은 고딕" w:eastAsia="맑은 고딕" w:hAnsi="맑은 고딕"/>
-          <w:color w:val="1A1A1A"/>
-          <w:sz w:val="24"/>
-          <w:szCs w:val="24"/>
-        </w:rPr>
-        <w:t xml:space="preserve"> /</w:t>
-      </w:r>
-    </w:p>
-    <w:p>
-      <w:pPr>
-        <w:spacing w:after="60" w:before="60" w:line="340"/>
-        <w:ind w:left="200"/>
-      </w:pPr>
-      <w:r>
-        <w:rPr>
-          <w:rFonts w:ascii="맑은 고딕" w:cs="맑은 고딕" w:eastAsia="맑은 고딕" w:hAnsi="맑은 고딕"/>
-          <w:color w:val="1A1A1A"/>
-          <w:sz w:val="24"/>
-          <w:szCs w:val="24"/>
-        </w:rPr>
-        <w:t xml:space="preserve">가장 많이 받은 지적 둘. 빈 슬롯을 파는 가게는 안 되는 가게 아니냐 — 초기 백 개는 </w:t>
-      </w:r>
-      <w:r>
-        <w:rPr>
-          <w:rFonts w:ascii="맑은 고딕" w:cs="맑은 고딕" w:eastAsia="맑은 고딕" w:hAnsi="맑은 고딕"/>
-          <w:b/>
-          <w:bCs/>
-          <w:color w:val="3B2314"/>
-          <w:sz w:val="24"/>
-          <w:szCs w:val="24"/>
-        </w:rPr>
-        <w:t xml:space="preserve">직접 심사</w:t>
-      </w:r>
-      <w:r>
-        <w:rPr>
-          <w:rFonts w:ascii="맑은 고딕" w:cs="맑은 고딕" w:eastAsia="맑은 고딕" w:hAnsi="맑은 고딕"/>
-          <w:color w:val="1A1A1A"/>
-          <w:sz w:val="24"/>
-          <w:szCs w:val="24"/>
-        </w:rPr>
-        <w:t xml:space="preserve">합니다. /</w:t>
-      </w:r>
-    </w:p>
-    <w:p>
-      <w:pPr>
-        <w:spacing w:after="60" w:before="60" w:line="340"/>
-        <w:ind w:left="200"/>
-      </w:pPr>
-      <w:r>
-        <w:rPr>
-          <w:rFonts w:ascii="맑은 고딕" w:cs="맑은 고딕" w:eastAsia="맑은 고딕" w:hAnsi="맑은 고딕"/>
-          <w:color w:val="1A1A1A"/>
-          <w:sz w:val="24"/>
-          <w:szCs w:val="24"/>
-        </w:rPr>
-        <w:t xml:space="preserve">강남구 안에서는 자전거면 다 가지 않냐 — 맞습니다. 그래서 이건 거리 제한이 아니라 </w:t>
-      </w:r>
-      <w:r>
-        <w:rPr>
-          <w:rFonts w:ascii="맑은 고딕" w:cs="맑은 고딕" w:eastAsia="맑은 고딕" w:hAnsi="맑은 고딕"/>
-          <w:b/>
-          <w:bCs/>
-          <w:color w:val="3B2314"/>
-          <w:sz w:val="24"/>
-          <w:szCs w:val="24"/>
-        </w:rPr>
-        <w:t xml:space="preserve">도착 보증</w:t>
-      </w:r>
-      <w:r>
-        <w:rPr>
-          <w:rFonts w:ascii="맑은 고딕" w:cs="맑은 고딕" w:eastAsia="맑은 고딕" w:hAnsi="맑은 고딕"/>
-          <w:color w:val="1A1A1A"/>
-          <w:sz w:val="24"/>
-          <w:szCs w:val="24"/>
-        </w:rPr>
-        <w:t xml:space="preserve">이고, 넓어질수록 강해집니다.</w:t>
       </w:r>
     </w:p>
     <w:sectPr>
